--- a/detection_mode_project/outputs/figures/main/table_1.docx
+++ b/detection_mode_project/outputs/figures/main/table_1.docx
@@ -107,7 +107,7 @@
                 <w:szCs w:val="16"/>
                 <w:color w:val="000000"/>
               </w:rPr>
-              <w:t xml:space="preserve">I</w:t>
+              <w:t xml:space="preserve">Interval</w:t>
             </w:r>
             <w:r>
               <w:rPr>
@@ -200,7 +200,7 @@
                 <w:szCs w:val="16"/>
                 <w:color w:val="000000"/>
               </w:rPr>
-              <w:t xml:space="preserve">SD</w:t>
+              <w:t xml:space="preserve">Screen-Detected</w:t>
             </w:r>
             <w:r>
               <w:rPr>

--- a/detection_mode_project/outputs/figures/main/table_1.docx
+++ b/detection_mode_project/outputs/figures/main/table_1.docx
@@ -457,7 +457,7 @@
                 <w:szCs w:val="16"/>
                 <w:color w:val="000000"/>
               </w:rPr>
-              <w:t xml:space="preserve">61.83 (6.79)</w:t>
+              <w:t xml:space="preserve">62.32 (6.80)</w:t>
             </w:r>
           </w:p>
         </w:tc>
@@ -501,7 +501,7 @@
                 <w:szCs w:val="16"/>
                 <w:color w:val="000000"/>
               </w:rPr>
-              <w:t xml:space="preserve">61.11 (6.39)</w:t>
+              <w:t xml:space="preserve">61.61 (6.38)</w:t>
             </w:r>
           </w:p>
         </w:tc>
@@ -815,7 +815,7 @@
                 <w:szCs w:val="16"/>
                 <w:color w:val="000000"/>
               </w:rPr>
-              <w:t xml:space="preserve">0.020</w:t>
+              <w:t xml:space="preserve">0.021</w:t>
             </w:r>
           </w:p>
         </w:tc>
@@ -1675,7 +1675,7 @@
                 <w:szCs w:val="16"/>
                 <w:color w:val="000000"/>
               </w:rPr>
-              <w:t xml:space="preserve">0.58, 1.74</w:t>
+              <w:t xml:space="preserve">0.58, 1.75</w:t>
             </w:r>
           </w:p>
         </w:tc>
@@ -3031,7 +3031,7 @@
                 <w:szCs w:val="16"/>
                 <w:color w:val="000000"/>
               </w:rPr>
-              <w:t xml:space="preserve">1.13, 2.10</w:t>
+              <w:t xml:space="preserve">1.14, 2.10</w:t>
             </w:r>
           </w:p>
         </w:tc>
@@ -9359,7 +9359,7 @@
                 <w:szCs w:val="16"/>
                 <w:color w:val="000000"/>
               </w:rPr>
-              <w:t xml:space="preserve">0.72, 1.44</w:t>
+              <w:t xml:space="preserve">0.71, 1.44</w:t>
             </w:r>
           </w:p>
         </w:tc>

--- a/detection_mode_project/outputs/figures/main/table_1.docx
+++ b/detection_mode_project/outputs/figures/main/table_1.docx
@@ -22,7 +22,6 @@
           <w:trHeight w:val="763" w:hRule="auto"/>
           <w:tblHeader/>
         </w:trPr>
-        header 1
         <w:tc>
           <w:tcPr>
             <w:tcBorders>
@@ -52,6 +51,16 @@
               </w:pBdr>
               <w:spacing w:after="0" w:before="0" w:line="240"/>
               <w:ind w:left="100" w:right="100" w:firstLine="0" w:firstLineChars="0"/>
+              <w:rPr>
+                <w:rFonts w:ascii="Arial" w:hAnsi="Arial" w:eastAsia="Arial" w:cs="Arial"/>
+                <w:i w:val="false"/>
+                <w:b w:val="false"/>
+                <w:u w:val="none"/>
+                <w:strike w:val="false"/>
+                <w:sz w:val="16"/>
+                <w:szCs w:val="16"/>
+                <w:color w:val="000000"/>
+              </w:rPr>
             </w:pPr>
             <w:r>
               <w:rPr>
@@ -59,6 +68,7 @@
                 <w:i w:val="false"/>
                 <w:b w:val="true"/>
                 <w:u w:val="none"/>
+                <w:strike w:val="false"/>
                 <w:sz w:val="16"/>
                 <w:szCs w:val="16"/>
                 <w:color w:val="000000"/>
@@ -96,6 +106,16 @@
               </w:pBdr>
               <w:spacing w:after="0" w:before="0" w:line="240"/>
               <w:ind w:left="100" w:right="100" w:firstLine="0" w:firstLineChars="0"/>
+              <w:rPr>
+                <w:rFonts w:ascii="Arial" w:hAnsi="Arial" w:eastAsia="Arial" w:cs="Arial"/>
+                <w:i w:val="false"/>
+                <w:b w:val="false"/>
+                <w:u w:val="none"/>
+                <w:strike w:val="false"/>
+                <w:sz w:val="16"/>
+                <w:szCs w:val="16"/>
+                <w:color w:val="000000"/>
+              </w:rPr>
             </w:pPr>
             <w:r>
               <w:rPr>
@@ -103,6 +123,7 @@
                 <w:i w:val="false"/>
                 <w:b w:val="true"/>
                 <w:u w:val="none"/>
+                <w:strike w:val="false"/>
                 <w:sz w:val="16"/>
                 <w:szCs w:val="16"/>
                 <w:color w:val="000000"/>
@@ -115,6 +136,7 @@
                 <w:i w:val="false"/>
                 <w:b w:val="false"/>
                 <w:u w:val="none"/>
+                <w:strike w:val="false"/>
                 <w:sz w:val="16"/>
                 <w:szCs w:val="16"/>
                 <w:color w:val="000000"/>
@@ -127,6 +149,7 @@
                 <w:i w:val="false"/>
                 <w:b w:val="false"/>
                 <w:u w:val="none"/>
+                <w:strike w:val="false"/>
                 <w:sz w:val="16"/>
                 <w:szCs w:val="16"/>
                 <w:color w:val="000000"/>
@@ -139,6 +162,7 @@
                 <w:i w:val="false"/>
                 <w:b w:val="false"/>
                 <w:u w:val="none"/>
+                <w:strike w:val="false"/>
                 <w:sz w:val="16"/>
                 <w:szCs w:val="16"/>
                 <w:color w:val="000000"/>
@@ -151,6 +175,7 @@
                 <w:i w:val="false"/>
                 <w:b w:val="false"/>
                 <w:u w:val="none"/>
+                <w:strike w:val="false"/>
                 <w:vertAlign w:val="superscript"/>
                 <w:sz w:val="16"/>
                 <w:szCs w:val="16"/>
@@ -189,6 +214,16 @@
               </w:pBdr>
               <w:spacing w:after="0" w:before="0" w:line="240"/>
               <w:ind w:left="100" w:right="100" w:firstLine="0" w:firstLineChars="0"/>
+              <w:rPr>
+                <w:rFonts w:ascii="Arial" w:hAnsi="Arial" w:eastAsia="Arial" w:cs="Arial"/>
+                <w:i w:val="false"/>
+                <w:b w:val="false"/>
+                <w:u w:val="none"/>
+                <w:strike w:val="false"/>
+                <w:sz w:val="16"/>
+                <w:szCs w:val="16"/>
+                <w:color w:val="000000"/>
+              </w:rPr>
             </w:pPr>
             <w:r>
               <w:rPr>
@@ -196,6 +231,7 @@
                 <w:i w:val="false"/>
                 <w:b w:val="true"/>
                 <w:u w:val="none"/>
+                <w:strike w:val="false"/>
                 <w:sz w:val="16"/>
                 <w:szCs w:val="16"/>
                 <w:color w:val="000000"/>
@@ -208,6 +244,7 @@
                 <w:i w:val="false"/>
                 <w:b w:val="false"/>
                 <w:u w:val="none"/>
+                <w:strike w:val="false"/>
                 <w:sz w:val="16"/>
                 <w:szCs w:val="16"/>
                 <w:color w:val="000000"/>
@@ -220,6 +257,7 @@
                 <w:i w:val="false"/>
                 <w:b w:val="false"/>
                 <w:u w:val="none"/>
+                <w:strike w:val="false"/>
                 <w:sz w:val="16"/>
                 <w:szCs w:val="16"/>
                 <w:color w:val="000000"/>
@@ -232,6 +270,7 @@
                 <w:i w:val="false"/>
                 <w:b w:val="false"/>
                 <w:u w:val="none"/>
+                <w:strike w:val="false"/>
                 <w:sz w:val="16"/>
                 <w:szCs w:val="16"/>
                 <w:color w:val="000000"/>
@@ -244,6 +283,7 @@
                 <w:i w:val="false"/>
                 <w:b w:val="false"/>
                 <w:u w:val="none"/>
+                <w:strike w:val="false"/>
                 <w:vertAlign w:val="superscript"/>
                 <w:sz w:val="16"/>
                 <w:szCs w:val="16"/>
@@ -282,6 +322,16 @@
               </w:pBdr>
               <w:spacing w:after="0" w:before="0" w:line="240"/>
               <w:ind w:left="100" w:right="100" w:firstLine="0" w:firstLineChars="0"/>
+              <w:rPr>
+                <w:rFonts w:ascii="Arial" w:hAnsi="Arial" w:eastAsia="Arial" w:cs="Arial"/>
+                <w:i w:val="false"/>
+                <w:b w:val="false"/>
+                <w:u w:val="none"/>
+                <w:strike w:val="false"/>
+                <w:sz w:val="16"/>
+                <w:szCs w:val="16"/>
+                <w:color w:val="000000"/>
+              </w:rPr>
             </w:pPr>
             <w:r>
               <w:rPr>
@@ -289,6 +339,7 @@
                 <w:i w:val="false"/>
                 <w:b w:val="true"/>
                 <w:u w:val="none"/>
+                <w:strike w:val="false"/>
                 <w:sz w:val="16"/>
                 <w:szCs w:val="16"/>
                 <w:color w:val="000000"/>
@@ -301,6 +352,7 @@
                 <w:i w:val="false"/>
                 <w:b w:val="false"/>
                 <w:u w:val="none"/>
+                <w:strike w:val="false"/>
                 <w:vertAlign w:val="superscript"/>
                 <w:sz w:val="16"/>
                 <w:szCs w:val="16"/>
@@ -315,7 +367,6 @@
         <w:trPr>
           <w:trHeight w:val="617" w:hRule="auto"/>
         </w:trPr>
-        body 1
         <w:tc>
           <w:tcPr>
             <w:tcBorders>
@@ -345,13 +396,24 @@
               </w:pBdr>
               <w:spacing w:after="0" w:before="0" w:line="240"/>
               <w:ind w:left="100" w:right="100" w:firstLine="0" w:firstLineChars="0"/>
-            </w:pPr>
-            <w:r>
-              <w:rPr>
-                <w:rFonts w:ascii="Arial" w:hAnsi="Arial" w:eastAsia="Arial" w:cs="Arial"/>
-                <w:i w:val="false"/>
-                <w:b w:val="false"/>
-                <w:u w:val="none"/>
+              <w:rPr>
+                <w:rFonts w:ascii="Arial" w:hAnsi="Arial" w:eastAsia="Arial" w:cs="Arial"/>
+                <w:i w:val="false"/>
+                <w:b w:val="false"/>
+                <w:u w:val="none"/>
+                <w:strike w:val="false"/>
+                <w:sz w:val="16"/>
+                <w:szCs w:val="16"/>
+                <w:color w:val="000000"/>
+              </w:rPr>
+            </w:pPr>
+            <w:r>
+              <w:rPr>
+                <w:rFonts w:ascii="Arial" w:hAnsi="Arial" w:eastAsia="Arial" w:cs="Arial"/>
+                <w:i w:val="false"/>
+                <w:b w:val="false"/>
+                <w:u w:val="none"/>
+                <w:strike w:val="false"/>
                 <w:sz w:val="16"/>
                 <w:szCs w:val="16"/>
                 <w:color w:val="000000"/>
@@ -389,13 +451,24 @@
               </w:pBdr>
               <w:spacing w:after="0" w:before="0" w:line="240"/>
               <w:ind w:left="100" w:right="100" w:firstLine="0" w:firstLineChars="0"/>
-            </w:pPr>
-            <w:r>
-              <w:rPr>
-                <w:rFonts w:ascii="Arial" w:hAnsi="Arial" w:eastAsia="Arial" w:cs="Arial"/>
-                <w:i w:val="false"/>
-                <w:b w:val="false"/>
-                <w:u w:val="none"/>
+              <w:rPr>
+                <w:rFonts w:ascii="Arial" w:hAnsi="Arial" w:eastAsia="Arial" w:cs="Arial"/>
+                <w:i w:val="false"/>
+                <w:b w:val="false"/>
+                <w:u w:val="none"/>
+                <w:strike w:val="false"/>
+                <w:sz w:val="16"/>
+                <w:szCs w:val="16"/>
+                <w:color w:val="000000"/>
+              </w:rPr>
+            </w:pPr>
+            <w:r>
+              <w:rPr>
+                <w:rFonts w:ascii="Arial" w:hAnsi="Arial" w:eastAsia="Arial" w:cs="Arial"/>
+                <w:i w:val="false"/>
+                <w:b w:val="false"/>
+                <w:u w:val="none"/>
+                <w:strike w:val="false"/>
                 <w:sz w:val="16"/>
                 <w:szCs w:val="16"/>
                 <w:color w:val="000000"/>
@@ -433,13 +506,24 @@
               </w:pBdr>
               <w:spacing w:after="0" w:before="0" w:line="240"/>
               <w:ind w:left="100" w:right="100" w:firstLine="0" w:firstLineChars="0"/>
-            </w:pPr>
-            <w:r>
-              <w:rPr>
-                <w:rFonts w:ascii="Arial" w:hAnsi="Arial" w:eastAsia="Arial" w:cs="Arial"/>
-                <w:i w:val="false"/>
-                <w:b w:val="false"/>
-                <w:u w:val="none"/>
+              <w:rPr>
+                <w:rFonts w:ascii="Arial" w:hAnsi="Arial" w:eastAsia="Arial" w:cs="Arial"/>
+                <w:i w:val="false"/>
+                <w:b w:val="false"/>
+                <w:u w:val="none"/>
+                <w:strike w:val="false"/>
+                <w:sz w:val="16"/>
+                <w:szCs w:val="16"/>
+                <w:color w:val="000000"/>
+              </w:rPr>
+            </w:pPr>
+            <w:r>
+              <w:rPr>
+                <w:rFonts w:ascii="Arial" w:hAnsi="Arial" w:eastAsia="Arial" w:cs="Arial"/>
+                <w:i w:val="false"/>
+                <w:b w:val="false"/>
+                <w:u w:val="none"/>
+                <w:strike w:val="false"/>
                 <w:sz w:val="16"/>
                 <w:szCs w:val="16"/>
                 <w:color w:val="000000"/>
@@ -477,13 +561,24 @@
               </w:pBdr>
               <w:spacing w:after="0" w:before="0" w:line="240"/>
               <w:ind w:left="100" w:right="100" w:firstLine="0" w:firstLineChars="0"/>
-            </w:pPr>
-            <w:r>
-              <w:rPr>
-                <w:rFonts w:ascii="Arial" w:hAnsi="Arial" w:eastAsia="Arial" w:cs="Arial"/>
-                <w:i w:val="false"/>
-                <w:b w:val="false"/>
-                <w:u w:val="none"/>
+              <w:rPr>
+                <w:rFonts w:ascii="Arial" w:hAnsi="Arial" w:eastAsia="Arial" w:cs="Arial"/>
+                <w:i w:val="false"/>
+                <w:b w:val="false"/>
+                <w:u w:val="none"/>
+                <w:strike w:val="false"/>
+                <w:sz w:val="16"/>
+                <w:szCs w:val="16"/>
+                <w:color w:val="000000"/>
+              </w:rPr>
+            </w:pPr>
+            <w:r>
+              <w:rPr>
+                <w:rFonts w:ascii="Arial" w:hAnsi="Arial" w:eastAsia="Arial" w:cs="Arial"/>
+                <w:i w:val="false"/>
+                <w:b w:val="false"/>
+                <w:u w:val="none"/>
+                <w:strike w:val="false"/>
                 <w:sz w:val="16"/>
                 <w:szCs w:val="16"/>
                 <w:color w:val="000000"/>
@@ -497,7 +592,6 @@
         <w:trPr>
           <w:trHeight w:val="617" w:hRule="auto"/>
         </w:trPr>
-        body 2
         <w:tc>
           <w:tcPr>
             <w:tcBorders>
@@ -527,13 +621,24 @@
               </w:pBdr>
               <w:spacing w:after="0" w:before="0" w:line="240"/>
               <w:ind w:left="100" w:right="100" w:firstLine="0" w:firstLineChars="0"/>
-            </w:pPr>
-            <w:r>
-              <w:rPr>
-                <w:rFonts w:ascii="Arial" w:hAnsi="Arial" w:eastAsia="Arial" w:cs="Arial"/>
-                <w:i w:val="false"/>
-                <w:b w:val="false"/>
-                <w:u w:val="none"/>
+              <w:rPr>
+                <w:rFonts w:ascii="Arial" w:hAnsi="Arial" w:eastAsia="Arial" w:cs="Arial"/>
+                <w:i w:val="false"/>
+                <w:b w:val="false"/>
+                <w:u w:val="none"/>
+                <w:strike w:val="false"/>
+                <w:sz w:val="16"/>
+                <w:szCs w:val="16"/>
+                <w:color w:val="000000"/>
+              </w:rPr>
+            </w:pPr>
+            <w:r>
+              <w:rPr>
+                <w:rFonts w:ascii="Arial" w:hAnsi="Arial" w:eastAsia="Arial" w:cs="Arial"/>
+                <w:i w:val="false"/>
+                <w:b w:val="false"/>
+                <w:u w:val="none"/>
+                <w:strike w:val="false"/>
                 <w:sz w:val="16"/>
                 <w:szCs w:val="16"/>
                 <w:color w:val="000000"/>
@@ -571,13 +676,24 @@
               </w:pBdr>
               <w:spacing w:after="0" w:before="0" w:line="240"/>
               <w:ind w:left="100" w:right="100" w:firstLine="0" w:firstLineChars="0"/>
-            </w:pPr>
-            <w:r>
-              <w:rPr>
-                <w:rFonts w:ascii="Arial" w:hAnsi="Arial" w:eastAsia="Arial" w:cs="Arial"/>
-                <w:i w:val="false"/>
-                <w:b w:val="false"/>
-                <w:u w:val="none"/>
+              <w:rPr>
+                <w:rFonts w:ascii="Arial" w:hAnsi="Arial" w:eastAsia="Arial" w:cs="Arial"/>
+                <w:i w:val="false"/>
+                <w:b w:val="false"/>
+                <w:u w:val="none"/>
+                <w:strike w:val="false"/>
+                <w:sz w:val="16"/>
+                <w:szCs w:val="16"/>
+                <w:color w:val="000000"/>
+              </w:rPr>
+            </w:pPr>
+            <w:r>
+              <w:rPr>
+                <w:rFonts w:ascii="Arial" w:hAnsi="Arial" w:eastAsia="Arial" w:cs="Arial"/>
+                <w:i w:val="false"/>
+                <w:b w:val="false"/>
+                <w:u w:val="none"/>
+                <w:strike w:val="false"/>
                 <w:sz w:val="16"/>
                 <w:szCs w:val="16"/>
                 <w:color w:val="000000"/>
@@ -615,13 +731,24 @@
               </w:pBdr>
               <w:spacing w:after="0" w:before="0" w:line="240"/>
               <w:ind w:left="100" w:right="100" w:firstLine="0" w:firstLineChars="0"/>
-            </w:pPr>
-            <w:r>
-              <w:rPr>
-                <w:rFonts w:ascii="Arial" w:hAnsi="Arial" w:eastAsia="Arial" w:cs="Arial"/>
-                <w:i w:val="false"/>
-                <w:b w:val="false"/>
-                <w:u w:val="none"/>
+              <w:rPr>
+                <w:rFonts w:ascii="Arial" w:hAnsi="Arial" w:eastAsia="Arial" w:cs="Arial"/>
+                <w:i w:val="false"/>
+                <w:b w:val="false"/>
+                <w:u w:val="none"/>
+                <w:strike w:val="false"/>
+                <w:sz w:val="16"/>
+                <w:szCs w:val="16"/>
+                <w:color w:val="000000"/>
+              </w:rPr>
+            </w:pPr>
+            <w:r>
+              <w:rPr>
+                <w:rFonts w:ascii="Arial" w:hAnsi="Arial" w:eastAsia="Arial" w:cs="Arial"/>
+                <w:i w:val="false"/>
+                <w:b w:val="false"/>
+                <w:u w:val="none"/>
+                <w:strike w:val="false"/>
                 <w:sz w:val="16"/>
                 <w:szCs w:val="16"/>
                 <w:color w:val="000000"/>
@@ -659,13 +786,24 @@
               </w:pBdr>
               <w:spacing w:after="0" w:before="0" w:line="240"/>
               <w:ind w:left="100" w:right="100" w:firstLine="0" w:firstLineChars="0"/>
-            </w:pPr>
-            <w:r>
-              <w:rPr>
-                <w:rFonts w:ascii="Arial" w:hAnsi="Arial" w:eastAsia="Arial" w:cs="Arial"/>
-                <w:i w:val="false"/>
-                <w:b w:val="false"/>
-                <w:u w:val="none"/>
+              <w:rPr>
+                <w:rFonts w:ascii="Arial" w:hAnsi="Arial" w:eastAsia="Arial" w:cs="Arial"/>
+                <w:i w:val="false"/>
+                <w:b w:val="false"/>
+                <w:u w:val="none"/>
+                <w:strike w:val="false"/>
+                <w:sz w:val="16"/>
+                <w:szCs w:val="16"/>
+                <w:color w:val="000000"/>
+              </w:rPr>
+            </w:pPr>
+            <w:r>
+              <w:rPr>
+                <w:rFonts w:ascii="Arial" w:hAnsi="Arial" w:eastAsia="Arial" w:cs="Arial"/>
+                <w:i w:val="false"/>
+                <w:b w:val="false"/>
+                <w:u w:val="none"/>
+                <w:strike w:val="false"/>
                 <w:sz w:val="16"/>
                 <w:szCs w:val="16"/>
                 <w:color w:val="000000"/>
@@ -679,7 +817,6 @@
         <w:trPr>
           <w:trHeight w:val="599" w:hRule="auto"/>
         </w:trPr>
-        body 3
         <w:tc>
           <w:tcPr>
             <w:tcBorders>
@@ -709,13 +846,24 @@
               </w:pBdr>
               <w:spacing w:after="0" w:before="0" w:line="240"/>
               <w:ind w:left="300" w:right="100" w:firstLine="0" w:firstLineChars="0"/>
-            </w:pPr>
-            <w:r>
-              <w:rPr>
-                <w:rFonts w:ascii="Arial" w:hAnsi="Arial" w:eastAsia="Arial" w:cs="Arial"/>
-                <w:i w:val="false"/>
-                <w:b w:val="false"/>
-                <w:u w:val="none"/>
+              <w:rPr>
+                <w:rFonts w:ascii="Arial" w:hAnsi="Arial" w:eastAsia="Arial" w:cs="Arial"/>
+                <w:i w:val="false"/>
+                <w:b w:val="false"/>
+                <w:u w:val="none"/>
+                <w:strike w:val="false"/>
+                <w:sz w:val="16"/>
+                <w:szCs w:val="16"/>
+                <w:color w:val="000000"/>
+              </w:rPr>
+            </w:pPr>
+            <w:r>
+              <w:rPr>
+                <w:rFonts w:ascii="Arial" w:hAnsi="Arial" w:eastAsia="Arial" w:cs="Arial"/>
+                <w:i w:val="false"/>
+                <w:b w:val="false"/>
+                <w:u w:val="none"/>
+                <w:strike w:val="false"/>
                 <w:sz w:val="16"/>
                 <w:szCs w:val="16"/>
                 <w:color w:val="000000"/>
@@ -753,13 +901,24 @@
               </w:pBdr>
               <w:spacing w:after="0" w:before="0" w:line="240"/>
               <w:ind w:left="100" w:right="100" w:firstLine="0" w:firstLineChars="0"/>
-            </w:pPr>
-            <w:r>
-              <w:rPr>
-                <w:rFonts w:ascii="Arial" w:hAnsi="Arial" w:eastAsia="Arial" w:cs="Arial"/>
-                <w:i w:val="false"/>
-                <w:b w:val="false"/>
-                <w:u w:val="none"/>
+              <w:rPr>
+                <w:rFonts w:ascii="Arial" w:hAnsi="Arial" w:eastAsia="Arial" w:cs="Arial"/>
+                <w:i w:val="false"/>
+                <w:b w:val="false"/>
+                <w:u w:val="none"/>
+                <w:strike w:val="false"/>
+                <w:sz w:val="16"/>
+                <w:szCs w:val="16"/>
+                <w:color w:val="000000"/>
+              </w:rPr>
+            </w:pPr>
+            <w:r>
+              <w:rPr>
+                <w:rFonts w:ascii="Arial" w:hAnsi="Arial" w:eastAsia="Arial" w:cs="Arial"/>
+                <w:i w:val="false"/>
+                <w:b w:val="false"/>
+                <w:u w:val="none"/>
+                <w:strike w:val="false"/>
                 <w:sz w:val="16"/>
                 <w:szCs w:val="16"/>
                 <w:color w:val="000000"/>
@@ -797,13 +956,24 @@
               </w:pBdr>
               <w:spacing w:after="0" w:before="0" w:line="240"/>
               <w:ind w:left="100" w:right="100" w:firstLine="0" w:firstLineChars="0"/>
-            </w:pPr>
-            <w:r>
-              <w:rPr>
-                <w:rFonts w:ascii="Arial" w:hAnsi="Arial" w:eastAsia="Arial" w:cs="Arial"/>
-                <w:i w:val="false"/>
-                <w:b w:val="false"/>
-                <w:u w:val="none"/>
+              <w:rPr>
+                <w:rFonts w:ascii="Arial" w:hAnsi="Arial" w:eastAsia="Arial" w:cs="Arial"/>
+                <w:i w:val="false"/>
+                <w:b w:val="false"/>
+                <w:u w:val="none"/>
+                <w:strike w:val="false"/>
+                <w:sz w:val="16"/>
+                <w:szCs w:val="16"/>
+                <w:color w:val="000000"/>
+              </w:rPr>
+            </w:pPr>
+            <w:r>
+              <w:rPr>
+                <w:rFonts w:ascii="Arial" w:hAnsi="Arial" w:eastAsia="Arial" w:cs="Arial"/>
+                <w:i w:val="false"/>
+                <w:b w:val="false"/>
+                <w:u w:val="none"/>
+                <w:strike w:val="false"/>
                 <w:sz w:val="16"/>
                 <w:szCs w:val="16"/>
                 <w:color w:val="000000"/>
@@ -841,13 +1011,24 @@
               </w:pBdr>
               <w:spacing w:after="0" w:before="0" w:line="240"/>
               <w:ind w:left="100" w:right="100" w:firstLine="0" w:firstLineChars="0"/>
-            </w:pPr>
-            <w:r>
-              <w:rPr>
-                <w:rFonts w:ascii="Arial" w:hAnsi="Arial" w:eastAsia="Arial" w:cs="Arial"/>
-                <w:i w:val="false"/>
-                <w:b w:val="false"/>
-                <w:u w:val="none"/>
+              <w:rPr>
+                <w:rFonts w:ascii="Arial" w:hAnsi="Arial" w:eastAsia="Arial" w:cs="Arial"/>
+                <w:i w:val="false"/>
+                <w:b w:val="false"/>
+                <w:u w:val="none"/>
+                <w:strike w:val="false"/>
+                <w:sz w:val="16"/>
+                <w:szCs w:val="16"/>
+                <w:color w:val="000000"/>
+              </w:rPr>
+            </w:pPr>
+            <w:r>
+              <w:rPr>
+                <w:rFonts w:ascii="Arial" w:hAnsi="Arial" w:eastAsia="Arial" w:cs="Arial"/>
+                <w:i w:val="false"/>
+                <w:b w:val="false"/>
+                <w:u w:val="none"/>
+                <w:strike w:val="false"/>
                 <w:sz w:val="16"/>
                 <w:szCs w:val="16"/>
                 <w:color w:val="000000"/>
@@ -861,7 +1042,6 @@
         <w:trPr>
           <w:trHeight w:val="617" w:hRule="auto"/>
         </w:trPr>
-        body 4
         <w:tc>
           <w:tcPr>
             <w:tcBorders>
@@ -891,13 +1071,24 @@
               </w:pBdr>
               <w:spacing w:after="0" w:before="0" w:line="240"/>
               <w:ind w:left="100" w:right="100" w:firstLine="0" w:firstLineChars="0"/>
-            </w:pPr>
-            <w:r>
-              <w:rPr>
-                <w:rFonts w:ascii="Arial" w:hAnsi="Arial" w:eastAsia="Arial" w:cs="Arial"/>
-                <w:i w:val="false"/>
-                <w:b w:val="false"/>
-                <w:u w:val="none"/>
+              <w:rPr>
+                <w:rFonts w:ascii="Arial" w:hAnsi="Arial" w:eastAsia="Arial" w:cs="Arial"/>
+                <w:i w:val="false"/>
+                <w:b w:val="false"/>
+                <w:u w:val="none"/>
+                <w:strike w:val="false"/>
+                <w:sz w:val="16"/>
+                <w:szCs w:val="16"/>
+                <w:color w:val="000000"/>
+              </w:rPr>
+            </w:pPr>
+            <w:r>
+              <w:rPr>
+                <w:rFonts w:ascii="Arial" w:hAnsi="Arial" w:eastAsia="Arial" w:cs="Arial"/>
+                <w:i w:val="false"/>
+                <w:b w:val="false"/>
+                <w:u w:val="none"/>
+                <w:strike w:val="false"/>
                 <w:sz w:val="16"/>
                 <w:szCs w:val="16"/>
                 <w:color w:val="000000"/>
@@ -935,13 +1126,24 @@
               </w:pBdr>
               <w:spacing w:after="0" w:before="0" w:line="240"/>
               <w:ind w:left="100" w:right="100" w:firstLine="0" w:firstLineChars="0"/>
-            </w:pPr>
-            <w:r>
-              <w:rPr>
-                <w:rFonts w:ascii="Arial" w:hAnsi="Arial" w:eastAsia="Arial" w:cs="Arial"/>
-                <w:i w:val="false"/>
-                <w:b w:val="false"/>
-                <w:u w:val="none"/>
+              <w:rPr>
+                <w:rFonts w:ascii="Arial" w:hAnsi="Arial" w:eastAsia="Arial" w:cs="Arial"/>
+                <w:i w:val="false"/>
+                <w:b w:val="false"/>
+                <w:u w:val="none"/>
+                <w:strike w:val="false"/>
+                <w:sz w:val="16"/>
+                <w:szCs w:val="16"/>
+                <w:color w:val="000000"/>
+              </w:rPr>
+            </w:pPr>
+            <w:r>
+              <w:rPr>
+                <w:rFonts w:ascii="Arial" w:hAnsi="Arial" w:eastAsia="Arial" w:cs="Arial"/>
+                <w:i w:val="false"/>
+                <w:b w:val="false"/>
+                <w:u w:val="none"/>
+                <w:strike w:val="false"/>
                 <w:sz w:val="16"/>
                 <w:szCs w:val="16"/>
                 <w:color w:val="000000"/>
@@ -979,13 +1181,24 @@
               </w:pBdr>
               <w:spacing w:after="0" w:before="0" w:line="240"/>
               <w:ind w:left="100" w:right="100" w:firstLine="0" w:firstLineChars="0"/>
-            </w:pPr>
-            <w:r>
-              <w:rPr>
-                <w:rFonts w:ascii="Arial" w:hAnsi="Arial" w:eastAsia="Arial" w:cs="Arial"/>
-                <w:i w:val="false"/>
-                <w:b w:val="false"/>
-                <w:u w:val="none"/>
+              <w:rPr>
+                <w:rFonts w:ascii="Arial" w:hAnsi="Arial" w:eastAsia="Arial" w:cs="Arial"/>
+                <w:i w:val="false"/>
+                <w:b w:val="false"/>
+                <w:u w:val="none"/>
+                <w:strike w:val="false"/>
+                <w:sz w:val="16"/>
+                <w:szCs w:val="16"/>
+                <w:color w:val="000000"/>
+              </w:rPr>
+            </w:pPr>
+            <w:r>
+              <w:rPr>
+                <w:rFonts w:ascii="Arial" w:hAnsi="Arial" w:eastAsia="Arial" w:cs="Arial"/>
+                <w:i w:val="false"/>
+                <w:b w:val="false"/>
+                <w:u w:val="none"/>
+                <w:strike w:val="false"/>
                 <w:sz w:val="16"/>
                 <w:szCs w:val="16"/>
                 <w:color w:val="000000"/>
@@ -1023,13 +1236,24 @@
               </w:pBdr>
               <w:spacing w:after="0" w:before="0" w:line="240"/>
               <w:ind w:left="100" w:right="100" w:firstLine="0" w:firstLineChars="0"/>
-            </w:pPr>
-            <w:r>
-              <w:rPr>
-                <w:rFonts w:ascii="Arial" w:hAnsi="Arial" w:eastAsia="Arial" w:cs="Arial"/>
-                <w:i w:val="false"/>
-                <w:b w:val="false"/>
-                <w:u w:val="none"/>
+              <w:rPr>
+                <w:rFonts w:ascii="Arial" w:hAnsi="Arial" w:eastAsia="Arial" w:cs="Arial"/>
+                <w:i w:val="false"/>
+                <w:b w:val="false"/>
+                <w:u w:val="none"/>
+                <w:strike w:val="false"/>
+                <w:sz w:val="16"/>
+                <w:szCs w:val="16"/>
+                <w:color w:val="000000"/>
+              </w:rPr>
+            </w:pPr>
+            <w:r>
+              <w:rPr>
+                <w:rFonts w:ascii="Arial" w:hAnsi="Arial" w:eastAsia="Arial" w:cs="Arial"/>
+                <w:i w:val="false"/>
+                <w:b w:val="false"/>
+                <w:u w:val="none"/>
+                <w:strike w:val="false"/>
                 <w:sz w:val="16"/>
                 <w:szCs w:val="16"/>
                 <w:color w:val="000000"/>
@@ -1043,7 +1267,6 @@
         <w:trPr>
           <w:trHeight w:val="617" w:hRule="auto"/>
         </w:trPr>
-        body 5
         <w:tc>
           <w:tcPr>
             <w:tcBorders>
@@ -1073,13 +1296,24 @@
               </w:pBdr>
               <w:spacing w:after="0" w:before="0" w:line="240"/>
               <w:ind w:left="100" w:right="100" w:firstLine="0" w:firstLineChars="0"/>
-            </w:pPr>
-            <w:r>
-              <w:rPr>
-                <w:rFonts w:ascii="Arial" w:hAnsi="Arial" w:eastAsia="Arial" w:cs="Arial"/>
-                <w:i w:val="false"/>
-                <w:b w:val="false"/>
-                <w:u w:val="none"/>
+              <w:rPr>
+                <w:rFonts w:ascii="Arial" w:hAnsi="Arial" w:eastAsia="Arial" w:cs="Arial"/>
+                <w:i w:val="false"/>
+                <w:b w:val="false"/>
+                <w:u w:val="none"/>
+                <w:strike w:val="false"/>
+                <w:sz w:val="16"/>
+                <w:szCs w:val="16"/>
+                <w:color w:val="000000"/>
+              </w:rPr>
+            </w:pPr>
+            <w:r>
+              <w:rPr>
+                <w:rFonts w:ascii="Arial" w:hAnsi="Arial" w:eastAsia="Arial" w:cs="Arial"/>
+                <w:i w:val="false"/>
+                <w:b w:val="false"/>
+                <w:u w:val="none"/>
+                <w:strike w:val="false"/>
                 <w:sz w:val="16"/>
                 <w:szCs w:val="16"/>
                 <w:color w:val="000000"/>
@@ -1117,13 +1351,24 @@
               </w:pBdr>
               <w:spacing w:after="0" w:before="0" w:line="240"/>
               <w:ind w:left="100" w:right="100" w:firstLine="0" w:firstLineChars="0"/>
-            </w:pPr>
-            <w:r>
-              <w:rPr>
-                <w:rFonts w:ascii="Arial" w:hAnsi="Arial" w:eastAsia="Arial" w:cs="Arial"/>
-                <w:i w:val="false"/>
-                <w:b w:val="false"/>
-                <w:u w:val="none"/>
+              <w:rPr>
+                <w:rFonts w:ascii="Arial" w:hAnsi="Arial" w:eastAsia="Arial" w:cs="Arial"/>
+                <w:i w:val="false"/>
+                <w:b w:val="false"/>
+                <w:u w:val="none"/>
+                <w:strike w:val="false"/>
+                <w:sz w:val="16"/>
+                <w:szCs w:val="16"/>
+                <w:color w:val="000000"/>
+              </w:rPr>
+            </w:pPr>
+            <w:r>
+              <w:rPr>
+                <w:rFonts w:ascii="Arial" w:hAnsi="Arial" w:eastAsia="Arial" w:cs="Arial"/>
+                <w:i w:val="false"/>
+                <w:b w:val="false"/>
+                <w:u w:val="none"/>
+                <w:strike w:val="false"/>
                 <w:sz w:val="16"/>
                 <w:szCs w:val="16"/>
                 <w:color w:val="000000"/>
@@ -1161,13 +1406,24 @@
               </w:pBdr>
               <w:spacing w:after="0" w:before="0" w:line="240"/>
               <w:ind w:left="100" w:right="100" w:firstLine="0" w:firstLineChars="0"/>
-            </w:pPr>
-            <w:r>
-              <w:rPr>
-                <w:rFonts w:ascii="Arial" w:hAnsi="Arial" w:eastAsia="Arial" w:cs="Arial"/>
-                <w:i w:val="false"/>
-                <w:b w:val="false"/>
-                <w:u w:val="none"/>
+              <w:rPr>
+                <w:rFonts w:ascii="Arial" w:hAnsi="Arial" w:eastAsia="Arial" w:cs="Arial"/>
+                <w:i w:val="false"/>
+                <w:b w:val="false"/>
+                <w:u w:val="none"/>
+                <w:strike w:val="false"/>
+                <w:sz w:val="16"/>
+                <w:szCs w:val="16"/>
+                <w:color w:val="000000"/>
+              </w:rPr>
+            </w:pPr>
+            <w:r>
+              <w:rPr>
+                <w:rFonts w:ascii="Arial" w:hAnsi="Arial" w:eastAsia="Arial" w:cs="Arial"/>
+                <w:i w:val="false"/>
+                <w:b w:val="false"/>
+                <w:u w:val="none"/>
+                <w:strike w:val="false"/>
                 <w:sz w:val="16"/>
                 <w:szCs w:val="16"/>
                 <w:color w:val="000000"/>
@@ -1205,13 +1461,24 @@
               </w:pBdr>
               <w:spacing w:after="0" w:before="0" w:line="240"/>
               <w:ind w:left="100" w:right="100" w:firstLine="0" w:firstLineChars="0"/>
-            </w:pPr>
-            <w:r>
-              <w:rPr>
-                <w:rFonts w:ascii="Arial" w:hAnsi="Arial" w:eastAsia="Arial" w:cs="Arial"/>
-                <w:i w:val="false"/>
-                <w:b w:val="false"/>
-                <w:u w:val="none"/>
+              <w:rPr>
+                <w:rFonts w:ascii="Arial" w:hAnsi="Arial" w:eastAsia="Arial" w:cs="Arial"/>
+                <w:i w:val="false"/>
+                <w:b w:val="false"/>
+                <w:u w:val="none"/>
+                <w:strike w:val="false"/>
+                <w:sz w:val="16"/>
+                <w:szCs w:val="16"/>
+                <w:color w:val="000000"/>
+              </w:rPr>
+            </w:pPr>
+            <w:r>
+              <w:rPr>
+                <w:rFonts w:ascii="Arial" w:hAnsi="Arial" w:eastAsia="Arial" w:cs="Arial"/>
+                <w:i w:val="false"/>
+                <w:b w:val="false"/>
+                <w:u w:val="none"/>
+                <w:strike w:val="false"/>
                 <w:sz w:val="16"/>
                 <w:szCs w:val="16"/>
                 <w:color w:val="000000"/>
@@ -1225,7 +1492,6 @@
         <w:trPr>
           <w:trHeight w:val="599" w:hRule="auto"/>
         </w:trPr>
-        body 6
         <w:tc>
           <w:tcPr>
             <w:tcBorders>
@@ -1255,13 +1521,24 @@
               </w:pBdr>
               <w:spacing w:after="0" w:before="0" w:line="240"/>
               <w:ind w:left="300" w:right="100" w:firstLine="0" w:firstLineChars="0"/>
-            </w:pPr>
-            <w:r>
-              <w:rPr>
-                <w:rFonts w:ascii="Arial" w:hAnsi="Arial" w:eastAsia="Arial" w:cs="Arial"/>
-                <w:i w:val="false"/>
-                <w:b w:val="false"/>
-                <w:u w:val="none"/>
+              <w:rPr>
+                <w:rFonts w:ascii="Arial" w:hAnsi="Arial" w:eastAsia="Arial" w:cs="Arial"/>
+                <w:i w:val="false"/>
+                <w:b w:val="false"/>
+                <w:u w:val="none"/>
+                <w:strike w:val="false"/>
+                <w:sz w:val="16"/>
+                <w:szCs w:val="16"/>
+                <w:color w:val="000000"/>
+              </w:rPr>
+            </w:pPr>
+            <w:r>
+              <w:rPr>
+                <w:rFonts w:ascii="Arial" w:hAnsi="Arial" w:eastAsia="Arial" w:cs="Arial"/>
+                <w:i w:val="false"/>
+                <w:b w:val="false"/>
+                <w:u w:val="none"/>
+                <w:strike w:val="false"/>
                 <w:sz w:val="16"/>
                 <w:szCs w:val="16"/>
                 <w:color w:val="000000"/>
@@ -1299,13 +1576,24 @@
               </w:pBdr>
               <w:spacing w:after="0" w:before="0" w:line="240"/>
               <w:ind w:left="100" w:right="100" w:firstLine="0" w:firstLineChars="0"/>
-            </w:pPr>
-            <w:r>
-              <w:rPr>
-                <w:rFonts w:ascii="Arial" w:hAnsi="Arial" w:eastAsia="Arial" w:cs="Arial"/>
-                <w:i w:val="false"/>
-                <w:b w:val="false"/>
-                <w:u w:val="none"/>
+              <w:rPr>
+                <w:rFonts w:ascii="Arial" w:hAnsi="Arial" w:eastAsia="Arial" w:cs="Arial"/>
+                <w:i w:val="false"/>
+                <w:b w:val="false"/>
+                <w:u w:val="none"/>
+                <w:strike w:val="false"/>
+                <w:sz w:val="16"/>
+                <w:szCs w:val="16"/>
+                <w:color w:val="000000"/>
+              </w:rPr>
+            </w:pPr>
+            <w:r>
+              <w:rPr>
+                <w:rFonts w:ascii="Arial" w:hAnsi="Arial" w:eastAsia="Arial" w:cs="Arial"/>
+                <w:i w:val="false"/>
+                <w:b w:val="false"/>
+                <w:u w:val="none"/>
+                <w:strike w:val="false"/>
                 <w:sz w:val="16"/>
                 <w:szCs w:val="16"/>
                 <w:color w:val="000000"/>
@@ -1343,13 +1631,24 @@
               </w:pBdr>
               <w:spacing w:after="0" w:before="0" w:line="240"/>
               <w:ind w:left="100" w:right="100" w:firstLine="0" w:firstLineChars="0"/>
-            </w:pPr>
-            <w:r>
-              <w:rPr>
-                <w:rFonts w:ascii="Arial" w:hAnsi="Arial" w:eastAsia="Arial" w:cs="Arial"/>
-                <w:i w:val="false"/>
-                <w:b w:val="false"/>
-                <w:u w:val="none"/>
+              <w:rPr>
+                <w:rFonts w:ascii="Arial" w:hAnsi="Arial" w:eastAsia="Arial" w:cs="Arial"/>
+                <w:i w:val="false"/>
+                <w:b w:val="false"/>
+                <w:u w:val="none"/>
+                <w:strike w:val="false"/>
+                <w:sz w:val="16"/>
+                <w:szCs w:val="16"/>
+                <w:color w:val="000000"/>
+              </w:rPr>
+            </w:pPr>
+            <w:r>
+              <w:rPr>
+                <w:rFonts w:ascii="Arial" w:hAnsi="Arial" w:eastAsia="Arial" w:cs="Arial"/>
+                <w:i w:val="false"/>
+                <w:b w:val="false"/>
+                <w:u w:val="none"/>
+                <w:strike w:val="false"/>
                 <w:sz w:val="16"/>
                 <w:szCs w:val="16"/>
                 <w:color w:val="000000"/>
@@ -1387,13 +1686,24 @@
               </w:pBdr>
               <w:spacing w:after="0" w:before="0" w:line="240"/>
               <w:ind w:left="100" w:right="100" w:firstLine="0" w:firstLineChars="0"/>
-            </w:pPr>
-            <w:r>
-              <w:rPr>
-                <w:rFonts w:ascii="Arial" w:hAnsi="Arial" w:eastAsia="Arial" w:cs="Arial"/>
-                <w:i w:val="false"/>
-                <w:b w:val="false"/>
-                <w:u w:val="none"/>
+              <w:rPr>
+                <w:rFonts w:ascii="Arial" w:hAnsi="Arial" w:eastAsia="Arial" w:cs="Arial"/>
+                <w:i w:val="false"/>
+                <w:b w:val="false"/>
+                <w:u w:val="none"/>
+                <w:strike w:val="false"/>
+                <w:sz w:val="16"/>
+                <w:szCs w:val="16"/>
+                <w:color w:val="000000"/>
+              </w:rPr>
+            </w:pPr>
+            <w:r>
+              <w:rPr>
+                <w:rFonts w:ascii="Arial" w:hAnsi="Arial" w:eastAsia="Arial" w:cs="Arial"/>
+                <w:i w:val="false"/>
+                <w:b w:val="false"/>
+                <w:u w:val="none"/>
+                <w:strike w:val="false"/>
                 <w:sz w:val="16"/>
                 <w:szCs w:val="16"/>
                 <w:color w:val="000000"/>
@@ -1407,7 +1717,6 @@
         <w:trPr>
           <w:trHeight w:val="617" w:hRule="auto"/>
         </w:trPr>
-        body 7
         <w:tc>
           <w:tcPr>
             <w:tcBorders>
@@ -1437,13 +1746,24 @@
               </w:pBdr>
               <w:spacing w:after="0" w:before="0" w:line="240"/>
               <w:ind w:left="100" w:right="100" w:firstLine="0" w:firstLineChars="0"/>
-            </w:pPr>
-            <w:r>
-              <w:rPr>
-                <w:rFonts w:ascii="Arial" w:hAnsi="Arial" w:eastAsia="Arial" w:cs="Arial"/>
-                <w:i w:val="false"/>
-                <w:b w:val="false"/>
-                <w:u w:val="none"/>
+              <w:rPr>
+                <w:rFonts w:ascii="Arial" w:hAnsi="Arial" w:eastAsia="Arial" w:cs="Arial"/>
+                <w:i w:val="false"/>
+                <w:b w:val="false"/>
+                <w:u w:val="none"/>
+                <w:strike w:val="false"/>
+                <w:sz w:val="16"/>
+                <w:szCs w:val="16"/>
+                <w:color w:val="000000"/>
+              </w:rPr>
+            </w:pPr>
+            <w:r>
+              <w:rPr>
+                <w:rFonts w:ascii="Arial" w:hAnsi="Arial" w:eastAsia="Arial" w:cs="Arial"/>
+                <w:i w:val="false"/>
+                <w:b w:val="false"/>
+                <w:u w:val="none"/>
+                <w:strike w:val="false"/>
                 <w:sz w:val="16"/>
                 <w:szCs w:val="16"/>
                 <w:color w:val="000000"/>
@@ -1481,13 +1801,24 @@
               </w:pBdr>
               <w:spacing w:after="0" w:before="0" w:line="240"/>
               <w:ind w:left="100" w:right="100" w:firstLine="0" w:firstLineChars="0"/>
-            </w:pPr>
-            <w:r>
-              <w:rPr>
-                <w:rFonts w:ascii="Arial" w:hAnsi="Arial" w:eastAsia="Arial" w:cs="Arial"/>
-                <w:i w:val="false"/>
-                <w:b w:val="false"/>
-                <w:u w:val="none"/>
+              <w:rPr>
+                <w:rFonts w:ascii="Arial" w:hAnsi="Arial" w:eastAsia="Arial" w:cs="Arial"/>
+                <w:i w:val="false"/>
+                <w:b w:val="false"/>
+                <w:u w:val="none"/>
+                <w:strike w:val="false"/>
+                <w:sz w:val="16"/>
+                <w:szCs w:val="16"/>
+                <w:color w:val="000000"/>
+              </w:rPr>
+            </w:pPr>
+            <w:r>
+              <w:rPr>
+                <w:rFonts w:ascii="Arial" w:hAnsi="Arial" w:eastAsia="Arial" w:cs="Arial"/>
+                <w:i w:val="false"/>
+                <w:b w:val="false"/>
+                <w:u w:val="none"/>
+                <w:strike w:val="false"/>
                 <w:sz w:val="16"/>
                 <w:szCs w:val="16"/>
                 <w:color w:val="000000"/>
@@ -1525,13 +1856,24 @@
               </w:pBdr>
               <w:spacing w:after="0" w:before="0" w:line="240"/>
               <w:ind w:left="100" w:right="100" w:firstLine="0" w:firstLineChars="0"/>
-            </w:pPr>
-            <w:r>
-              <w:rPr>
-                <w:rFonts w:ascii="Arial" w:hAnsi="Arial" w:eastAsia="Arial" w:cs="Arial"/>
-                <w:i w:val="false"/>
-                <w:b w:val="false"/>
-                <w:u w:val="none"/>
+              <w:rPr>
+                <w:rFonts w:ascii="Arial" w:hAnsi="Arial" w:eastAsia="Arial" w:cs="Arial"/>
+                <w:i w:val="false"/>
+                <w:b w:val="false"/>
+                <w:u w:val="none"/>
+                <w:strike w:val="false"/>
+                <w:sz w:val="16"/>
+                <w:szCs w:val="16"/>
+                <w:color w:val="000000"/>
+              </w:rPr>
+            </w:pPr>
+            <w:r>
+              <w:rPr>
+                <w:rFonts w:ascii="Arial" w:hAnsi="Arial" w:eastAsia="Arial" w:cs="Arial"/>
+                <w:i w:val="false"/>
+                <w:b w:val="false"/>
+                <w:u w:val="none"/>
+                <w:strike w:val="false"/>
                 <w:sz w:val="16"/>
                 <w:szCs w:val="16"/>
                 <w:color w:val="000000"/>
@@ -1569,13 +1911,24 @@
               </w:pBdr>
               <w:spacing w:after="0" w:before="0" w:line="240"/>
               <w:ind w:left="100" w:right="100" w:firstLine="0" w:firstLineChars="0"/>
-            </w:pPr>
-            <w:r>
-              <w:rPr>
-                <w:rFonts w:ascii="Arial" w:hAnsi="Arial" w:eastAsia="Arial" w:cs="Arial"/>
-                <w:i w:val="false"/>
-                <w:b w:val="false"/>
-                <w:u w:val="none"/>
+              <w:rPr>
+                <w:rFonts w:ascii="Arial" w:hAnsi="Arial" w:eastAsia="Arial" w:cs="Arial"/>
+                <w:i w:val="false"/>
+                <w:b w:val="false"/>
+                <w:u w:val="none"/>
+                <w:strike w:val="false"/>
+                <w:sz w:val="16"/>
+                <w:szCs w:val="16"/>
+                <w:color w:val="000000"/>
+              </w:rPr>
+            </w:pPr>
+            <w:r>
+              <w:rPr>
+                <w:rFonts w:ascii="Arial" w:hAnsi="Arial" w:eastAsia="Arial" w:cs="Arial"/>
+                <w:i w:val="false"/>
+                <w:b w:val="false"/>
+                <w:u w:val="none"/>
+                <w:strike w:val="false"/>
                 <w:sz w:val="16"/>
                 <w:szCs w:val="16"/>
                 <w:color w:val="000000"/>
@@ -1589,7 +1942,6 @@
         <w:trPr>
           <w:trHeight w:val="617" w:hRule="auto"/>
         </w:trPr>
-        body 8
         <w:tc>
           <w:tcPr>
             <w:tcBorders>
@@ -1619,13 +1971,24 @@
               </w:pBdr>
               <w:spacing w:after="0" w:before="0" w:line="240"/>
               <w:ind w:left="100" w:right="100" w:firstLine="0" w:firstLineChars="0"/>
-            </w:pPr>
-            <w:r>
-              <w:rPr>
-                <w:rFonts w:ascii="Arial" w:hAnsi="Arial" w:eastAsia="Arial" w:cs="Arial"/>
-                <w:i w:val="false"/>
-                <w:b w:val="false"/>
-                <w:u w:val="none"/>
+              <w:rPr>
+                <w:rFonts w:ascii="Arial" w:hAnsi="Arial" w:eastAsia="Arial" w:cs="Arial"/>
+                <w:i w:val="false"/>
+                <w:b w:val="false"/>
+                <w:u w:val="none"/>
+                <w:strike w:val="false"/>
+                <w:sz w:val="16"/>
+                <w:szCs w:val="16"/>
+                <w:color w:val="000000"/>
+              </w:rPr>
+            </w:pPr>
+            <w:r>
+              <w:rPr>
+                <w:rFonts w:ascii="Arial" w:hAnsi="Arial" w:eastAsia="Arial" w:cs="Arial"/>
+                <w:i w:val="false"/>
+                <w:b w:val="false"/>
+                <w:u w:val="none"/>
+                <w:strike w:val="false"/>
                 <w:sz w:val="16"/>
                 <w:szCs w:val="16"/>
                 <w:color w:val="000000"/>
@@ -1663,13 +2026,24 @@
               </w:pBdr>
               <w:spacing w:after="0" w:before="0" w:line="240"/>
               <w:ind w:left="100" w:right="100" w:firstLine="0" w:firstLineChars="0"/>
-            </w:pPr>
-            <w:r>
-              <w:rPr>
-                <w:rFonts w:ascii="Arial" w:hAnsi="Arial" w:eastAsia="Arial" w:cs="Arial"/>
-                <w:i w:val="false"/>
-                <w:b w:val="false"/>
-                <w:u w:val="none"/>
+              <w:rPr>
+                <w:rFonts w:ascii="Arial" w:hAnsi="Arial" w:eastAsia="Arial" w:cs="Arial"/>
+                <w:i w:val="false"/>
+                <w:b w:val="false"/>
+                <w:u w:val="none"/>
+                <w:strike w:val="false"/>
+                <w:sz w:val="16"/>
+                <w:szCs w:val="16"/>
+                <w:color w:val="000000"/>
+              </w:rPr>
+            </w:pPr>
+            <w:r>
+              <w:rPr>
+                <w:rFonts w:ascii="Arial" w:hAnsi="Arial" w:eastAsia="Arial" w:cs="Arial"/>
+                <w:i w:val="false"/>
+                <w:b w:val="false"/>
+                <w:u w:val="none"/>
+                <w:strike w:val="false"/>
                 <w:sz w:val="16"/>
                 <w:szCs w:val="16"/>
                 <w:color w:val="000000"/>
@@ -1707,13 +2081,24 @@
               </w:pBdr>
               <w:spacing w:after="0" w:before="0" w:line="240"/>
               <w:ind w:left="100" w:right="100" w:firstLine="0" w:firstLineChars="0"/>
-            </w:pPr>
-            <w:r>
-              <w:rPr>
-                <w:rFonts w:ascii="Arial" w:hAnsi="Arial" w:eastAsia="Arial" w:cs="Arial"/>
-                <w:i w:val="false"/>
-                <w:b w:val="false"/>
-                <w:u w:val="none"/>
+              <w:rPr>
+                <w:rFonts w:ascii="Arial" w:hAnsi="Arial" w:eastAsia="Arial" w:cs="Arial"/>
+                <w:i w:val="false"/>
+                <w:b w:val="false"/>
+                <w:u w:val="none"/>
+                <w:strike w:val="false"/>
+                <w:sz w:val="16"/>
+                <w:szCs w:val="16"/>
+                <w:color w:val="000000"/>
+              </w:rPr>
+            </w:pPr>
+            <w:r>
+              <w:rPr>
+                <w:rFonts w:ascii="Arial" w:hAnsi="Arial" w:eastAsia="Arial" w:cs="Arial"/>
+                <w:i w:val="false"/>
+                <w:b w:val="false"/>
+                <w:u w:val="none"/>
+                <w:strike w:val="false"/>
                 <w:sz w:val="16"/>
                 <w:szCs w:val="16"/>
                 <w:color w:val="000000"/>
@@ -1751,13 +2136,24 @@
               </w:pBdr>
               <w:spacing w:after="0" w:before="0" w:line="240"/>
               <w:ind w:left="100" w:right="100" w:firstLine="0" w:firstLineChars="0"/>
-            </w:pPr>
-            <w:r>
-              <w:rPr>
-                <w:rFonts w:ascii="Arial" w:hAnsi="Arial" w:eastAsia="Arial" w:cs="Arial"/>
-                <w:i w:val="false"/>
-                <w:b w:val="false"/>
-                <w:u w:val="none"/>
+              <w:rPr>
+                <w:rFonts w:ascii="Arial" w:hAnsi="Arial" w:eastAsia="Arial" w:cs="Arial"/>
+                <w:i w:val="false"/>
+                <w:b w:val="false"/>
+                <w:u w:val="none"/>
+                <w:strike w:val="false"/>
+                <w:sz w:val="16"/>
+                <w:szCs w:val="16"/>
+                <w:color w:val="000000"/>
+              </w:rPr>
+            </w:pPr>
+            <w:r>
+              <w:rPr>
+                <w:rFonts w:ascii="Arial" w:hAnsi="Arial" w:eastAsia="Arial" w:cs="Arial"/>
+                <w:i w:val="false"/>
+                <w:b w:val="false"/>
+                <w:u w:val="none"/>
+                <w:strike w:val="false"/>
                 <w:sz w:val="16"/>
                 <w:szCs w:val="16"/>
                 <w:color w:val="000000"/>
@@ -1771,7 +2167,6 @@
         <w:trPr>
           <w:trHeight w:val="617" w:hRule="auto"/>
         </w:trPr>
-        body 9
         <w:tc>
           <w:tcPr>
             <w:tcBorders>
@@ -1801,13 +2196,24 @@
               </w:pBdr>
               <w:spacing w:after="0" w:before="0" w:line="240"/>
               <w:ind w:left="300" w:right="100" w:firstLine="0" w:firstLineChars="0"/>
-            </w:pPr>
-            <w:r>
-              <w:rPr>
-                <w:rFonts w:ascii="Arial" w:hAnsi="Arial" w:eastAsia="Arial" w:cs="Arial"/>
-                <w:i w:val="false"/>
-                <w:b w:val="false"/>
-                <w:u w:val="none"/>
+              <w:rPr>
+                <w:rFonts w:ascii="Arial" w:hAnsi="Arial" w:eastAsia="Arial" w:cs="Arial"/>
+                <w:i w:val="false"/>
+                <w:b w:val="false"/>
+                <w:u w:val="none"/>
+                <w:strike w:val="false"/>
+                <w:sz w:val="16"/>
+                <w:szCs w:val="16"/>
+                <w:color w:val="000000"/>
+              </w:rPr>
+            </w:pPr>
+            <w:r>
+              <w:rPr>
+                <w:rFonts w:ascii="Arial" w:hAnsi="Arial" w:eastAsia="Arial" w:cs="Arial"/>
+                <w:i w:val="false"/>
+                <w:b w:val="false"/>
+                <w:u w:val="none"/>
+                <w:strike w:val="false"/>
                 <w:sz w:val="16"/>
                 <w:szCs w:val="16"/>
                 <w:color w:val="000000"/>
@@ -1845,13 +2251,24 @@
               </w:pBdr>
               <w:spacing w:after="0" w:before="0" w:line="240"/>
               <w:ind w:left="100" w:right="100" w:firstLine="0" w:firstLineChars="0"/>
-            </w:pPr>
-            <w:r>
-              <w:rPr>
-                <w:rFonts w:ascii="Arial" w:hAnsi="Arial" w:eastAsia="Arial" w:cs="Arial"/>
-                <w:i w:val="false"/>
-                <w:b w:val="false"/>
-                <w:u w:val="none"/>
+              <w:rPr>
+                <w:rFonts w:ascii="Arial" w:hAnsi="Arial" w:eastAsia="Arial" w:cs="Arial"/>
+                <w:i w:val="false"/>
+                <w:b w:val="false"/>
+                <w:u w:val="none"/>
+                <w:strike w:val="false"/>
+                <w:sz w:val="16"/>
+                <w:szCs w:val="16"/>
+                <w:color w:val="000000"/>
+              </w:rPr>
+            </w:pPr>
+            <w:r>
+              <w:rPr>
+                <w:rFonts w:ascii="Arial" w:hAnsi="Arial" w:eastAsia="Arial" w:cs="Arial"/>
+                <w:i w:val="false"/>
+                <w:b w:val="false"/>
+                <w:u w:val="none"/>
+                <w:strike w:val="false"/>
                 <w:sz w:val="16"/>
                 <w:szCs w:val="16"/>
                 <w:color w:val="000000"/>
@@ -1889,13 +2306,24 @@
               </w:pBdr>
               <w:spacing w:after="0" w:before="0" w:line="240"/>
               <w:ind w:left="100" w:right="100" w:firstLine="0" w:firstLineChars="0"/>
-            </w:pPr>
-            <w:r>
-              <w:rPr>
-                <w:rFonts w:ascii="Arial" w:hAnsi="Arial" w:eastAsia="Arial" w:cs="Arial"/>
-                <w:i w:val="false"/>
-                <w:b w:val="false"/>
-                <w:u w:val="none"/>
+              <w:rPr>
+                <w:rFonts w:ascii="Arial" w:hAnsi="Arial" w:eastAsia="Arial" w:cs="Arial"/>
+                <w:i w:val="false"/>
+                <w:b w:val="false"/>
+                <w:u w:val="none"/>
+                <w:strike w:val="false"/>
+                <w:sz w:val="16"/>
+                <w:szCs w:val="16"/>
+                <w:color w:val="000000"/>
+              </w:rPr>
+            </w:pPr>
+            <w:r>
+              <w:rPr>
+                <w:rFonts w:ascii="Arial" w:hAnsi="Arial" w:eastAsia="Arial" w:cs="Arial"/>
+                <w:i w:val="false"/>
+                <w:b w:val="false"/>
+                <w:u w:val="none"/>
+                <w:strike w:val="false"/>
                 <w:sz w:val="16"/>
                 <w:szCs w:val="16"/>
                 <w:color w:val="000000"/>
@@ -1933,13 +2361,24 @@
               </w:pBdr>
               <w:spacing w:after="0" w:before="0" w:line="240"/>
               <w:ind w:left="100" w:right="100" w:firstLine="0" w:firstLineChars="0"/>
-            </w:pPr>
-            <w:r>
-              <w:rPr>
-                <w:rFonts w:ascii="Arial" w:hAnsi="Arial" w:eastAsia="Arial" w:cs="Arial"/>
-                <w:i w:val="false"/>
-                <w:b w:val="false"/>
-                <w:u w:val="none"/>
+              <w:rPr>
+                <w:rFonts w:ascii="Arial" w:hAnsi="Arial" w:eastAsia="Arial" w:cs="Arial"/>
+                <w:i w:val="false"/>
+                <w:b w:val="false"/>
+                <w:u w:val="none"/>
+                <w:strike w:val="false"/>
+                <w:sz w:val="16"/>
+                <w:szCs w:val="16"/>
+                <w:color w:val="000000"/>
+              </w:rPr>
+            </w:pPr>
+            <w:r>
+              <w:rPr>
+                <w:rFonts w:ascii="Arial" w:hAnsi="Arial" w:eastAsia="Arial" w:cs="Arial"/>
+                <w:i w:val="false"/>
+                <w:b w:val="false"/>
+                <w:u w:val="none"/>
+                <w:strike w:val="false"/>
                 <w:sz w:val="16"/>
                 <w:szCs w:val="16"/>
                 <w:color w:val="000000"/>
@@ -1953,7 +2392,6 @@
         <w:trPr>
           <w:trHeight w:val="617" w:hRule="auto"/>
         </w:trPr>
-        body10
         <w:tc>
           <w:tcPr>
             <w:tcBorders>
@@ -1983,13 +2421,24 @@
               </w:pBdr>
               <w:spacing w:after="0" w:before="0" w:line="240"/>
               <w:ind w:left="300" w:right="100" w:firstLine="0" w:firstLineChars="0"/>
-            </w:pPr>
-            <w:r>
-              <w:rPr>
-                <w:rFonts w:ascii="Arial" w:hAnsi="Arial" w:eastAsia="Arial" w:cs="Arial"/>
-                <w:i w:val="false"/>
-                <w:b w:val="false"/>
-                <w:u w:val="none"/>
+              <w:rPr>
+                <w:rFonts w:ascii="Arial" w:hAnsi="Arial" w:eastAsia="Arial" w:cs="Arial"/>
+                <w:i w:val="false"/>
+                <w:b w:val="false"/>
+                <w:u w:val="none"/>
+                <w:strike w:val="false"/>
+                <w:sz w:val="16"/>
+                <w:szCs w:val="16"/>
+                <w:color w:val="000000"/>
+              </w:rPr>
+            </w:pPr>
+            <w:r>
+              <w:rPr>
+                <w:rFonts w:ascii="Arial" w:hAnsi="Arial" w:eastAsia="Arial" w:cs="Arial"/>
+                <w:i w:val="false"/>
+                <w:b w:val="false"/>
+                <w:u w:val="none"/>
+                <w:strike w:val="false"/>
                 <w:sz w:val="16"/>
                 <w:szCs w:val="16"/>
                 <w:color w:val="000000"/>
@@ -2027,13 +2476,24 @@
               </w:pBdr>
               <w:spacing w:after="0" w:before="0" w:line="240"/>
               <w:ind w:left="100" w:right="100" w:firstLine="0" w:firstLineChars="0"/>
-            </w:pPr>
-            <w:r>
-              <w:rPr>
-                <w:rFonts w:ascii="Arial" w:hAnsi="Arial" w:eastAsia="Arial" w:cs="Arial"/>
-                <w:i w:val="false"/>
-                <w:b w:val="false"/>
-                <w:u w:val="none"/>
+              <w:rPr>
+                <w:rFonts w:ascii="Arial" w:hAnsi="Arial" w:eastAsia="Arial" w:cs="Arial"/>
+                <w:i w:val="false"/>
+                <w:b w:val="false"/>
+                <w:u w:val="none"/>
+                <w:strike w:val="false"/>
+                <w:sz w:val="16"/>
+                <w:szCs w:val="16"/>
+                <w:color w:val="000000"/>
+              </w:rPr>
+            </w:pPr>
+            <w:r>
+              <w:rPr>
+                <w:rFonts w:ascii="Arial" w:hAnsi="Arial" w:eastAsia="Arial" w:cs="Arial"/>
+                <w:i w:val="false"/>
+                <w:b w:val="false"/>
+                <w:u w:val="none"/>
+                <w:strike w:val="false"/>
                 <w:sz w:val="16"/>
                 <w:szCs w:val="16"/>
                 <w:color w:val="000000"/>
@@ -2071,13 +2531,24 @@
               </w:pBdr>
               <w:spacing w:after="0" w:before="0" w:line="240"/>
               <w:ind w:left="100" w:right="100" w:firstLine="0" w:firstLineChars="0"/>
-            </w:pPr>
-            <w:r>
-              <w:rPr>
-                <w:rFonts w:ascii="Arial" w:hAnsi="Arial" w:eastAsia="Arial" w:cs="Arial"/>
-                <w:i w:val="false"/>
-                <w:b w:val="false"/>
-                <w:u w:val="none"/>
+              <w:rPr>
+                <w:rFonts w:ascii="Arial" w:hAnsi="Arial" w:eastAsia="Arial" w:cs="Arial"/>
+                <w:i w:val="false"/>
+                <w:b w:val="false"/>
+                <w:u w:val="none"/>
+                <w:strike w:val="false"/>
+                <w:sz w:val="16"/>
+                <w:szCs w:val="16"/>
+                <w:color w:val="000000"/>
+              </w:rPr>
+            </w:pPr>
+            <w:r>
+              <w:rPr>
+                <w:rFonts w:ascii="Arial" w:hAnsi="Arial" w:eastAsia="Arial" w:cs="Arial"/>
+                <w:i w:val="false"/>
+                <w:b w:val="false"/>
+                <w:u w:val="none"/>
+                <w:strike w:val="false"/>
                 <w:sz w:val="16"/>
                 <w:szCs w:val="16"/>
                 <w:color w:val="000000"/>
@@ -2115,13 +2586,24 @@
               </w:pBdr>
               <w:spacing w:after="0" w:before="0" w:line="240"/>
               <w:ind w:left="100" w:right="100" w:firstLine="0" w:firstLineChars="0"/>
-            </w:pPr>
-            <w:r>
-              <w:rPr>
-                <w:rFonts w:ascii="Arial" w:hAnsi="Arial" w:eastAsia="Arial" w:cs="Arial"/>
-                <w:i w:val="false"/>
-                <w:b w:val="false"/>
-                <w:u w:val="none"/>
+              <w:rPr>
+                <w:rFonts w:ascii="Arial" w:hAnsi="Arial" w:eastAsia="Arial" w:cs="Arial"/>
+                <w:i w:val="false"/>
+                <w:b w:val="false"/>
+                <w:u w:val="none"/>
+                <w:strike w:val="false"/>
+                <w:sz w:val="16"/>
+                <w:szCs w:val="16"/>
+                <w:color w:val="000000"/>
+              </w:rPr>
+            </w:pPr>
+            <w:r>
+              <w:rPr>
+                <w:rFonts w:ascii="Arial" w:hAnsi="Arial" w:eastAsia="Arial" w:cs="Arial"/>
+                <w:i w:val="false"/>
+                <w:b w:val="false"/>
+                <w:u w:val="none"/>
+                <w:strike w:val="false"/>
                 <w:sz w:val="16"/>
                 <w:szCs w:val="16"/>
                 <w:color w:val="000000"/>
@@ -2135,7 +2617,6 @@
         <w:trPr>
           <w:trHeight w:val="617" w:hRule="auto"/>
         </w:trPr>
-        body11
         <w:tc>
           <w:tcPr>
             <w:tcBorders>
@@ -2165,13 +2646,24 @@
               </w:pBdr>
               <w:spacing w:after="0" w:before="0" w:line="240"/>
               <w:ind w:left="300" w:right="100" w:firstLine="0" w:firstLineChars="0"/>
-            </w:pPr>
-            <w:r>
-              <w:rPr>
-                <w:rFonts w:ascii="Arial" w:hAnsi="Arial" w:eastAsia="Arial" w:cs="Arial"/>
-                <w:i w:val="false"/>
-                <w:b w:val="false"/>
-                <w:u w:val="none"/>
+              <w:rPr>
+                <w:rFonts w:ascii="Arial" w:hAnsi="Arial" w:eastAsia="Arial" w:cs="Arial"/>
+                <w:i w:val="false"/>
+                <w:b w:val="false"/>
+                <w:u w:val="none"/>
+                <w:strike w:val="false"/>
+                <w:sz w:val="16"/>
+                <w:szCs w:val="16"/>
+                <w:color w:val="000000"/>
+              </w:rPr>
+            </w:pPr>
+            <w:r>
+              <w:rPr>
+                <w:rFonts w:ascii="Arial" w:hAnsi="Arial" w:eastAsia="Arial" w:cs="Arial"/>
+                <w:i w:val="false"/>
+                <w:b w:val="false"/>
+                <w:u w:val="none"/>
+                <w:strike w:val="false"/>
                 <w:sz w:val="16"/>
                 <w:szCs w:val="16"/>
                 <w:color w:val="000000"/>
@@ -2209,13 +2701,24 @@
               </w:pBdr>
               <w:spacing w:after="0" w:before="0" w:line="240"/>
               <w:ind w:left="100" w:right="100" w:firstLine="0" w:firstLineChars="0"/>
-            </w:pPr>
-            <w:r>
-              <w:rPr>
-                <w:rFonts w:ascii="Arial" w:hAnsi="Arial" w:eastAsia="Arial" w:cs="Arial"/>
-                <w:i w:val="false"/>
-                <w:b w:val="false"/>
-                <w:u w:val="none"/>
+              <w:rPr>
+                <w:rFonts w:ascii="Arial" w:hAnsi="Arial" w:eastAsia="Arial" w:cs="Arial"/>
+                <w:i w:val="false"/>
+                <w:b w:val="false"/>
+                <w:u w:val="none"/>
+                <w:strike w:val="false"/>
+                <w:sz w:val="16"/>
+                <w:szCs w:val="16"/>
+                <w:color w:val="000000"/>
+              </w:rPr>
+            </w:pPr>
+            <w:r>
+              <w:rPr>
+                <w:rFonts w:ascii="Arial" w:hAnsi="Arial" w:eastAsia="Arial" w:cs="Arial"/>
+                <w:i w:val="false"/>
+                <w:b w:val="false"/>
+                <w:u w:val="none"/>
+                <w:strike w:val="false"/>
                 <w:sz w:val="16"/>
                 <w:szCs w:val="16"/>
                 <w:color w:val="000000"/>
@@ -2253,13 +2756,24 @@
               </w:pBdr>
               <w:spacing w:after="0" w:before="0" w:line="240"/>
               <w:ind w:left="100" w:right="100" w:firstLine="0" w:firstLineChars="0"/>
-            </w:pPr>
-            <w:r>
-              <w:rPr>
-                <w:rFonts w:ascii="Arial" w:hAnsi="Arial" w:eastAsia="Arial" w:cs="Arial"/>
-                <w:i w:val="false"/>
-                <w:b w:val="false"/>
-                <w:u w:val="none"/>
+              <w:rPr>
+                <w:rFonts w:ascii="Arial" w:hAnsi="Arial" w:eastAsia="Arial" w:cs="Arial"/>
+                <w:i w:val="false"/>
+                <w:b w:val="false"/>
+                <w:u w:val="none"/>
+                <w:strike w:val="false"/>
+                <w:sz w:val="16"/>
+                <w:szCs w:val="16"/>
+                <w:color w:val="000000"/>
+              </w:rPr>
+            </w:pPr>
+            <w:r>
+              <w:rPr>
+                <w:rFonts w:ascii="Arial" w:hAnsi="Arial" w:eastAsia="Arial" w:cs="Arial"/>
+                <w:i w:val="false"/>
+                <w:b w:val="false"/>
+                <w:u w:val="none"/>
+                <w:strike w:val="false"/>
                 <w:sz w:val="16"/>
                 <w:szCs w:val="16"/>
                 <w:color w:val="000000"/>
@@ -2297,13 +2811,24 @@
               </w:pBdr>
               <w:spacing w:after="0" w:before="0" w:line="240"/>
               <w:ind w:left="100" w:right="100" w:firstLine="0" w:firstLineChars="0"/>
-            </w:pPr>
-            <w:r>
-              <w:rPr>
-                <w:rFonts w:ascii="Arial" w:hAnsi="Arial" w:eastAsia="Arial" w:cs="Arial"/>
-                <w:i w:val="false"/>
-                <w:b w:val="false"/>
-                <w:u w:val="none"/>
+              <w:rPr>
+                <w:rFonts w:ascii="Arial" w:hAnsi="Arial" w:eastAsia="Arial" w:cs="Arial"/>
+                <w:i w:val="false"/>
+                <w:b w:val="false"/>
+                <w:u w:val="none"/>
+                <w:strike w:val="false"/>
+                <w:sz w:val="16"/>
+                <w:szCs w:val="16"/>
+                <w:color w:val="000000"/>
+              </w:rPr>
+            </w:pPr>
+            <w:r>
+              <w:rPr>
+                <w:rFonts w:ascii="Arial" w:hAnsi="Arial" w:eastAsia="Arial" w:cs="Arial"/>
+                <w:i w:val="false"/>
+                <w:b w:val="false"/>
+                <w:u w:val="none"/>
+                <w:strike w:val="false"/>
                 <w:sz w:val="16"/>
                 <w:szCs w:val="16"/>
                 <w:color w:val="000000"/>
@@ -2317,7 +2842,6 @@
         <w:trPr>
           <w:trHeight w:val="617" w:hRule="auto"/>
         </w:trPr>
-        body12
         <w:tc>
           <w:tcPr>
             <w:tcBorders>
@@ -2347,13 +2871,24 @@
               </w:pBdr>
               <w:spacing w:after="0" w:before="0" w:line="240"/>
               <w:ind w:left="100" w:right="100" w:firstLine="0" w:firstLineChars="0"/>
-            </w:pPr>
-            <w:r>
-              <w:rPr>
-                <w:rFonts w:ascii="Arial" w:hAnsi="Arial" w:eastAsia="Arial" w:cs="Arial"/>
-                <w:i w:val="false"/>
-                <w:b w:val="false"/>
-                <w:u w:val="none"/>
+              <w:rPr>
+                <w:rFonts w:ascii="Arial" w:hAnsi="Arial" w:eastAsia="Arial" w:cs="Arial"/>
+                <w:i w:val="false"/>
+                <w:b w:val="false"/>
+                <w:u w:val="none"/>
+                <w:strike w:val="false"/>
+                <w:sz w:val="16"/>
+                <w:szCs w:val="16"/>
+                <w:color w:val="000000"/>
+              </w:rPr>
+            </w:pPr>
+            <w:r>
+              <w:rPr>
+                <w:rFonts w:ascii="Arial" w:hAnsi="Arial" w:eastAsia="Arial" w:cs="Arial"/>
+                <w:i w:val="false"/>
+                <w:b w:val="false"/>
+                <w:u w:val="none"/>
+                <w:strike w:val="false"/>
                 <w:sz w:val="16"/>
                 <w:szCs w:val="16"/>
                 <w:color w:val="000000"/>
@@ -2391,13 +2926,24 @@
               </w:pBdr>
               <w:spacing w:after="0" w:before="0" w:line="240"/>
               <w:ind w:left="100" w:right="100" w:firstLine="0" w:firstLineChars="0"/>
-            </w:pPr>
-            <w:r>
-              <w:rPr>
-                <w:rFonts w:ascii="Arial" w:hAnsi="Arial" w:eastAsia="Arial" w:cs="Arial"/>
-                <w:i w:val="false"/>
-                <w:b w:val="false"/>
-                <w:u w:val="none"/>
+              <w:rPr>
+                <w:rFonts w:ascii="Arial" w:hAnsi="Arial" w:eastAsia="Arial" w:cs="Arial"/>
+                <w:i w:val="false"/>
+                <w:b w:val="false"/>
+                <w:u w:val="none"/>
+                <w:strike w:val="false"/>
+                <w:sz w:val="16"/>
+                <w:szCs w:val="16"/>
+                <w:color w:val="000000"/>
+              </w:rPr>
+            </w:pPr>
+            <w:r>
+              <w:rPr>
+                <w:rFonts w:ascii="Arial" w:hAnsi="Arial" w:eastAsia="Arial" w:cs="Arial"/>
+                <w:i w:val="false"/>
+                <w:b w:val="false"/>
+                <w:u w:val="none"/>
+                <w:strike w:val="false"/>
                 <w:sz w:val="16"/>
                 <w:szCs w:val="16"/>
                 <w:color w:val="000000"/>
@@ -2435,13 +2981,24 @@
               </w:pBdr>
               <w:spacing w:after="0" w:before="0" w:line="240"/>
               <w:ind w:left="100" w:right="100" w:firstLine="0" w:firstLineChars="0"/>
-            </w:pPr>
-            <w:r>
-              <w:rPr>
-                <w:rFonts w:ascii="Arial" w:hAnsi="Arial" w:eastAsia="Arial" w:cs="Arial"/>
-                <w:i w:val="false"/>
-                <w:b w:val="false"/>
-                <w:u w:val="none"/>
+              <w:rPr>
+                <w:rFonts w:ascii="Arial" w:hAnsi="Arial" w:eastAsia="Arial" w:cs="Arial"/>
+                <w:i w:val="false"/>
+                <w:b w:val="false"/>
+                <w:u w:val="none"/>
+                <w:strike w:val="false"/>
+                <w:sz w:val="16"/>
+                <w:szCs w:val="16"/>
+                <w:color w:val="000000"/>
+              </w:rPr>
+            </w:pPr>
+            <w:r>
+              <w:rPr>
+                <w:rFonts w:ascii="Arial" w:hAnsi="Arial" w:eastAsia="Arial" w:cs="Arial"/>
+                <w:i w:val="false"/>
+                <w:b w:val="false"/>
+                <w:u w:val="none"/>
+                <w:strike w:val="false"/>
                 <w:sz w:val="16"/>
                 <w:szCs w:val="16"/>
                 <w:color w:val="000000"/>
@@ -2479,13 +3036,24 @@
               </w:pBdr>
               <w:spacing w:after="0" w:before="0" w:line="240"/>
               <w:ind w:left="100" w:right="100" w:firstLine="0" w:firstLineChars="0"/>
-            </w:pPr>
-            <w:r>
-              <w:rPr>
-                <w:rFonts w:ascii="Arial" w:hAnsi="Arial" w:eastAsia="Arial" w:cs="Arial"/>
-                <w:i w:val="false"/>
-                <w:b w:val="false"/>
-                <w:u w:val="none"/>
+              <w:rPr>
+                <w:rFonts w:ascii="Arial" w:hAnsi="Arial" w:eastAsia="Arial" w:cs="Arial"/>
+                <w:i w:val="false"/>
+                <w:b w:val="false"/>
+                <w:u w:val="none"/>
+                <w:strike w:val="false"/>
+                <w:sz w:val="16"/>
+                <w:szCs w:val="16"/>
+                <w:color w:val="000000"/>
+              </w:rPr>
+            </w:pPr>
+            <w:r>
+              <w:rPr>
+                <w:rFonts w:ascii="Arial" w:hAnsi="Arial" w:eastAsia="Arial" w:cs="Arial"/>
+                <w:i w:val="false"/>
+                <w:b w:val="false"/>
+                <w:u w:val="none"/>
+                <w:strike w:val="false"/>
                 <w:sz w:val="16"/>
                 <w:szCs w:val="16"/>
                 <w:color w:val="000000"/>
@@ -2499,7 +3067,6 @@
         <w:trPr>
           <w:trHeight w:val="617" w:hRule="auto"/>
         </w:trPr>
-        body13
         <w:tc>
           <w:tcPr>
             <w:tcBorders>
@@ -2529,13 +3096,24 @@
               </w:pBdr>
               <w:spacing w:after="0" w:before="0" w:line="240"/>
               <w:ind w:left="300" w:right="100" w:firstLine="0" w:firstLineChars="0"/>
-            </w:pPr>
-            <w:r>
-              <w:rPr>
-                <w:rFonts w:ascii="Arial" w:hAnsi="Arial" w:eastAsia="Arial" w:cs="Arial"/>
-                <w:i w:val="false"/>
-                <w:b w:val="false"/>
-                <w:u w:val="none"/>
+              <w:rPr>
+                <w:rFonts w:ascii="Arial" w:hAnsi="Arial" w:eastAsia="Arial" w:cs="Arial"/>
+                <w:i w:val="false"/>
+                <w:b w:val="false"/>
+                <w:u w:val="none"/>
+                <w:strike w:val="false"/>
+                <w:sz w:val="16"/>
+                <w:szCs w:val="16"/>
+                <w:color w:val="000000"/>
+              </w:rPr>
+            </w:pPr>
+            <w:r>
+              <w:rPr>
+                <w:rFonts w:ascii="Arial" w:hAnsi="Arial" w:eastAsia="Arial" w:cs="Arial"/>
+                <w:i w:val="false"/>
+                <w:b w:val="false"/>
+                <w:u w:val="none"/>
+                <w:strike w:val="false"/>
                 <w:sz w:val="16"/>
                 <w:szCs w:val="16"/>
                 <w:color w:val="000000"/>
@@ -2573,13 +3151,24 @@
               </w:pBdr>
               <w:spacing w:after="0" w:before="0" w:line="240"/>
               <w:ind w:left="100" w:right="100" w:firstLine="0" w:firstLineChars="0"/>
-            </w:pPr>
-            <w:r>
-              <w:rPr>
-                <w:rFonts w:ascii="Arial" w:hAnsi="Arial" w:eastAsia="Arial" w:cs="Arial"/>
-                <w:i w:val="false"/>
-                <w:b w:val="false"/>
-                <w:u w:val="none"/>
+              <w:rPr>
+                <w:rFonts w:ascii="Arial" w:hAnsi="Arial" w:eastAsia="Arial" w:cs="Arial"/>
+                <w:i w:val="false"/>
+                <w:b w:val="false"/>
+                <w:u w:val="none"/>
+                <w:strike w:val="false"/>
+                <w:sz w:val="16"/>
+                <w:szCs w:val="16"/>
+                <w:color w:val="000000"/>
+              </w:rPr>
+            </w:pPr>
+            <w:r>
+              <w:rPr>
+                <w:rFonts w:ascii="Arial" w:hAnsi="Arial" w:eastAsia="Arial" w:cs="Arial"/>
+                <w:i w:val="false"/>
+                <w:b w:val="false"/>
+                <w:u w:val="none"/>
+                <w:strike w:val="false"/>
                 <w:sz w:val="16"/>
                 <w:szCs w:val="16"/>
                 <w:color w:val="000000"/>
@@ -2617,13 +3206,24 @@
               </w:pBdr>
               <w:spacing w:after="0" w:before="0" w:line="240"/>
               <w:ind w:left="100" w:right="100" w:firstLine="0" w:firstLineChars="0"/>
-            </w:pPr>
-            <w:r>
-              <w:rPr>
-                <w:rFonts w:ascii="Arial" w:hAnsi="Arial" w:eastAsia="Arial" w:cs="Arial"/>
-                <w:i w:val="false"/>
-                <w:b w:val="false"/>
-                <w:u w:val="none"/>
+              <w:rPr>
+                <w:rFonts w:ascii="Arial" w:hAnsi="Arial" w:eastAsia="Arial" w:cs="Arial"/>
+                <w:i w:val="false"/>
+                <w:b w:val="false"/>
+                <w:u w:val="none"/>
+                <w:strike w:val="false"/>
+                <w:sz w:val="16"/>
+                <w:szCs w:val="16"/>
+                <w:color w:val="000000"/>
+              </w:rPr>
+            </w:pPr>
+            <w:r>
+              <w:rPr>
+                <w:rFonts w:ascii="Arial" w:hAnsi="Arial" w:eastAsia="Arial" w:cs="Arial"/>
+                <w:i w:val="false"/>
+                <w:b w:val="false"/>
+                <w:u w:val="none"/>
+                <w:strike w:val="false"/>
                 <w:sz w:val="16"/>
                 <w:szCs w:val="16"/>
                 <w:color w:val="000000"/>
@@ -2661,13 +3261,24 @@
               </w:pBdr>
               <w:spacing w:after="0" w:before="0" w:line="240"/>
               <w:ind w:left="100" w:right="100" w:firstLine="0" w:firstLineChars="0"/>
-            </w:pPr>
-            <w:r>
-              <w:rPr>
-                <w:rFonts w:ascii="Arial" w:hAnsi="Arial" w:eastAsia="Arial" w:cs="Arial"/>
-                <w:i w:val="false"/>
-                <w:b w:val="false"/>
-                <w:u w:val="none"/>
+              <w:rPr>
+                <w:rFonts w:ascii="Arial" w:hAnsi="Arial" w:eastAsia="Arial" w:cs="Arial"/>
+                <w:i w:val="false"/>
+                <w:b w:val="false"/>
+                <w:u w:val="none"/>
+                <w:strike w:val="false"/>
+                <w:sz w:val="16"/>
+                <w:szCs w:val="16"/>
+                <w:color w:val="000000"/>
+              </w:rPr>
+            </w:pPr>
+            <w:r>
+              <w:rPr>
+                <w:rFonts w:ascii="Arial" w:hAnsi="Arial" w:eastAsia="Arial" w:cs="Arial"/>
+                <w:i w:val="false"/>
+                <w:b w:val="false"/>
+                <w:u w:val="none"/>
+                <w:strike w:val="false"/>
                 <w:sz w:val="16"/>
                 <w:szCs w:val="16"/>
                 <w:color w:val="000000"/>
@@ -2681,7 +3292,6 @@
         <w:trPr>
           <w:trHeight w:val="617" w:hRule="auto"/>
         </w:trPr>
-        body14
         <w:tc>
           <w:tcPr>
             <w:tcBorders>
@@ -2711,13 +3321,24 @@
               </w:pBdr>
               <w:spacing w:after="0" w:before="0" w:line="240"/>
               <w:ind w:left="300" w:right="100" w:firstLine="0" w:firstLineChars="0"/>
-            </w:pPr>
-            <w:r>
-              <w:rPr>
-                <w:rFonts w:ascii="Arial" w:hAnsi="Arial" w:eastAsia="Arial" w:cs="Arial"/>
-                <w:i w:val="false"/>
-                <w:b w:val="false"/>
-                <w:u w:val="none"/>
+              <w:rPr>
+                <w:rFonts w:ascii="Arial" w:hAnsi="Arial" w:eastAsia="Arial" w:cs="Arial"/>
+                <w:i w:val="false"/>
+                <w:b w:val="false"/>
+                <w:u w:val="none"/>
+                <w:strike w:val="false"/>
+                <w:sz w:val="16"/>
+                <w:szCs w:val="16"/>
+                <w:color w:val="000000"/>
+              </w:rPr>
+            </w:pPr>
+            <w:r>
+              <w:rPr>
+                <w:rFonts w:ascii="Arial" w:hAnsi="Arial" w:eastAsia="Arial" w:cs="Arial"/>
+                <w:i w:val="false"/>
+                <w:b w:val="false"/>
+                <w:u w:val="none"/>
+                <w:strike w:val="false"/>
                 <w:sz w:val="16"/>
                 <w:szCs w:val="16"/>
                 <w:color w:val="000000"/>
@@ -2755,13 +3376,24 @@
               </w:pBdr>
               <w:spacing w:after="0" w:before="0" w:line="240"/>
               <w:ind w:left="100" w:right="100" w:firstLine="0" w:firstLineChars="0"/>
-            </w:pPr>
-            <w:r>
-              <w:rPr>
-                <w:rFonts w:ascii="Arial" w:hAnsi="Arial" w:eastAsia="Arial" w:cs="Arial"/>
-                <w:i w:val="false"/>
-                <w:b w:val="false"/>
-                <w:u w:val="none"/>
+              <w:rPr>
+                <w:rFonts w:ascii="Arial" w:hAnsi="Arial" w:eastAsia="Arial" w:cs="Arial"/>
+                <w:i w:val="false"/>
+                <w:b w:val="false"/>
+                <w:u w:val="none"/>
+                <w:strike w:val="false"/>
+                <w:sz w:val="16"/>
+                <w:szCs w:val="16"/>
+                <w:color w:val="000000"/>
+              </w:rPr>
+            </w:pPr>
+            <w:r>
+              <w:rPr>
+                <w:rFonts w:ascii="Arial" w:hAnsi="Arial" w:eastAsia="Arial" w:cs="Arial"/>
+                <w:i w:val="false"/>
+                <w:b w:val="false"/>
+                <w:u w:val="none"/>
+                <w:strike w:val="false"/>
                 <w:sz w:val="16"/>
                 <w:szCs w:val="16"/>
                 <w:color w:val="000000"/>
@@ -2799,13 +3431,24 @@
               </w:pBdr>
               <w:spacing w:after="0" w:before="0" w:line="240"/>
               <w:ind w:left="100" w:right="100" w:firstLine="0" w:firstLineChars="0"/>
-            </w:pPr>
-            <w:r>
-              <w:rPr>
-                <w:rFonts w:ascii="Arial" w:hAnsi="Arial" w:eastAsia="Arial" w:cs="Arial"/>
-                <w:i w:val="false"/>
-                <w:b w:val="false"/>
-                <w:u w:val="none"/>
+              <w:rPr>
+                <w:rFonts w:ascii="Arial" w:hAnsi="Arial" w:eastAsia="Arial" w:cs="Arial"/>
+                <w:i w:val="false"/>
+                <w:b w:val="false"/>
+                <w:u w:val="none"/>
+                <w:strike w:val="false"/>
+                <w:sz w:val="16"/>
+                <w:szCs w:val="16"/>
+                <w:color w:val="000000"/>
+              </w:rPr>
+            </w:pPr>
+            <w:r>
+              <w:rPr>
+                <w:rFonts w:ascii="Arial" w:hAnsi="Arial" w:eastAsia="Arial" w:cs="Arial"/>
+                <w:i w:val="false"/>
+                <w:b w:val="false"/>
+                <w:u w:val="none"/>
+                <w:strike w:val="false"/>
                 <w:sz w:val="16"/>
                 <w:szCs w:val="16"/>
                 <w:color w:val="000000"/>
@@ -2843,13 +3486,24 @@
               </w:pBdr>
               <w:spacing w:after="0" w:before="0" w:line="240"/>
               <w:ind w:left="100" w:right="100" w:firstLine="0" w:firstLineChars="0"/>
-            </w:pPr>
-            <w:r>
-              <w:rPr>
-                <w:rFonts w:ascii="Arial" w:hAnsi="Arial" w:eastAsia="Arial" w:cs="Arial"/>
-                <w:i w:val="false"/>
-                <w:b w:val="false"/>
-                <w:u w:val="none"/>
+              <w:rPr>
+                <w:rFonts w:ascii="Arial" w:hAnsi="Arial" w:eastAsia="Arial" w:cs="Arial"/>
+                <w:i w:val="false"/>
+                <w:b w:val="false"/>
+                <w:u w:val="none"/>
+                <w:strike w:val="false"/>
+                <w:sz w:val="16"/>
+                <w:szCs w:val="16"/>
+                <w:color w:val="000000"/>
+              </w:rPr>
+            </w:pPr>
+            <w:r>
+              <w:rPr>
+                <w:rFonts w:ascii="Arial" w:hAnsi="Arial" w:eastAsia="Arial" w:cs="Arial"/>
+                <w:i w:val="false"/>
+                <w:b w:val="false"/>
+                <w:u w:val="none"/>
+                <w:strike w:val="false"/>
                 <w:sz w:val="16"/>
                 <w:szCs w:val="16"/>
                 <w:color w:val="000000"/>
@@ -2863,7 +3517,6 @@
         <w:trPr>
           <w:trHeight w:val="617" w:hRule="auto"/>
         </w:trPr>
-        body15
         <w:tc>
           <w:tcPr>
             <w:tcBorders>
@@ -2893,13 +3546,24 @@
               </w:pBdr>
               <w:spacing w:after="0" w:before="0" w:line="240"/>
               <w:ind w:left="100" w:right="100" w:firstLine="0" w:firstLineChars="0"/>
-            </w:pPr>
-            <w:r>
-              <w:rPr>
-                <w:rFonts w:ascii="Arial" w:hAnsi="Arial" w:eastAsia="Arial" w:cs="Arial"/>
-                <w:i w:val="false"/>
-                <w:b w:val="false"/>
-                <w:u w:val="none"/>
+              <w:rPr>
+                <w:rFonts w:ascii="Arial" w:hAnsi="Arial" w:eastAsia="Arial" w:cs="Arial"/>
+                <w:i w:val="false"/>
+                <w:b w:val="false"/>
+                <w:u w:val="none"/>
+                <w:strike w:val="false"/>
+                <w:sz w:val="16"/>
+                <w:szCs w:val="16"/>
+                <w:color w:val="000000"/>
+              </w:rPr>
+            </w:pPr>
+            <w:r>
+              <w:rPr>
+                <w:rFonts w:ascii="Arial" w:hAnsi="Arial" w:eastAsia="Arial" w:cs="Arial"/>
+                <w:i w:val="false"/>
+                <w:b w:val="false"/>
+                <w:u w:val="none"/>
+                <w:strike w:val="false"/>
                 <w:sz w:val="16"/>
                 <w:szCs w:val="16"/>
                 <w:color w:val="000000"/>
@@ -2937,13 +3601,24 @@
               </w:pBdr>
               <w:spacing w:after="0" w:before="0" w:line="240"/>
               <w:ind w:left="100" w:right="100" w:firstLine="0" w:firstLineChars="0"/>
-            </w:pPr>
-            <w:r>
-              <w:rPr>
-                <w:rFonts w:ascii="Arial" w:hAnsi="Arial" w:eastAsia="Arial" w:cs="Arial"/>
-                <w:i w:val="false"/>
-                <w:b w:val="false"/>
-                <w:u w:val="none"/>
+              <w:rPr>
+                <w:rFonts w:ascii="Arial" w:hAnsi="Arial" w:eastAsia="Arial" w:cs="Arial"/>
+                <w:i w:val="false"/>
+                <w:b w:val="false"/>
+                <w:u w:val="none"/>
+                <w:strike w:val="false"/>
+                <w:sz w:val="16"/>
+                <w:szCs w:val="16"/>
+                <w:color w:val="000000"/>
+              </w:rPr>
+            </w:pPr>
+            <w:r>
+              <w:rPr>
+                <w:rFonts w:ascii="Arial" w:hAnsi="Arial" w:eastAsia="Arial" w:cs="Arial"/>
+                <w:i w:val="false"/>
+                <w:b w:val="false"/>
+                <w:u w:val="none"/>
+                <w:strike w:val="false"/>
                 <w:sz w:val="16"/>
                 <w:szCs w:val="16"/>
                 <w:color w:val="000000"/>
@@ -2981,13 +3656,24 @@
               </w:pBdr>
               <w:spacing w:after="0" w:before="0" w:line="240"/>
               <w:ind w:left="100" w:right="100" w:firstLine="0" w:firstLineChars="0"/>
-            </w:pPr>
-            <w:r>
-              <w:rPr>
-                <w:rFonts w:ascii="Arial" w:hAnsi="Arial" w:eastAsia="Arial" w:cs="Arial"/>
-                <w:i w:val="false"/>
-                <w:b w:val="false"/>
-                <w:u w:val="none"/>
+              <w:rPr>
+                <w:rFonts w:ascii="Arial" w:hAnsi="Arial" w:eastAsia="Arial" w:cs="Arial"/>
+                <w:i w:val="false"/>
+                <w:b w:val="false"/>
+                <w:u w:val="none"/>
+                <w:strike w:val="false"/>
+                <w:sz w:val="16"/>
+                <w:szCs w:val="16"/>
+                <w:color w:val="000000"/>
+              </w:rPr>
+            </w:pPr>
+            <w:r>
+              <w:rPr>
+                <w:rFonts w:ascii="Arial" w:hAnsi="Arial" w:eastAsia="Arial" w:cs="Arial"/>
+                <w:i w:val="false"/>
+                <w:b w:val="false"/>
+                <w:u w:val="none"/>
+                <w:strike w:val="false"/>
                 <w:sz w:val="16"/>
                 <w:szCs w:val="16"/>
                 <w:color w:val="000000"/>
@@ -3025,13 +3711,24 @@
               </w:pBdr>
               <w:spacing w:after="0" w:before="0" w:line="240"/>
               <w:ind w:left="100" w:right="100" w:firstLine="0" w:firstLineChars="0"/>
-            </w:pPr>
-            <w:r>
-              <w:rPr>
-                <w:rFonts w:ascii="Arial" w:hAnsi="Arial" w:eastAsia="Arial" w:cs="Arial"/>
-                <w:i w:val="false"/>
-                <w:b w:val="false"/>
-                <w:u w:val="none"/>
+              <w:rPr>
+                <w:rFonts w:ascii="Arial" w:hAnsi="Arial" w:eastAsia="Arial" w:cs="Arial"/>
+                <w:i w:val="false"/>
+                <w:b w:val="false"/>
+                <w:u w:val="none"/>
+                <w:strike w:val="false"/>
+                <w:sz w:val="16"/>
+                <w:szCs w:val="16"/>
+                <w:color w:val="000000"/>
+              </w:rPr>
+            </w:pPr>
+            <w:r>
+              <w:rPr>
+                <w:rFonts w:ascii="Arial" w:hAnsi="Arial" w:eastAsia="Arial" w:cs="Arial"/>
+                <w:i w:val="false"/>
+                <w:b w:val="false"/>
+                <w:u w:val="none"/>
+                <w:strike w:val="false"/>
                 <w:sz w:val="16"/>
                 <w:szCs w:val="16"/>
                 <w:color w:val="000000"/>
@@ -3045,7 +3742,6 @@
         <w:trPr>
           <w:trHeight w:val="617" w:hRule="auto"/>
         </w:trPr>
-        body16
         <w:tc>
           <w:tcPr>
             <w:tcBorders>
@@ -3075,13 +3771,24 @@
               </w:pBdr>
               <w:spacing w:after="0" w:before="0" w:line="240"/>
               <w:ind w:left="300" w:right="100" w:firstLine="0" w:firstLineChars="0"/>
-            </w:pPr>
-            <w:r>
-              <w:rPr>
-                <w:rFonts w:ascii="Arial" w:hAnsi="Arial" w:eastAsia="Arial" w:cs="Arial"/>
-                <w:i w:val="false"/>
-                <w:b w:val="false"/>
-                <w:u w:val="none"/>
+              <w:rPr>
+                <w:rFonts w:ascii="Arial" w:hAnsi="Arial" w:eastAsia="Arial" w:cs="Arial"/>
+                <w:i w:val="false"/>
+                <w:b w:val="false"/>
+                <w:u w:val="none"/>
+                <w:strike w:val="false"/>
+                <w:sz w:val="16"/>
+                <w:szCs w:val="16"/>
+                <w:color w:val="000000"/>
+              </w:rPr>
+            </w:pPr>
+            <w:r>
+              <w:rPr>
+                <w:rFonts w:ascii="Arial" w:hAnsi="Arial" w:eastAsia="Arial" w:cs="Arial"/>
+                <w:i w:val="false"/>
+                <w:b w:val="false"/>
+                <w:u w:val="none"/>
+                <w:strike w:val="false"/>
                 <w:sz w:val="16"/>
                 <w:szCs w:val="16"/>
                 <w:color w:val="000000"/>
@@ -3119,13 +3826,24 @@
               </w:pBdr>
               <w:spacing w:after="0" w:before="0" w:line="240"/>
               <w:ind w:left="100" w:right="100" w:firstLine="0" w:firstLineChars="0"/>
-            </w:pPr>
-            <w:r>
-              <w:rPr>
-                <w:rFonts w:ascii="Arial" w:hAnsi="Arial" w:eastAsia="Arial" w:cs="Arial"/>
-                <w:i w:val="false"/>
-                <w:b w:val="false"/>
-                <w:u w:val="none"/>
+              <w:rPr>
+                <w:rFonts w:ascii="Arial" w:hAnsi="Arial" w:eastAsia="Arial" w:cs="Arial"/>
+                <w:i w:val="false"/>
+                <w:b w:val="false"/>
+                <w:u w:val="none"/>
+                <w:strike w:val="false"/>
+                <w:sz w:val="16"/>
+                <w:szCs w:val="16"/>
+                <w:color w:val="000000"/>
+              </w:rPr>
+            </w:pPr>
+            <w:r>
+              <w:rPr>
+                <w:rFonts w:ascii="Arial" w:hAnsi="Arial" w:eastAsia="Arial" w:cs="Arial"/>
+                <w:i w:val="false"/>
+                <w:b w:val="false"/>
+                <w:u w:val="none"/>
+                <w:strike w:val="false"/>
                 <w:sz w:val="16"/>
                 <w:szCs w:val="16"/>
                 <w:color w:val="000000"/>
@@ -3163,13 +3881,24 @@
               </w:pBdr>
               <w:spacing w:after="0" w:before="0" w:line="240"/>
               <w:ind w:left="100" w:right="100" w:firstLine="0" w:firstLineChars="0"/>
-            </w:pPr>
-            <w:r>
-              <w:rPr>
-                <w:rFonts w:ascii="Arial" w:hAnsi="Arial" w:eastAsia="Arial" w:cs="Arial"/>
-                <w:i w:val="false"/>
-                <w:b w:val="false"/>
-                <w:u w:val="none"/>
+              <w:rPr>
+                <w:rFonts w:ascii="Arial" w:hAnsi="Arial" w:eastAsia="Arial" w:cs="Arial"/>
+                <w:i w:val="false"/>
+                <w:b w:val="false"/>
+                <w:u w:val="none"/>
+                <w:strike w:val="false"/>
+                <w:sz w:val="16"/>
+                <w:szCs w:val="16"/>
+                <w:color w:val="000000"/>
+              </w:rPr>
+            </w:pPr>
+            <w:r>
+              <w:rPr>
+                <w:rFonts w:ascii="Arial" w:hAnsi="Arial" w:eastAsia="Arial" w:cs="Arial"/>
+                <w:i w:val="false"/>
+                <w:b w:val="false"/>
+                <w:u w:val="none"/>
+                <w:strike w:val="false"/>
                 <w:sz w:val="16"/>
                 <w:szCs w:val="16"/>
                 <w:color w:val="000000"/>
@@ -3207,13 +3936,24 @@
               </w:pBdr>
               <w:spacing w:after="0" w:before="0" w:line="240"/>
               <w:ind w:left="100" w:right="100" w:firstLine="0" w:firstLineChars="0"/>
-            </w:pPr>
-            <w:r>
-              <w:rPr>
-                <w:rFonts w:ascii="Arial" w:hAnsi="Arial" w:eastAsia="Arial" w:cs="Arial"/>
-                <w:i w:val="false"/>
-                <w:b w:val="false"/>
-                <w:u w:val="none"/>
+              <w:rPr>
+                <w:rFonts w:ascii="Arial" w:hAnsi="Arial" w:eastAsia="Arial" w:cs="Arial"/>
+                <w:i w:val="false"/>
+                <w:b w:val="false"/>
+                <w:u w:val="none"/>
+                <w:strike w:val="false"/>
+                <w:sz w:val="16"/>
+                <w:szCs w:val="16"/>
+                <w:color w:val="000000"/>
+              </w:rPr>
+            </w:pPr>
+            <w:r>
+              <w:rPr>
+                <w:rFonts w:ascii="Arial" w:hAnsi="Arial" w:eastAsia="Arial" w:cs="Arial"/>
+                <w:i w:val="false"/>
+                <w:b w:val="false"/>
+                <w:u w:val="none"/>
+                <w:strike w:val="false"/>
                 <w:sz w:val="16"/>
                 <w:szCs w:val="16"/>
                 <w:color w:val="000000"/>
@@ -3227,7 +3967,6 @@
         <w:trPr>
           <w:trHeight w:val="617" w:hRule="auto"/>
         </w:trPr>
-        body17
         <w:tc>
           <w:tcPr>
             <w:tcBorders>
@@ -3257,13 +3996,24 @@
               </w:pBdr>
               <w:spacing w:after="0" w:before="0" w:line="240"/>
               <w:ind w:left="300" w:right="100" w:firstLine="0" w:firstLineChars="0"/>
-            </w:pPr>
-            <w:r>
-              <w:rPr>
-                <w:rFonts w:ascii="Arial" w:hAnsi="Arial" w:eastAsia="Arial" w:cs="Arial"/>
-                <w:i w:val="false"/>
-                <w:b w:val="false"/>
-                <w:u w:val="none"/>
+              <w:rPr>
+                <w:rFonts w:ascii="Arial" w:hAnsi="Arial" w:eastAsia="Arial" w:cs="Arial"/>
+                <w:i w:val="false"/>
+                <w:b w:val="false"/>
+                <w:u w:val="none"/>
+                <w:strike w:val="false"/>
+                <w:sz w:val="16"/>
+                <w:szCs w:val="16"/>
+                <w:color w:val="000000"/>
+              </w:rPr>
+            </w:pPr>
+            <w:r>
+              <w:rPr>
+                <w:rFonts w:ascii="Arial" w:hAnsi="Arial" w:eastAsia="Arial" w:cs="Arial"/>
+                <w:i w:val="false"/>
+                <w:b w:val="false"/>
+                <w:u w:val="none"/>
+                <w:strike w:val="false"/>
                 <w:sz w:val="16"/>
                 <w:szCs w:val="16"/>
                 <w:color w:val="000000"/>
@@ -3301,13 +4051,24 @@
               </w:pBdr>
               <w:spacing w:after="0" w:before="0" w:line="240"/>
               <w:ind w:left="100" w:right="100" w:firstLine="0" w:firstLineChars="0"/>
-            </w:pPr>
-            <w:r>
-              <w:rPr>
-                <w:rFonts w:ascii="Arial" w:hAnsi="Arial" w:eastAsia="Arial" w:cs="Arial"/>
-                <w:i w:val="false"/>
-                <w:b w:val="false"/>
-                <w:u w:val="none"/>
+              <w:rPr>
+                <w:rFonts w:ascii="Arial" w:hAnsi="Arial" w:eastAsia="Arial" w:cs="Arial"/>
+                <w:i w:val="false"/>
+                <w:b w:val="false"/>
+                <w:u w:val="none"/>
+                <w:strike w:val="false"/>
+                <w:sz w:val="16"/>
+                <w:szCs w:val="16"/>
+                <w:color w:val="000000"/>
+              </w:rPr>
+            </w:pPr>
+            <w:r>
+              <w:rPr>
+                <w:rFonts w:ascii="Arial" w:hAnsi="Arial" w:eastAsia="Arial" w:cs="Arial"/>
+                <w:i w:val="false"/>
+                <w:b w:val="false"/>
+                <w:u w:val="none"/>
+                <w:strike w:val="false"/>
                 <w:sz w:val="16"/>
                 <w:szCs w:val="16"/>
                 <w:color w:val="000000"/>
@@ -3345,13 +4106,24 @@
               </w:pBdr>
               <w:spacing w:after="0" w:before="0" w:line="240"/>
               <w:ind w:left="100" w:right="100" w:firstLine="0" w:firstLineChars="0"/>
-            </w:pPr>
-            <w:r>
-              <w:rPr>
-                <w:rFonts w:ascii="Arial" w:hAnsi="Arial" w:eastAsia="Arial" w:cs="Arial"/>
-                <w:i w:val="false"/>
-                <w:b w:val="false"/>
-                <w:u w:val="none"/>
+              <w:rPr>
+                <w:rFonts w:ascii="Arial" w:hAnsi="Arial" w:eastAsia="Arial" w:cs="Arial"/>
+                <w:i w:val="false"/>
+                <w:b w:val="false"/>
+                <w:u w:val="none"/>
+                <w:strike w:val="false"/>
+                <w:sz w:val="16"/>
+                <w:szCs w:val="16"/>
+                <w:color w:val="000000"/>
+              </w:rPr>
+            </w:pPr>
+            <w:r>
+              <w:rPr>
+                <w:rFonts w:ascii="Arial" w:hAnsi="Arial" w:eastAsia="Arial" w:cs="Arial"/>
+                <w:i w:val="false"/>
+                <w:b w:val="false"/>
+                <w:u w:val="none"/>
+                <w:strike w:val="false"/>
                 <w:sz w:val="16"/>
                 <w:szCs w:val="16"/>
                 <w:color w:val="000000"/>
@@ -3389,13 +4161,24 @@
               </w:pBdr>
               <w:spacing w:after="0" w:before="0" w:line="240"/>
               <w:ind w:left="100" w:right="100" w:firstLine="0" w:firstLineChars="0"/>
-            </w:pPr>
-            <w:r>
-              <w:rPr>
-                <w:rFonts w:ascii="Arial" w:hAnsi="Arial" w:eastAsia="Arial" w:cs="Arial"/>
-                <w:i w:val="false"/>
-                <w:b w:val="false"/>
-                <w:u w:val="none"/>
+              <w:rPr>
+                <w:rFonts w:ascii="Arial" w:hAnsi="Arial" w:eastAsia="Arial" w:cs="Arial"/>
+                <w:i w:val="false"/>
+                <w:b w:val="false"/>
+                <w:u w:val="none"/>
+                <w:strike w:val="false"/>
+                <w:sz w:val="16"/>
+                <w:szCs w:val="16"/>
+                <w:color w:val="000000"/>
+              </w:rPr>
+            </w:pPr>
+            <w:r>
+              <w:rPr>
+                <w:rFonts w:ascii="Arial" w:hAnsi="Arial" w:eastAsia="Arial" w:cs="Arial"/>
+                <w:i w:val="false"/>
+                <w:b w:val="false"/>
+                <w:u w:val="none"/>
+                <w:strike w:val="false"/>
                 <w:sz w:val="16"/>
                 <w:szCs w:val="16"/>
                 <w:color w:val="000000"/>
@@ -3409,7 +4192,6 @@
         <w:trPr>
           <w:trHeight w:val="617" w:hRule="auto"/>
         </w:trPr>
-        body18
         <w:tc>
           <w:tcPr>
             <w:tcBorders>
@@ -3439,13 +4221,24 @@
               </w:pBdr>
               <w:spacing w:after="0" w:before="0" w:line="240"/>
               <w:ind w:left="300" w:right="100" w:firstLine="0" w:firstLineChars="0"/>
-            </w:pPr>
-            <w:r>
-              <w:rPr>
-                <w:rFonts w:ascii="Arial" w:hAnsi="Arial" w:eastAsia="Arial" w:cs="Arial"/>
-                <w:i w:val="false"/>
-                <w:b w:val="false"/>
-                <w:u w:val="none"/>
+              <w:rPr>
+                <w:rFonts w:ascii="Arial" w:hAnsi="Arial" w:eastAsia="Arial" w:cs="Arial"/>
+                <w:i w:val="false"/>
+                <w:b w:val="false"/>
+                <w:u w:val="none"/>
+                <w:strike w:val="false"/>
+                <w:sz w:val="16"/>
+                <w:szCs w:val="16"/>
+                <w:color w:val="000000"/>
+              </w:rPr>
+            </w:pPr>
+            <w:r>
+              <w:rPr>
+                <w:rFonts w:ascii="Arial" w:hAnsi="Arial" w:eastAsia="Arial" w:cs="Arial"/>
+                <w:i w:val="false"/>
+                <w:b w:val="false"/>
+                <w:u w:val="none"/>
+                <w:strike w:val="false"/>
                 <w:sz w:val="16"/>
                 <w:szCs w:val="16"/>
                 <w:color w:val="000000"/>
@@ -3483,13 +4276,24 @@
               </w:pBdr>
               <w:spacing w:after="0" w:before="0" w:line="240"/>
               <w:ind w:left="100" w:right="100" w:firstLine="0" w:firstLineChars="0"/>
-            </w:pPr>
-            <w:r>
-              <w:rPr>
-                <w:rFonts w:ascii="Arial" w:hAnsi="Arial" w:eastAsia="Arial" w:cs="Arial"/>
-                <w:i w:val="false"/>
-                <w:b w:val="false"/>
-                <w:u w:val="none"/>
+              <w:rPr>
+                <w:rFonts w:ascii="Arial" w:hAnsi="Arial" w:eastAsia="Arial" w:cs="Arial"/>
+                <w:i w:val="false"/>
+                <w:b w:val="false"/>
+                <w:u w:val="none"/>
+                <w:strike w:val="false"/>
+                <w:sz w:val="16"/>
+                <w:szCs w:val="16"/>
+                <w:color w:val="000000"/>
+              </w:rPr>
+            </w:pPr>
+            <w:r>
+              <w:rPr>
+                <w:rFonts w:ascii="Arial" w:hAnsi="Arial" w:eastAsia="Arial" w:cs="Arial"/>
+                <w:i w:val="false"/>
+                <w:b w:val="false"/>
+                <w:u w:val="none"/>
+                <w:strike w:val="false"/>
                 <w:sz w:val="16"/>
                 <w:szCs w:val="16"/>
                 <w:color w:val="000000"/>
@@ -3527,13 +4331,24 @@
               </w:pBdr>
               <w:spacing w:after="0" w:before="0" w:line="240"/>
               <w:ind w:left="100" w:right="100" w:firstLine="0" w:firstLineChars="0"/>
-            </w:pPr>
-            <w:r>
-              <w:rPr>
-                <w:rFonts w:ascii="Arial" w:hAnsi="Arial" w:eastAsia="Arial" w:cs="Arial"/>
-                <w:i w:val="false"/>
-                <w:b w:val="false"/>
-                <w:u w:val="none"/>
+              <w:rPr>
+                <w:rFonts w:ascii="Arial" w:hAnsi="Arial" w:eastAsia="Arial" w:cs="Arial"/>
+                <w:i w:val="false"/>
+                <w:b w:val="false"/>
+                <w:u w:val="none"/>
+                <w:strike w:val="false"/>
+                <w:sz w:val="16"/>
+                <w:szCs w:val="16"/>
+                <w:color w:val="000000"/>
+              </w:rPr>
+            </w:pPr>
+            <w:r>
+              <w:rPr>
+                <w:rFonts w:ascii="Arial" w:hAnsi="Arial" w:eastAsia="Arial" w:cs="Arial"/>
+                <w:i w:val="false"/>
+                <w:b w:val="false"/>
+                <w:u w:val="none"/>
+                <w:strike w:val="false"/>
                 <w:sz w:val="16"/>
                 <w:szCs w:val="16"/>
                 <w:color w:val="000000"/>
@@ -3571,13 +4386,24 @@
               </w:pBdr>
               <w:spacing w:after="0" w:before="0" w:line="240"/>
               <w:ind w:left="100" w:right="100" w:firstLine="0" w:firstLineChars="0"/>
-            </w:pPr>
-            <w:r>
-              <w:rPr>
-                <w:rFonts w:ascii="Arial" w:hAnsi="Arial" w:eastAsia="Arial" w:cs="Arial"/>
-                <w:i w:val="false"/>
-                <w:b w:val="false"/>
-                <w:u w:val="none"/>
+              <w:rPr>
+                <w:rFonts w:ascii="Arial" w:hAnsi="Arial" w:eastAsia="Arial" w:cs="Arial"/>
+                <w:i w:val="false"/>
+                <w:b w:val="false"/>
+                <w:u w:val="none"/>
+                <w:strike w:val="false"/>
+                <w:sz w:val="16"/>
+                <w:szCs w:val="16"/>
+                <w:color w:val="000000"/>
+              </w:rPr>
+            </w:pPr>
+            <w:r>
+              <w:rPr>
+                <w:rFonts w:ascii="Arial" w:hAnsi="Arial" w:eastAsia="Arial" w:cs="Arial"/>
+                <w:i w:val="false"/>
+                <w:b w:val="false"/>
+                <w:u w:val="none"/>
+                <w:strike w:val="false"/>
                 <w:sz w:val="16"/>
                 <w:szCs w:val="16"/>
                 <w:color w:val="000000"/>
@@ -3591,7 +4417,6 @@
         <w:trPr>
           <w:trHeight w:val="617" w:hRule="auto"/>
         </w:trPr>
-        body19
         <w:tc>
           <w:tcPr>
             <w:tcBorders>
@@ -3621,13 +4446,24 @@
               </w:pBdr>
               <w:spacing w:after="0" w:before="0" w:line="240"/>
               <w:ind w:left="300" w:right="100" w:firstLine="0" w:firstLineChars="0"/>
-            </w:pPr>
-            <w:r>
-              <w:rPr>
-                <w:rFonts w:ascii="Arial" w:hAnsi="Arial" w:eastAsia="Arial" w:cs="Arial"/>
-                <w:i w:val="false"/>
-                <w:b w:val="false"/>
-                <w:u w:val="none"/>
+              <w:rPr>
+                <w:rFonts w:ascii="Arial" w:hAnsi="Arial" w:eastAsia="Arial" w:cs="Arial"/>
+                <w:i w:val="false"/>
+                <w:b w:val="false"/>
+                <w:u w:val="none"/>
+                <w:strike w:val="false"/>
+                <w:sz w:val="16"/>
+                <w:szCs w:val="16"/>
+                <w:color w:val="000000"/>
+              </w:rPr>
+            </w:pPr>
+            <w:r>
+              <w:rPr>
+                <w:rFonts w:ascii="Arial" w:hAnsi="Arial" w:eastAsia="Arial" w:cs="Arial"/>
+                <w:i w:val="false"/>
+                <w:b w:val="false"/>
+                <w:u w:val="none"/>
+                <w:strike w:val="false"/>
                 <w:sz w:val="16"/>
                 <w:szCs w:val="16"/>
                 <w:color w:val="000000"/>
@@ -3665,13 +4501,24 @@
               </w:pBdr>
               <w:spacing w:after="0" w:before="0" w:line="240"/>
               <w:ind w:left="100" w:right="100" w:firstLine="0" w:firstLineChars="0"/>
-            </w:pPr>
-            <w:r>
-              <w:rPr>
-                <w:rFonts w:ascii="Arial" w:hAnsi="Arial" w:eastAsia="Arial" w:cs="Arial"/>
-                <w:i w:val="false"/>
-                <w:b w:val="false"/>
-                <w:u w:val="none"/>
+              <w:rPr>
+                <w:rFonts w:ascii="Arial" w:hAnsi="Arial" w:eastAsia="Arial" w:cs="Arial"/>
+                <w:i w:val="false"/>
+                <w:b w:val="false"/>
+                <w:u w:val="none"/>
+                <w:strike w:val="false"/>
+                <w:sz w:val="16"/>
+                <w:szCs w:val="16"/>
+                <w:color w:val="000000"/>
+              </w:rPr>
+            </w:pPr>
+            <w:r>
+              <w:rPr>
+                <w:rFonts w:ascii="Arial" w:hAnsi="Arial" w:eastAsia="Arial" w:cs="Arial"/>
+                <w:i w:val="false"/>
+                <w:b w:val="false"/>
+                <w:u w:val="none"/>
+                <w:strike w:val="false"/>
                 <w:sz w:val="16"/>
                 <w:szCs w:val="16"/>
                 <w:color w:val="000000"/>
@@ -3709,13 +4556,24 @@
               </w:pBdr>
               <w:spacing w:after="0" w:before="0" w:line="240"/>
               <w:ind w:left="100" w:right="100" w:firstLine="0" w:firstLineChars="0"/>
-            </w:pPr>
-            <w:r>
-              <w:rPr>
-                <w:rFonts w:ascii="Arial" w:hAnsi="Arial" w:eastAsia="Arial" w:cs="Arial"/>
-                <w:i w:val="false"/>
-                <w:b w:val="false"/>
-                <w:u w:val="none"/>
+              <w:rPr>
+                <w:rFonts w:ascii="Arial" w:hAnsi="Arial" w:eastAsia="Arial" w:cs="Arial"/>
+                <w:i w:val="false"/>
+                <w:b w:val="false"/>
+                <w:u w:val="none"/>
+                <w:strike w:val="false"/>
+                <w:sz w:val="16"/>
+                <w:szCs w:val="16"/>
+                <w:color w:val="000000"/>
+              </w:rPr>
+            </w:pPr>
+            <w:r>
+              <w:rPr>
+                <w:rFonts w:ascii="Arial" w:hAnsi="Arial" w:eastAsia="Arial" w:cs="Arial"/>
+                <w:i w:val="false"/>
+                <w:b w:val="false"/>
+                <w:u w:val="none"/>
+                <w:strike w:val="false"/>
                 <w:sz w:val="16"/>
                 <w:szCs w:val="16"/>
                 <w:color w:val="000000"/>
@@ -3753,13 +4611,24 @@
               </w:pBdr>
               <w:spacing w:after="0" w:before="0" w:line="240"/>
               <w:ind w:left="100" w:right="100" w:firstLine="0" w:firstLineChars="0"/>
-            </w:pPr>
-            <w:r>
-              <w:rPr>
-                <w:rFonts w:ascii="Arial" w:hAnsi="Arial" w:eastAsia="Arial" w:cs="Arial"/>
-                <w:i w:val="false"/>
-                <w:b w:val="false"/>
-                <w:u w:val="none"/>
+              <w:rPr>
+                <w:rFonts w:ascii="Arial" w:hAnsi="Arial" w:eastAsia="Arial" w:cs="Arial"/>
+                <w:i w:val="false"/>
+                <w:b w:val="false"/>
+                <w:u w:val="none"/>
+                <w:strike w:val="false"/>
+                <w:sz w:val="16"/>
+                <w:szCs w:val="16"/>
+                <w:color w:val="000000"/>
+              </w:rPr>
+            </w:pPr>
+            <w:r>
+              <w:rPr>
+                <w:rFonts w:ascii="Arial" w:hAnsi="Arial" w:eastAsia="Arial" w:cs="Arial"/>
+                <w:i w:val="false"/>
+                <w:b w:val="false"/>
+                <w:u w:val="none"/>
+                <w:strike w:val="false"/>
                 <w:sz w:val="16"/>
                 <w:szCs w:val="16"/>
                 <w:color w:val="000000"/>
@@ -3773,7 +4642,6 @@
         <w:trPr>
           <w:trHeight w:val="617" w:hRule="auto"/>
         </w:trPr>
-        body20
         <w:tc>
           <w:tcPr>
             <w:tcBorders>
@@ -3803,13 +4671,24 @@
               </w:pBdr>
               <w:spacing w:after="0" w:before="0" w:line="240"/>
               <w:ind w:left="100" w:right="100" w:firstLine="0" w:firstLineChars="0"/>
-            </w:pPr>
-            <w:r>
-              <w:rPr>
-                <w:rFonts w:ascii="Arial" w:hAnsi="Arial" w:eastAsia="Arial" w:cs="Arial"/>
-                <w:i w:val="false"/>
-                <w:b w:val="false"/>
-                <w:u w:val="none"/>
+              <w:rPr>
+                <w:rFonts w:ascii="Arial" w:hAnsi="Arial" w:eastAsia="Arial" w:cs="Arial"/>
+                <w:i w:val="false"/>
+                <w:b w:val="false"/>
+                <w:u w:val="none"/>
+                <w:strike w:val="false"/>
+                <w:sz w:val="16"/>
+                <w:szCs w:val="16"/>
+                <w:color w:val="000000"/>
+              </w:rPr>
+            </w:pPr>
+            <w:r>
+              <w:rPr>
+                <w:rFonts w:ascii="Arial" w:hAnsi="Arial" w:eastAsia="Arial" w:cs="Arial"/>
+                <w:i w:val="false"/>
+                <w:b w:val="false"/>
+                <w:u w:val="none"/>
+                <w:strike w:val="false"/>
                 <w:sz w:val="16"/>
                 <w:szCs w:val="16"/>
                 <w:color w:val="000000"/>
@@ -3847,13 +4726,24 @@
               </w:pBdr>
               <w:spacing w:after="0" w:before="0" w:line="240"/>
               <w:ind w:left="100" w:right="100" w:firstLine="0" w:firstLineChars="0"/>
-            </w:pPr>
-            <w:r>
-              <w:rPr>
-                <w:rFonts w:ascii="Arial" w:hAnsi="Arial" w:eastAsia="Arial" w:cs="Arial"/>
-                <w:i w:val="false"/>
-                <w:b w:val="false"/>
-                <w:u w:val="none"/>
+              <w:rPr>
+                <w:rFonts w:ascii="Arial" w:hAnsi="Arial" w:eastAsia="Arial" w:cs="Arial"/>
+                <w:i w:val="false"/>
+                <w:b w:val="false"/>
+                <w:u w:val="none"/>
+                <w:strike w:val="false"/>
+                <w:sz w:val="16"/>
+                <w:szCs w:val="16"/>
+                <w:color w:val="000000"/>
+              </w:rPr>
+            </w:pPr>
+            <w:r>
+              <w:rPr>
+                <w:rFonts w:ascii="Arial" w:hAnsi="Arial" w:eastAsia="Arial" w:cs="Arial"/>
+                <w:i w:val="false"/>
+                <w:b w:val="false"/>
+                <w:u w:val="none"/>
+                <w:strike w:val="false"/>
                 <w:sz w:val="16"/>
                 <w:szCs w:val="16"/>
                 <w:color w:val="000000"/>
@@ -3891,13 +4781,24 @@
               </w:pBdr>
               <w:spacing w:after="0" w:before="0" w:line="240"/>
               <w:ind w:left="100" w:right="100" w:firstLine="0" w:firstLineChars="0"/>
-            </w:pPr>
-            <w:r>
-              <w:rPr>
-                <w:rFonts w:ascii="Arial" w:hAnsi="Arial" w:eastAsia="Arial" w:cs="Arial"/>
-                <w:i w:val="false"/>
-                <w:b w:val="false"/>
-                <w:u w:val="none"/>
+              <w:rPr>
+                <w:rFonts w:ascii="Arial" w:hAnsi="Arial" w:eastAsia="Arial" w:cs="Arial"/>
+                <w:i w:val="false"/>
+                <w:b w:val="false"/>
+                <w:u w:val="none"/>
+                <w:strike w:val="false"/>
+                <w:sz w:val="16"/>
+                <w:szCs w:val="16"/>
+                <w:color w:val="000000"/>
+              </w:rPr>
+            </w:pPr>
+            <w:r>
+              <w:rPr>
+                <w:rFonts w:ascii="Arial" w:hAnsi="Arial" w:eastAsia="Arial" w:cs="Arial"/>
+                <w:i w:val="false"/>
+                <w:b w:val="false"/>
+                <w:u w:val="none"/>
+                <w:strike w:val="false"/>
                 <w:sz w:val="16"/>
                 <w:szCs w:val="16"/>
                 <w:color w:val="000000"/>
@@ -3935,13 +4836,24 @@
               </w:pBdr>
               <w:spacing w:after="0" w:before="0" w:line="240"/>
               <w:ind w:left="100" w:right="100" w:firstLine="0" w:firstLineChars="0"/>
-            </w:pPr>
-            <w:r>
-              <w:rPr>
-                <w:rFonts w:ascii="Arial" w:hAnsi="Arial" w:eastAsia="Arial" w:cs="Arial"/>
-                <w:i w:val="false"/>
-                <w:b w:val="false"/>
-                <w:u w:val="none"/>
+              <w:rPr>
+                <w:rFonts w:ascii="Arial" w:hAnsi="Arial" w:eastAsia="Arial" w:cs="Arial"/>
+                <w:i w:val="false"/>
+                <w:b w:val="false"/>
+                <w:u w:val="none"/>
+                <w:strike w:val="false"/>
+                <w:sz w:val="16"/>
+                <w:szCs w:val="16"/>
+                <w:color w:val="000000"/>
+              </w:rPr>
+            </w:pPr>
+            <w:r>
+              <w:rPr>
+                <w:rFonts w:ascii="Arial" w:hAnsi="Arial" w:eastAsia="Arial" w:cs="Arial"/>
+                <w:i w:val="false"/>
+                <w:b w:val="false"/>
+                <w:u w:val="none"/>
+                <w:strike w:val="false"/>
                 <w:sz w:val="16"/>
                 <w:szCs w:val="16"/>
                 <w:color w:val="000000"/>
@@ -3955,7 +4867,6 @@
         <w:trPr>
           <w:trHeight w:val="617" w:hRule="auto"/>
         </w:trPr>
-        body21
         <w:tc>
           <w:tcPr>
             <w:tcBorders>
@@ -3985,13 +4896,24 @@
               </w:pBdr>
               <w:spacing w:after="0" w:before="0" w:line="240"/>
               <w:ind w:left="300" w:right="100" w:firstLine="0" w:firstLineChars="0"/>
-            </w:pPr>
-            <w:r>
-              <w:rPr>
-                <w:rFonts w:ascii="Arial" w:hAnsi="Arial" w:eastAsia="Arial" w:cs="Arial"/>
-                <w:i w:val="false"/>
-                <w:b w:val="false"/>
-                <w:u w:val="none"/>
+              <w:rPr>
+                <w:rFonts w:ascii="Arial" w:hAnsi="Arial" w:eastAsia="Arial" w:cs="Arial"/>
+                <w:i w:val="false"/>
+                <w:b w:val="false"/>
+                <w:u w:val="none"/>
+                <w:strike w:val="false"/>
+                <w:sz w:val="16"/>
+                <w:szCs w:val="16"/>
+                <w:color w:val="000000"/>
+              </w:rPr>
+            </w:pPr>
+            <w:r>
+              <w:rPr>
+                <w:rFonts w:ascii="Arial" w:hAnsi="Arial" w:eastAsia="Arial" w:cs="Arial"/>
+                <w:i w:val="false"/>
+                <w:b w:val="false"/>
+                <w:u w:val="none"/>
+                <w:strike w:val="false"/>
                 <w:sz w:val="16"/>
                 <w:szCs w:val="16"/>
                 <w:color w:val="000000"/>
@@ -4029,13 +4951,24 @@
               </w:pBdr>
               <w:spacing w:after="0" w:before="0" w:line="240"/>
               <w:ind w:left="100" w:right="100" w:firstLine="0" w:firstLineChars="0"/>
-            </w:pPr>
-            <w:r>
-              <w:rPr>
-                <w:rFonts w:ascii="Arial" w:hAnsi="Arial" w:eastAsia="Arial" w:cs="Arial"/>
-                <w:i w:val="false"/>
-                <w:b w:val="false"/>
-                <w:u w:val="none"/>
+              <w:rPr>
+                <w:rFonts w:ascii="Arial" w:hAnsi="Arial" w:eastAsia="Arial" w:cs="Arial"/>
+                <w:i w:val="false"/>
+                <w:b w:val="false"/>
+                <w:u w:val="none"/>
+                <w:strike w:val="false"/>
+                <w:sz w:val="16"/>
+                <w:szCs w:val="16"/>
+                <w:color w:val="000000"/>
+              </w:rPr>
+            </w:pPr>
+            <w:r>
+              <w:rPr>
+                <w:rFonts w:ascii="Arial" w:hAnsi="Arial" w:eastAsia="Arial" w:cs="Arial"/>
+                <w:i w:val="false"/>
+                <w:b w:val="false"/>
+                <w:u w:val="none"/>
+                <w:strike w:val="false"/>
                 <w:sz w:val="16"/>
                 <w:szCs w:val="16"/>
                 <w:color w:val="000000"/>
@@ -4073,13 +5006,24 @@
               </w:pBdr>
               <w:spacing w:after="0" w:before="0" w:line="240"/>
               <w:ind w:left="100" w:right="100" w:firstLine="0" w:firstLineChars="0"/>
-            </w:pPr>
-            <w:r>
-              <w:rPr>
-                <w:rFonts w:ascii="Arial" w:hAnsi="Arial" w:eastAsia="Arial" w:cs="Arial"/>
-                <w:i w:val="false"/>
-                <w:b w:val="false"/>
-                <w:u w:val="none"/>
+              <w:rPr>
+                <w:rFonts w:ascii="Arial" w:hAnsi="Arial" w:eastAsia="Arial" w:cs="Arial"/>
+                <w:i w:val="false"/>
+                <w:b w:val="false"/>
+                <w:u w:val="none"/>
+                <w:strike w:val="false"/>
+                <w:sz w:val="16"/>
+                <w:szCs w:val="16"/>
+                <w:color w:val="000000"/>
+              </w:rPr>
+            </w:pPr>
+            <w:r>
+              <w:rPr>
+                <w:rFonts w:ascii="Arial" w:hAnsi="Arial" w:eastAsia="Arial" w:cs="Arial"/>
+                <w:i w:val="false"/>
+                <w:b w:val="false"/>
+                <w:u w:val="none"/>
+                <w:strike w:val="false"/>
                 <w:sz w:val="16"/>
                 <w:szCs w:val="16"/>
                 <w:color w:val="000000"/>
@@ -4117,13 +5061,24 @@
               </w:pBdr>
               <w:spacing w:after="0" w:before="0" w:line="240"/>
               <w:ind w:left="100" w:right="100" w:firstLine="0" w:firstLineChars="0"/>
-            </w:pPr>
-            <w:r>
-              <w:rPr>
-                <w:rFonts w:ascii="Arial" w:hAnsi="Arial" w:eastAsia="Arial" w:cs="Arial"/>
-                <w:i w:val="false"/>
-                <w:b w:val="false"/>
-                <w:u w:val="none"/>
+              <w:rPr>
+                <w:rFonts w:ascii="Arial" w:hAnsi="Arial" w:eastAsia="Arial" w:cs="Arial"/>
+                <w:i w:val="false"/>
+                <w:b w:val="false"/>
+                <w:u w:val="none"/>
+                <w:strike w:val="false"/>
+                <w:sz w:val="16"/>
+                <w:szCs w:val="16"/>
+                <w:color w:val="000000"/>
+              </w:rPr>
+            </w:pPr>
+            <w:r>
+              <w:rPr>
+                <w:rFonts w:ascii="Arial" w:hAnsi="Arial" w:eastAsia="Arial" w:cs="Arial"/>
+                <w:i w:val="false"/>
+                <w:b w:val="false"/>
+                <w:u w:val="none"/>
+                <w:strike w:val="false"/>
                 <w:sz w:val="16"/>
                 <w:szCs w:val="16"/>
                 <w:color w:val="000000"/>
@@ -4137,7 +5092,6 @@
         <w:trPr>
           <w:trHeight w:val="617" w:hRule="auto"/>
         </w:trPr>
-        body22
         <w:tc>
           <w:tcPr>
             <w:tcBorders>
@@ -4167,13 +5121,24 @@
               </w:pBdr>
               <w:spacing w:after="0" w:before="0" w:line="240"/>
               <w:ind w:left="300" w:right="100" w:firstLine="0" w:firstLineChars="0"/>
-            </w:pPr>
-            <w:r>
-              <w:rPr>
-                <w:rFonts w:ascii="Arial" w:hAnsi="Arial" w:eastAsia="Arial" w:cs="Arial"/>
-                <w:i w:val="false"/>
-                <w:b w:val="false"/>
-                <w:u w:val="none"/>
+              <w:rPr>
+                <w:rFonts w:ascii="Arial" w:hAnsi="Arial" w:eastAsia="Arial" w:cs="Arial"/>
+                <w:i w:val="false"/>
+                <w:b w:val="false"/>
+                <w:u w:val="none"/>
+                <w:strike w:val="false"/>
+                <w:sz w:val="16"/>
+                <w:szCs w:val="16"/>
+                <w:color w:val="000000"/>
+              </w:rPr>
+            </w:pPr>
+            <w:r>
+              <w:rPr>
+                <w:rFonts w:ascii="Arial" w:hAnsi="Arial" w:eastAsia="Arial" w:cs="Arial"/>
+                <w:i w:val="false"/>
+                <w:b w:val="false"/>
+                <w:u w:val="none"/>
+                <w:strike w:val="false"/>
                 <w:sz w:val="16"/>
                 <w:szCs w:val="16"/>
                 <w:color w:val="000000"/>
@@ -4211,13 +5176,24 @@
               </w:pBdr>
               <w:spacing w:after="0" w:before="0" w:line="240"/>
               <w:ind w:left="100" w:right="100" w:firstLine="0" w:firstLineChars="0"/>
-            </w:pPr>
-            <w:r>
-              <w:rPr>
-                <w:rFonts w:ascii="Arial" w:hAnsi="Arial" w:eastAsia="Arial" w:cs="Arial"/>
-                <w:i w:val="false"/>
-                <w:b w:val="false"/>
-                <w:u w:val="none"/>
+              <w:rPr>
+                <w:rFonts w:ascii="Arial" w:hAnsi="Arial" w:eastAsia="Arial" w:cs="Arial"/>
+                <w:i w:val="false"/>
+                <w:b w:val="false"/>
+                <w:u w:val="none"/>
+                <w:strike w:val="false"/>
+                <w:sz w:val="16"/>
+                <w:szCs w:val="16"/>
+                <w:color w:val="000000"/>
+              </w:rPr>
+            </w:pPr>
+            <w:r>
+              <w:rPr>
+                <w:rFonts w:ascii="Arial" w:hAnsi="Arial" w:eastAsia="Arial" w:cs="Arial"/>
+                <w:i w:val="false"/>
+                <w:b w:val="false"/>
+                <w:u w:val="none"/>
+                <w:strike w:val="false"/>
                 <w:sz w:val="16"/>
                 <w:szCs w:val="16"/>
                 <w:color w:val="000000"/>
@@ -4255,13 +5231,24 @@
               </w:pBdr>
               <w:spacing w:after="0" w:before="0" w:line="240"/>
               <w:ind w:left="100" w:right="100" w:firstLine="0" w:firstLineChars="0"/>
-            </w:pPr>
-            <w:r>
-              <w:rPr>
-                <w:rFonts w:ascii="Arial" w:hAnsi="Arial" w:eastAsia="Arial" w:cs="Arial"/>
-                <w:i w:val="false"/>
-                <w:b w:val="false"/>
-                <w:u w:val="none"/>
+              <w:rPr>
+                <w:rFonts w:ascii="Arial" w:hAnsi="Arial" w:eastAsia="Arial" w:cs="Arial"/>
+                <w:i w:val="false"/>
+                <w:b w:val="false"/>
+                <w:u w:val="none"/>
+                <w:strike w:val="false"/>
+                <w:sz w:val="16"/>
+                <w:szCs w:val="16"/>
+                <w:color w:val="000000"/>
+              </w:rPr>
+            </w:pPr>
+            <w:r>
+              <w:rPr>
+                <w:rFonts w:ascii="Arial" w:hAnsi="Arial" w:eastAsia="Arial" w:cs="Arial"/>
+                <w:i w:val="false"/>
+                <w:b w:val="false"/>
+                <w:u w:val="none"/>
+                <w:strike w:val="false"/>
                 <w:sz w:val="16"/>
                 <w:szCs w:val="16"/>
                 <w:color w:val="000000"/>
@@ -4299,13 +5286,24 @@
               </w:pBdr>
               <w:spacing w:after="0" w:before="0" w:line="240"/>
               <w:ind w:left="100" w:right="100" w:firstLine="0" w:firstLineChars="0"/>
-            </w:pPr>
-            <w:r>
-              <w:rPr>
-                <w:rFonts w:ascii="Arial" w:hAnsi="Arial" w:eastAsia="Arial" w:cs="Arial"/>
-                <w:i w:val="false"/>
-                <w:b w:val="false"/>
-                <w:u w:val="none"/>
+              <w:rPr>
+                <w:rFonts w:ascii="Arial" w:hAnsi="Arial" w:eastAsia="Arial" w:cs="Arial"/>
+                <w:i w:val="false"/>
+                <w:b w:val="false"/>
+                <w:u w:val="none"/>
+                <w:strike w:val="false"/>
+                <w:sz w:val="16"/>
+                <w:szCs w:val="16"/>
+                <w:color w:val="000000"/>
+              </w:rPr>
+            </w:pPr>
+            <w:r>
+              <w:rPr>
+                <w:rFonts w:ascii="Arial" w:hAnsi="Arial" w:eastAsia="Arial" w:cs="Arial"/>
+                <w:i w:val="false"/>
+                <w:b w:val="false"/>
+                <w:u w:val="none"/>
+                <w:strike w:val="false"/>
                 <w:sz w:val="16"/>
                 <w:szCs w:val="16"/>
                 <w:color w:val="000000"/>
@@ -4319,7 +5317,6 @@
         <w:trPr>
           <w:trHeight w:val="617" w:hRule="auto"/>
         </w:trPr>
-        body23
         <w:tc>
           <w:tcPr>
             <w:tcBorders>
@@ -4349,13 +5346,24 @@
               </w:pBdr>
               <w:spacing w:after="0" w:before="0" w:line="240"/>
               <w:ind w:left="300" w:right="100" w:firstLine="0" w:firstLineChars="0"/>
-            </w:pPr>
-            <w:r>
-              <w:rPr>
-                <w:rFonts w:ascii="Arial" w:hAnsi="Arial" w:eastAsia="Arial" w:cs="Arial"/>
-                <w:i w:val="false"/>
-                <w:b w:val="false"/>
-                <w:u w:val="none"/>
+              <w:rPr>
+                <w:rFonts w:ascii="Arial" w:hAnsi="Arial" w:eastAsia="Arial" w:cs="Arial"/>
+                <w:i w:val="false"/>
+                <w:b w:val="false"/>
+                <w:u w:val="none"/>
+                <w:strike w:val="false"/>
+                <w:sz w:val="16"/>
+                <w:szCs w:val="16"/>
+                <w:color w:val="000000"/>
+              </w:rPr>
+            </w:pPr>
+            <w:r>
+              <w:rPr>
+                <w:rFonts w:ascii="Arial" w:hAnsi="Arial" w:eastAsia="Arial" w:cs="Arial"/>
+                <w:i w:val="false"/>
+                <w:b w:val="false"/>
+                <w:u w:val="none"/>
+                <w:strike w:val="false"/>
                 <w:sz w:val="16"/>
                 <w:szCs w:val="16"/>
                 <w:color w:val="000000"/>
@@ -4393,13 +5401,24 @@
               </w:pBdr>
               <w:spacing w:after="0" w:before="0" w:line="240"/>
               <w:ind w:left="100" w:right="100" w:firstLine="0" w:firstLineChars="0"/>
-            </w:pPr>
-            <w:r>
-              <w:rPr>
-                <w:rFonts w:ascii="Arial" w:hAnsi="Arial" w:eastAsia="Arial" w:cs="Arial"/>
-                <w:i w:val="false"/>
-                <w:b w:val="false"/>
-                <w:u w:val="none"/>
+              <w:rPr>
+                <w:rFonts w:ascii="Arial" w:hAnsi="Arial" w:eastAsia="Arial" w:cs="Arial"/>
+                <w:i w:val="false"/>
+                <w:b w:val="false"/>
+                <w:u w:val="none"/>
+                <w:strike w:val="false"/>
+                <w:sz w:val="16"/>
+                <w:szCs w:val="16"/>
+                <w:color w:val="000000"/>
+              </w:rPr>
+            </w:pPr>
+            <w:r>
+              <w:rPr>
+                <w:rFonts w:ascii="Arial" w:hAnsi="Arial" w:eastAsia="Arial" w:cs="Arial"/>
+                <w:i w:val="false"/>
+                <w:b w:val="false"/>
+                <w:u w:val="none"/>
+                <w:strike w:val="false"/>
                 <w:sz w:val="16"/>
                 <w:szCs w:val="16"/>
                 <w:color w:val="000000"/>
@@ -4437,13 +5456,24 @@
               </w:pBdr>
               <w:spacing w:after="0" w:before="0" w:line="240"/>
               <w:ind w:left="100" w:right="100" w:firstLine="0" w:firstLineChars="0"/>
-            </w:pPr>
-            <w:r>
-              <w:rPr>
-                <w:rFonts w:ascii="Arial" w:hAnsi="Arial" w:eastAsia="Arial" w:cs="Arial"/>
-                <w:i w:val="false"/>
-                <w:b w:val="false"/>
-                <w:u w:val="none"/>
+              <w:rPr>
+                <w:rFonts w:ascii="Arial" w:hAnsi="Arial" w:eastAsia="Arial" w:cs="Arial"/>
+                <w:i w:val="false"/>
+                <w:b w:val="false"/>
+                <w:u w:val="none"/>
+                <w:strike w:val="false"/>
+                <w:sz w:val="16"/>
+                <w:szCs w:val="16"/>
+                <w:color w:val="000000"/>
+              </w:rPr>
+            </w:pPr>
+            <w:r>
+              <w:rPr>
+                <w:rFonts w:ascii="Arial" w:hAnsi="Arial" w:eastAsia="Arial" w:cs="Arial"/>
+                <w:i w:val="false"/>
+                <w:b w:val="false"/>
+                <w:u w:val="none"/>
+                <w:strike w:val="false"/>
                 <w:sz w:val="16"/>
                 <w:szCs w:val="16"/>
                 <w:color w:val="000000"/>
@@ -4481,13 +5511,24 @@
               </w:pBdr>
               <w:spacing w:after="0" w:before="0" w:line="240"/>
               <w:ind w:left="100" w:right="100" w:firstLine="0" w:firstLineChars="0"/>
-            </w:pPr>
-            <w:r>
-              <w:rPr>
-                <w:rFonts w:ascii="Arial" w:hAnsi="Arial" w:eastAsia="Arial" w:cs="Arial"/>
-                <w:i w:val="false"/>
-                <w:b w:val="false"/>
-                <w:u w:val="none"/>
+              <w:rPr>
+                <w:rFonts w:ascii="Arial" w:hAnsi="Arial" w:eastAsia="Arial" w:cs="Arial"/>
+                <w:i w:val="false"/>
+                <w:b w:val="false"/>
+                <w:u w:val="none"/>
+                <w:strike w:val="false"/>
+                <w:sz w:val="16"/>
+                <w:szCs w:val="16"/>
+                <w:color w:val="000000"/>
+              </w:rPr>
+            </w:pPr>
+            <w:r>
+              <w:rPr>
+                <w:rFonts w:ascii="Arial" w:hAnsi="Arial" w:eastAsia="Arial" w:cs="Arial"/>
+                <w:i w:val="false"/>
+                <w:b w:val="false"/>
+                <w:u w:val="none"/>
+                <w:strike w:val="false"/>
                 <w:sz w:val="16"/>
                 <w:szCs w:val="16"/>
                 <w:color w:val="000000"/>
@@ -4501,7 +5542,6 @@
         <w:trPr>
           <w:trHeight w:val="617" w:hRule="auto"/>
         </w:trPr>
-        body24
         <w:tc>
           <w:tcPr>
             <w:tcBorders>
@@ -4531,13 +5571,24 @@
               </w:pBdr>
               <w:spacing w:after="0" w:before="0" w:line="240"/>
               <w:ind w:left="300" w:right="100" w:firstLine="0" w:firstLineChars="0"/>
-            </w:pPr>
-            <w:r>
-              <w:rPr>
-                <w:rFonts w:ascii="Arial" w:hAnsi="Arial" w:eastAsia="Arial" w:cs="Arial"/>
-                <w:i w:val="false"/>
-                <w:b w:val="false"/>
-                <w:u w:val="none"/>
+              <w:rPr>
+                <w:rFonts w:ascii="Arial" w:hAnsi="Arial" w:eastAsia="Arial" w:cs="Arial"/>
+                <w:i w:val="false"/>
+                <w:b w:val="false"/>
+                <w:u w:val="none"/>
+                <w:strike w:val="false"/>
+                <w:sz w:val="16"/>
+                <w:szCs w:val="16"/>
+                <w:color w:val="000000"/>
+              </w:rPr>
+            </w:pPr>
+            <w:r>
+              <w:rPr>
+                <w:rFonts w:ascii="Arial" w:hAnsi="Arial" w:eastAsia="Arial" w:cs="Arial"/>
+                <w:i w:val="false"/>
+                <w:b w:val="false"/>
+                <w:u w:val="none"/>
+                <w:strike w:val="false"/>
                 <w:sz w:val="16"/>
                 <w:szCs w:val="16"/>
                 <w:color w:val="000000"/>
@@ -4575,13 +5626,24 @@
               </w:pBdr>
               <w:spacing w:after="0" w:before="0" w:line="240"/>
               <w:ind w:left="100" w:right="100" w:firstLine="0" w:firstLineChars="0"/>
-            </w:pPr>
-            <w:r>
-              <w:rPr>
-                <w:rFonts w:ascii="Arial" w:hAnsi="Arial" w:eastAsia="Arial" w:cs="Arial"/>
-                <w:i w:val="false"/>
-                <w:b w:val="false"/>
-                <w:u w:val="none"/>
+              <w:rPr>
+                <w:rFonts w:ascii="Arial" w:hAnsi="Arial" w:eastAsia="Arial" w:cs="Arial"/>
+                <w:i w:val="false"/>
+                <w:b w:val="false"/>
+                <w:u w:val="none"/>
+                <w:strike w:val="false"/>
+                <w:sz w:val="16"/>
+                <w:szCs w:val="16"/>
+                <w:color w:val="000000"/>
+              </w:rPr>
+            </w:pPr>
+            <w:r>
+              <w:rPr>
+                <w:rFonts w:ascii="Arial" w:hAnsi="Arial" w:eastAsia="Arial" w:cs="Arial"/>
+                <w:i w:val="false"/>
+                <w:b w:val="false"/>
+                <w:u w:val="none"/>
+                <w:strike w:val="false"/>
                 <w:sz w:val="16"/>
                 <w:szCs w:val="16"/>
                 <w:color w:val="000000"/>
@@ -4619,13 +5681,24 @@
               </w:pBdr>
               <w:spacing w:after="0" w:before="0" w:line="240"/>
               <w:ind w:left="100" w:right="100" w:firstLine="0" w:firstLineChars="0"/>
-            </w:pPr>
-            <w:r>
-              <w:rPr>
-                <w:rFonts w:ascii="Arial" w:hAnsi="Arial" w:eastAsia="Arial" w:cs="Arial"/>
-                <w:i w:val="false"/>
-                <w:b w:val="false"/>
-                <w:u w:val="none"/>
+              <w:rPr>
+                <w:rFonts w:ascii="Arial" w:hAnsi="Arial" w:eastAsia="Arial" w:cs="Arial"/>
+                <w:i w:val="false"/>
+                <w:b w:val="false"/>
+                <w:u w:val="none"/>
+                <w:strike w:val="false"/>
+                <w:sz w:val="16"/>
+                <w:szCs w:val="16"/>
+                <w:color w:val="000000"/>
+              </w:rPr>
+            </w:pPr>
+            <w:r>
+              <w:rPr>
+                <w:rFonts w:ascii="Arial" w:hAnsi="Arial" w:eastAsia="Arial" w:cs="Arial"/>
+                <w:i w:val="false"/>
+                <w:b w:val="false"/>
+                <w:u w:val="none"/>
+                <w:strike w:val="false"/>
                 <w:sz w:val="16"/>
                 <w:szCs w:val="16"/>
                 <w:color w:val="000000"/>
@@ -4663,13 +5736,24 @@
               </w:pBdr>
               <w:spacing w:after="0" w:before="0" w:line="240"/>
               <w:ind w:left="100" w:right="100" w:firstLine="0" w:firstLineChars="0"/>
-            </w:pPr>
-            <w:r>
-              <w:rPr>
-                <w:rFonts w:ascii="Arial" w:hAnsi="Arial" w:eastAsia="Arial" w:cs="Arial"/>
-                <w:i w:val="false"/>
-                <w:b w:val="false"/>
-                <w:u w:val="none"/>
+              <w:rPr>
+                <w:rFonts w:ascii="Arial" w:hAnsi="Arial" w:eastAsia="Arial" w:cs="Arial"/>
+                <w:i w:val="false"/>
+                <w:b w:val="false"/>
+                <w:u w:val="none"/>
+                <w:strike w:val="false"/>
+                <w:sz w:val="16"/>
+                <w:szCs w:val="16"/>
+                <w:color w:val="000000"/>
+              </w:rPr>
+            </w:pPr>
+            <w:r>
+              <w:rPr>
+                <w:rFonts w:ascii="Arial" w:hAnsi="Arial" w:eastAsia="Arial" w:cs="Arial"/>
+                <w:i w:val="false"/>
+                <w:b w:val="false"/>
+                <w:u w:val="none"/>
+                <w:strike w:val="false"/>
                 <w:sz w:val="16"/>
                 <w:szCs w:val="16"/>
                 <w:color w:val="000000"/>
@@ -4683,7 +5767,6 @@
         <w:trPr>
           <w:trHeight w:val="617" w:hRule="auto"/>
         </w:trPr>
-        body25
         <w:tc>
           <w:tcPr>
             <w:tcBorders>
@@ -4713,13 +5796,24 @@
               </w:pBdr>
               <w:spacing w:after="0" w:before="0" w:line="240"/>
               <w:ind w:left="300" w:right="100" w:firstLine="0" w:firstLineChars="0"/>
-            </w:pPr>
-            <w:r>
-              <w:rPr>
-                <w:rFonts w:ascii="Arial" w:hAnsi="Arial" w:eastAsia="Arial" w:cs="Arial"/>
-                <w:i w:val="false"/>
-                <w:b w:val="false"/>
-                <w:u w:val="none"/>
+              <w:rPr>
+                <w:rFonts w:ascii="Arial" w:hAnsi="Arial" w:eastAsia="Arial" w:cs="Arial"/>
+                <w:i w:val="false"/>
+                <w:b w:val="false"/>
+                <w:u w:val="none"/>
+                <w:strike w:val="false"/>
+                <w:sz w:val="16"/>
+                <w:szCs w:val="16"/>
+                <w:color w:val="000000"/>
+              </w:rPr>
+            </w:pPr>
+            <w:r>
+              <w:rPr>
+                <w:rFonts w:ascii="Arial" w:hAnsi="Arial" w:eastAsia="Arial" w:cs="Arial"/>
+                <w:i w:val="false"/>
+                <w:b w:val="false"/>
+                <w:u w:val="none"/>
+                <w:strike w:val="false"/>
                 <w:sz w:val="16"/>
                 <w:szCs w:val="16"/>
                 <w:color w:val="000000"/>
@@ -4757,13 +5851,24 @@
               </w:pBdr>
               <w:spacing w:after="0" w:before="0" w:line="240"/>
               <w:ind w:left="100" w:right="100" w:firstLine="0" w:firstLineChars="0"/>
-            </w:pPr>
-            <w:r>
-              <w:rPr>
-                <w:rFonts w:ascii="Arial" w:hAnsi="Arial" w:eastAsia="Arial" w:cs="Arial"/>
-                <w:i w:val="false"/>
-                <w:b w:val="false"/>
-                <w:u w:val="none"/>
+              <w:rPr>
+                <w:rFonts w:ascii="Arial" w:hAnsi="Arial" w:eastAsia="Arial" w:cs="Arial"/>
+                <w:i w:val="false"/>
+                <w:b w:val="false"/>
+                <w:u w:val="none"/>
+                <w:strike w:val="false"/>
+                <w:sz w:val="16"/>
+                <w:szCs w:val="16"/>
+                <w:color w:val="000000"/>
+              </w:rPr>
+            </w:pPr>
+            <w:r>
+              <w:rPr>
+                <w:rFonts w:ascii="Arial" w:hAnsi="Arial" w:eastAsia="Arial" w:cs="Arial"/>
+                <w:i w:val="false"/>
+                <w:b w:val="false"/>
+                <w:u w:val="none"/>
+                <w:strike w:val="false"/>
                 <w:sz w:val="16"/>
                 <w:szCs w:val="16"/>
                 <w:color w:val="000000"/>
@@ -4801,13 +5906,24 @@
               </w:pBdr>
               <w:spacing w:after="0" w:before="0" w:line="240"/>
               <w:ind w:left="100" w:right="100" w:firstLine="0" w:firstLineChars="0"/>
-            </w:pPr>
-            <w:r>
-              <w:rPr>
-                <w:rFonts w:ascii="Arial" w:hAnsi="Arial" w:eastAsia="Arial" w:cs="Arial"/>
-                <w:i w:val="false"/>
-                <w:b w:val="false"/>
-                <w:u w:val="none"/>
+              <w:rPr>
+                <w:rFonts w:ascii="Arial" w:hAnsi="Arial" w:eastAsia="Arial" w:cs="Arial"/>
+                <w:i w:val="false"/>
+                <w:b w:val="false"/>
+                <w:u w:val="none"/>
+                <w:strike w:val="false"/>
+                <w:sz w:val="16"/>
+                <w:szCs w:val="16"/>
+                <w:color w:val="000000"/>
+              </w:rPr>
+            </w:pPr>
+            <w:r>
+              <w:rPr>
+                <w:rFonts w:ascii="Arial" w:hAnsi="Arial" w:eastAsia="Arial" w:cs="Arial"/>
+                <w:i w:val="false"/>
+                <w:b w:val="false"/>
+                <w:u w:val="none"/>
+                <w:strike w:val="false"/>
                 <w:sz w:val="16"/>
                 <w:szCs w:val="16"/>
                 <w:color w:val="000000"/>
@@ -4845,13 +5961,24 @@
               </w:pBdr>
               <w:spacing w:after="0" w:before="0" w:line="240"/>
               <w:ind w:left="100" w:right="100" w:firstLine="0" w:firstLineChars="0"/>
-            </w:pPr>
-            <w:r>
-              <w:rPr>
-                <w:rFonts w:ascii="Arial" w:hAnsi="Arial" w:eastAsia="Arial" w:cs="Arial"/>
-                <w:i w:val="false"/>
-                <w:b w:val="false"/>
-                <w:u w:val="none"/>
+              <w:rPr>
+                <w:rFonts w:ascii="Arial" w:hAnsi="Arial" w:eastAsia="Arial" w:cs="Arial"/>
+                <w:i w:val="false"/>
+                <w:b w:val="false"/>
+                <w:u w:val="none"/>
+                <w:strike w:val="false"/>
+                <w:sz w:val="16"/>
+                <w:szCs w:val="16"/>
+                <w:color w:val="000000"/>
+              </w:rPr>
+            </w:pPr>
+            <w:r>
+              <w:rPr>
+                <w:rFonts w:ascii="Arial" w:hAnsi="Arial" w:eastAsia="Arial" w:cs="Arial"/>
+                <w:i w:val="false"/>
+                <w:b w:val="false"/>
+                <w:u w:val="none"/>
+                <w:strike w:val="false"/>
                 <w:sz w:val="16"/>
                 <w:szCs w:val="16"/>
                 <w:color w:val="000000"/>
@@ -4865,7 +5992,6 @@
         <w:trPr>
           <w:trHeight w:val="617" w:hRule="auto"/>
         </w:trPr>
-        body26
         <w:tc>
           <w:tcPr>
             <w:tcBorders>
@@ -4895,13 +6021,24 @@
               </w:pBdr>
               <w:spacing w:after="0" w:before="0" w:line="240"/>
               <w:ind w:left="100" w:right="100" w:firstLine="0" w:firstLineChars="0"/>
-            </w:pPr>
-            <w:r>
-              <w:rPr>
-                <w:rFonts w:ascii="Arial" w:hAnsi="Arial" w:eastAsia="Arial" w:cs="Arial"/>
-                <w:i w:val="false"/>
-                <w:b w:val="false"/>
-                <w:u w:val="none"/>
+              <w:rPr>
+                <w:rFonts w:ascii="Arial" w:hAnsi="Arial" w:eastAsia="Arial" w:cs="Arial"/>
+                <w:i w:val="false"/>
+                <w:b w:val="false"/>
+                <w:u w:val="none"/>
+                <w:strike w:val="false"/>
+                <w:sz w:val="16"/>
+                <w:szCs w:val="16"/>
+                <w:color w:val="000000"/>
+              </w:rPr>
+            </w:pPr>
+            <w:r>
+              <w:rPr>
+                <w:rFonts w:ascii="Arial" w:hAnsi="Arial" w:eastAsia="Arial" w:cs="Arial"/>
+                <w:i w:val="false"/>
+                <w:b w:val="false"/>
+                <w:u w:val="none"/>
+                <w:strike w:val="false"/>
                 <w:sz w:val="16"/>
                 <w:szCs w:val="16"/>
                 <w:color w:val="000000"/>
@@ -4939,13 +6076,24 @@
               </w:pBdr>
               <w:spacing w:after="0" w:before="0" w:line="240"/>
               <w:ind w:left="100" w:right="100" w:firstLine="0" w:firstLineChars="0"/>
-            </w:pPr>
-            <w:r>
-              <w:rPr>
-                <w:rFonts w:ascii="Arial" w:hAnsi="Arial" w:eastAsia="Arial" w:cs="Arial"/>
-                <w:i w:val="false"/>
-                <w:b w:val="false"/>
-                <w:u w:val="none"/>
+              <w:rPr>
+                <w:rFonts w:ascii="Arial" w:hAnsi="Arial" w:eastAsia="Arial" w:cs="Arial"/>
+                <w:i w:val="false"/>
+                <w:b w:val="false"/>
+                <w:u w:val="none"/>
+                <w:strike w:val="false"/>
+                <w:sz w:val="16"/>
+                <w:szCs w:val="16"/>
+                <w:color w:val="000000"/>
+              </w:rPr>
+            </w:pPr>
+            <w:r>
+              <w:rPr>
+                <w:rFonts w:ascii="Arial" w:hAnsi="Arial" w:eastAsia="Arial" w:cs="Arial"/>
+                <w:i w:val="false"/>
+                <w:b w:val="false"/>
+                <w:u w:val="none"/>
+                <w:strike w:val="false"/>
                 <w:sz w:val="16"/>
                 <w:szCs w:val="16"/>
                 <w:color w:val="000000"/>
@@ -4983,13 +6131,24 @@
               </w:pBdr>
               <w:spacing w:after="0" w:before="0" w:line="240"/>
               <w:ind w:left="100" w:right="100" w:firstLine="0" w:firstLineChars="0"/>
-            </w:pPr>
-            <w:r>
-              <w:rPr>
-                <w:rFonts w:ascii="Arial" w:hAnsi="Arial" w:eastAsia="Arial" w:cs="Arial"/>
-                <w:i w:val="false"/>
-                <w:b w:val="false"/>
-                <w:u w:val="none"/>
+              <w:rPr>
+                <w:rFonts w:ascii="Arial" w:hAnsi="Arial" w:eastAsia="Arial" w:cs="Arial"/>
+                <w:i w:val="false"/>
+                <w:b w:val="false"/>
+                <w:u w:val="none"/>
+                <w:strike w:val="false"/>
+                <w:sz w:val="16"/>
+                <w:szCs w:val="16"/>
+                <w:color w:val="000000"/>
+              </w:rPr>
+            </w:pPr>
+            <w:r>
+              <w:rPr>
+                <w:rFonts w:ascii="Arial" w:hAnsi="Arial" w:eastAsia="Arial" w:cs="Arial"/>
+                <w:i w:val="false"/>
+                <w:b w:val="false"/>
+                <w:u w:val="none"/>
+                <w:strike w:val="false"/>
                 <w:sz w:val="16"/>
                 <w:szCs w:val="16"/>
                 <w:color w:val="000000"/>
@@ -5027,13 +6186,24 @@
               </w:pBdr>
               <w:spacing w:after="0" w:before="0" w:line="240"/>
               <w:ind w:left="100" w:right="100" w:firstLine="0" w:firstLineChars="0"/>
-            </w:pPr>
-            <w:r>
-              <w:rPr>
-                <w:rFonts w:ascii="Arial" w:hAnsi="Arial" w:eastAsia="Arial" w:cs="Arial"/>
-                <w:i w:val="false"/>
-                <w:b w:val="false"/>
-                <w:u w:val="none"/>
+              <w:rPr>
+                <w:rFonts w:ascii="Arial" w:hAnsi="Arial" w:eastAsia="Arial" w:cs="Arial"/>
+                <w:i w:val="false"/>
+                <w:b w:val="false"/>
+                <w:u w:val="none"/>
+                <w:strike w:val="false"/>
+                <w:sz w:val="16"/>
+                <w:szCs w:val="16"/>
+                <w:color w:val="000000"/>
+              </w:rPr>
+            </w:pPr>
+            <w:r>
+              <w:rPr>
+                <w:rFonts w:ascii="Arial" w:hAnsi="Arial" w:eastAsia="Arial" w:cs="Arial"/>
+                <w:i w:val="false"/>
+                <w:b w:val="false"/>
+                <w:u w:val="none"/>
+                <w:strike w:val="false"/>
                 <w:sz w:val="16"/>
                 <w:szCs w:val="16"/>
                 <w:color w:val="000000"/>
@@ -5047,7 +6217,6 @@
         <w:trPr>
           <w:trHeight w:val="617" w:hRule="auto"/>
         </w:trPr>
-        body27
         <w:tc>
           <w:tcPr>
             <w:tcBorders>
@@ -5077,13 +6246,24 @@
               </w:pBdr>
               <w:spacing w:after="0" w:before="0" w:line="240"/>
               <w:ind w:left="300" w:right="100" w:firstLine="0" w:firstLineChars="0"/>
-            </w:pPr>
-            <w:r>
-              <w:rPr>
-                <w:rFonts w:ascii="Arial" w:hAnsi="Arial" w:eastAsia="Arial" w:cs="Arial"/>
-                <w:i w:val="false"/>
-                <w:b w:val="false"/>
-                <w:u w:val="none"/>
+              <w:rPr>
+                <w:rFonts w:ascii="Arial" w:hAnsi="Arial" w:eastAsia="Arial" w:cs="Arial"/>
+                <w:i w:val="false"/>
+                <w:b w:val="false"/>
+                <w:u w:val="none"/>
+                <w:strike w:val="false"/>
+                <w:sz w:val="16"/>
+                <w:szCs w:val="16"/>
+                <w:color w:val="000000"/>
+              </w:rPr>
+            </w:pPr>
+            <w:r>
+              <w:rPr>
+                <w:rFonts w:ascii="Arial" w:hAnsi="Arial" w:eastAsia="Arial" w:cs="Arial"/>
+                <w:i w:val="false"/>
+                <w:b w:val="false"/>
+                <w:u w:val="none"/>
+                <w:strike w:val="false"/>
                 <w:sz w:val="16"/>
                 <w:szCs w:val="16"/>
                 <w:color w:val="000000"/>
@@ -5121,13 +6301,24 @@
               </w:pBdr>
               <w:spacing w:after="0" w:before="0" w:line="240"/>
               <w:ind w:left="100" w:right="100" w:firstLine="0" w:firstLineChars="0"/>
-            </w:pPr>
-            <w:r>
-              <w:rPr>
-                <w:rFonts w:ascii="Arial" w:hAnsi="Arial" w:eastAsia="Arial" w:cs="Arial"/>
-                <w:i w:val="false"/>
-                <w:b w:val="false"/>
-                <w:u w:val="none"/>
+              <w:rPr>
+                <w:rFonts w:ascii="Arial" w:hAnsi="Arial" w:eastAsia="Arial" w:cs="Arial"/>
+                <w:i w:val="false"/>
+                <w:b w:val="false"/>
+                <w:u w:val="none"/>
+                <w:strike w:val="false"/>
+                <w:sz w:val="16"/>
+                <w:szCs w:val="16"/>
+                <w:color w:val="000000"/>
+              </w:rPr>
+            </w:pPr>
+            <w:r>
+              <w:rPr>
+                <w:rFonts w:ascii="Arial" w:hAnsi="Arial" w:eastAsia="Arial" w:cs="Arial"/>
+                <w:i w:val="false"/>
+                <w:b w:val="false"/>
+                <w:u w:val="none"/>
+                <w:strike w:val="false"/>
                 <w:sz w:val="16"/>
                 <w:szCs w:val="16"/>
                 <w:color w:val="000000"/>
@@ -5165,13 +6356,24 @@
               </w:pBdr>
               <w:spacing w:after="0" w:before="0" w:line="240"/>
               <w:ind w:left="100" w:right="100" w:firstLine="0" w:firstLineChars="0"/>
-            </w:pPr>
-            <w:r>
-              <w:rPr>
-                <w:rFonts w:ascii="Arial" w:hAnsi="Arial" w:eastAsia="Arial" w:cs="Arial"/>
-                <w:i w:val="false"/>
-                <w:b w:val="false"/>
-                <w:u w:val="none"/>
+              <w:rPr>
+                <w:rFonts w:ascii="Arial" w:hAnsi="Arial" w:eastAsia="Arial" w:cs="Arial"/>
+                <w:i w:val="false"/>
+                <w:b w:val="false"/>
+                <w:u w:val="none"/>
+                <w:strike w:val="false"/>
+                <w:sz w:val="16"/>
+                <w:szCs w:val="16"/>
+                <w:color w:val="000000"/>
+              </w:rPr>
+            </w:pPr>
+            <w:r>
+              <w:rPr>
+                <w:rFonts w:ascii="Arial" w:hAnsi="Arial" w:eastAsia="Arial" w:cs="Arial"/>
+                <w:i w:val="false"/>
+                <w:b w:val="false"/>
+                <w:u w:val="none"/>
+                <w:strike w:val="false"/>
                 <w:sz w:val="16"/>
                 <w:szCs w:val="16"/>
                 <w:color w:val="000000"/>
@@ -5209,13 +6411,24 @@
               </w:pBdr>
               <w:spacing w:after="0" w:before="0" w:line="240"/>
               <w:ind w:left="100" w:right="100" w:firstLine="0" w:firstLineChars="0"/>
-            </w:pPr>
-            <w:r>
-              <w:rPr>
-                <w:rFonts w:ascii="Arial" w:hAnsi="Arial" w:eastAsia="Arial" w:cs="Arial"/>
-                <w:i w:val="false"/>
-                <w:b w:val="false"/>
-                <w:u w:val="none"/>
+              <w:rPr>
+                <w:rFonts w:ascii="Arial" w:hAnsi="Arial" w:eastAsia="Arial" w:cs="Arial"/>
+                <w:i w:val="false"/>
+                <w:b w:val="false"/>
+                <w:u w:val="none"/>
+                <w:strike w:val="false"/>
+                <w:sz w:val="16"/>
+                <w:szCs w:val="16"/>
+                <w:color w:val="000000"/>
+              </w:rPr>
+            </w:pPr>
+            <w:r>
+              <w:rPr>
+                <w:rFonts w:ascii="Arial" w:hAnsi="Arial" w:eastAsia="Arial" w:cs="Arial"/>
+                <w:i w:val="false"/>
+                <w:b w:val="false"/>
+                <w:u w:val="none"/>
+                <w:strike w:val="false"/>
                 <w:sz w:val="16"/>
                 <w:szCs w:val="16"/>
                 <w:color w:val="000000"/>
@@ -5229,7 +6442,6 @@
         <w:trPr>
           <w:trHeight w:val="617" w:hRule="auto"/>
         </w:trPr>
-        body28
         <w:tc>
           <w:tcPr>
             <w:tcBorders>
@@ -5259,13 +6471,24 @@
               </w:pBdr>
               <w:spacing w:after="0" w:before="0" w:line="240"/>
               <w:ind w:left="300" w:right="100" w:firstLine="0" w:firstLineChars="0"/>
-            </w:pPr>
-            <w:r>
-              <w:rPr>
-                <w:rFonts w:ascii="Arial" w:hAnsi="Arial" w:eastAsia="Arial" w:cs="Arial"/>
-                <w:i w:val="false"/>
-                <w:b w:val="false"/>
-                <w:u w:val="none"/>
+              <w:rPr>
+                <w:rFonts w:ascii="Arial" w:hAnsi="Arial" w:eastAsia="Arial" w:cs="Arial"/>
+                <w:i w:val="false"/>
+                <w:b w:val="false"/>
+                <w:u w:val="none"/>
+                <w:strike w:val="false"/>
+                <w:sz w:val="16"/>
+                <w:szCs w:val="16"/>
+                <w:color w:val="000000"/>
+              </w:rPr>
+            </w:pPr>
+            <w:r>
+              <w:rPr>
+                <w:rFonts w:ascii="Arial" w:hAnsi="Arial" w:eastAsia="Arial" w:cs="Arial"/>
+                <w:i w:val="false"/>
+                <w:b w:val="false"/>
+                <w:u w:val="none"/>
+                <w:strike w:val="false"/>
                 <w:sz w:val="16"/>
                 <w:szCs w:val="16"/>
                 <w:color w:val="000000"/>
@@ -5303,13 +6526,24 @@
               </w:pBdr>
               <w:spacing w:after="0" w:before="0" w:line="240"/>
               <w:ind w:left="100" w:right="100" w:firstLine="0" w:firstLineChars="0"/>
-            </w:pPr>
-            <w:r>
-              <w:rPr>
-                <w:rFonts w:ascii="Arial" w:hAnsi="Arial" w:eastAsia="Arial" w:cs="Arial"/>
-                <w:i w:val="false"/>
-                <w:b w:val="false"/>
-                <w:u w:val="none"/>
+              <w:rPr>
+                <w:rFonts w:ascii="Arial" w:hAnsi="Arial" w:eastAsia="Arial" w:cs="Arial"/>
+                <w:i w:val="false"/>
+                <w:b w:val="false"/>
+                <w:u w:val="none"/>
+                <w:strike w:val="false"/>
+                <w:sz w:val="16"/>
+                <w:szCs w:val="16"/>
+                <w:color w:val="000000"/>
+              </w:rPr>
+            </w:pPr>
+            <w:r>
+              <w:rPr>
+                <w:rFonts w:ascii="Arial" w:hAnsi="Arial" w:eastAsia="Arial" w:cs="Arial"/>
+                <w:i w:val="false"/>
+                <w:b w:val="false"/>
+                <w:u w:val="none"/>
+                <w:strike w:val="false"/>
                 <w:sz w:val="16"/>
                 <w:szCs w:val="16"/>
                 <w:color w:val="000000"/>
@@ -5347,13 +6581,24 @@
               </w:pBdr>
               <w:spacing w:after="0" w:before="0" w:line="240"/>
               <w:ind w:left="100" w:right="100" w:firstLine="0" w:firstLineChars="0"/>
-            </w:pPr>
-            <w:r>
-              <w:rPr>
-                <w:rFonts w:ascii="Arial" w:hAnsi="Arial" w:eastAsia="Arial" w:cs="Arial"/>
-                <w:i w:val="false"/>
-                <w:b w:val="false"/>
-                <w:u w:val="none"/>
+              <w:rPr>
+                <w:rFonts w:ascii="Arial" w:hAnsi="Arial" w:eastAsia="Arial" w:cs="Arial"/>
+                <w:i w:val="false"/>
+                <w:b w:val="false"/>
+                <w:u w:val="none"/>
+                <w:strike w:val="false"/>
+                <w:sz w:val="16"/>
+                <w:szCs w:val="16"/>
+                <w:color w:val="000000"/>
+              </w:rPr>
+            </w:pPr>
+            <w:r>
+              <w:rPr>
+                <w:rFonts w:ascii="Arial" w:hAnsi="Arial" w:eastAsia="Arial" w:cs="Arial"/>
+                <w:i w:val="false"/>
+                <w:b w:val="false"/>
+                <w:u w:val="none"/>
+                <w:strike w:val="false"/>
                 <w:sz w:val="16"/>
                 <w:szCs w:val="16"/>
                 <w:color w:val="000000"/>
@@ -5391,13 +6636,24 @@
               </w:pBdr>
               <w:spacing w:after="0" w:before="0" w:line="240"/>
               <w:ind w:left="100" w:right="100" w:firstLine="0" w:firstLineChars="0"/>
-            </w:pPr>
-            <w:r>
-              <w:rPr>
-                <w:rFonts w:ascii="Arial" w:hAnsi="Arial" w:eastAsia="Arial" w:cs="Arial"/>
-                <w:i w:val="false"/>
-                <w:b w:val="false"/>
-                <w:u w:val="none"/>
+              <w:rPr>
+                <w:rFonts w:ascii="Arial" w:hAnsi="Arial" w:eastAsia="Arial" w:cs="Arial"/>
+                <w:i w:val="false"/>
+                <w:b w:val="false"/>
+                <w:u w:val="none"/>
+                <w:strike w:val="false"/>
+                <w:sz w:val="16"/>
+                <w:szCs w:val="16"/>
+                <w:color w:val="000000"/>
+              </w:rPr>
+            </w:pPr>
+            <w:r>
+              <w:rPr>
+                <w:rFonts w:ascii="Arial" w:hAnsi="Arial" w:eastAsia="Arial" w:cs="Arial"/>
+                <w:i w:val="false"/>
+                <w:b w:val="false"/>
+                <w:u w:val="none"/>
+                <w:strike w:val="false"/>
                 <w:sz w:val="16"/>
                 <w:szCs w:val="16"/>
                 <w:color w:val="000000"/>
@@ -5411,7 +6667,6 @@
         <w:trPr>
           <w:trHeight w:val="617" w:hRule="auto"/>
         </w:trPr>
-        body29
         <w:tc>
           <w:tcPr>
             <w:tcBorders>
@@ -5441,13 +6696,24 @@
               </w:pBdr>
               <w:spacing w:after="0" w:before="0" w:line="240"/>
               <w:ind w:left="300" w:right="100" w:firstLine="0" w:firstLineChars="0"/>
-            </w:pPr>
-            <w:r>
-              <w:rPr>
-                <w:rFonts w:ascii="Arial" w:hAnsi="Arial" w:eastAsia="Arial" w:cs="Arial"/>
-                <w:i w:val="false"/>
-                <w:b w:val="false"/>
-                <w:u w:val="none"/>
+              <w:rPr>
+                <w:rFonts w:ascii="Arial" w:hAnsi="Arial" w:eastAsia="Arial" w:cs="Arial"/>
+                <w:i w:val="false"/>
+                <w:b w:val="false"/>
+                <w:u w:val="none"/>
+                <w:strike w:val="false"/>
+                <w:sz w:val="16"/>
+                <w:szCs w:val="16"/>
+                <w:color w:val="000000"/>
+              </w:rPr>
+            </w:pPr>
+            <w:r>
+              <w:rPr>
+                <w:rFonts w:ascii="Arial" w:hAnsi="Arial" w:eastAsia="Arial" w:cs="Arial"/>
+                <w:i w:val="false"/>
+                <w:b w:val="false"/>
+                <w:u w:val="none"/>
+                <w:strike w:val="false"/>
                 <w:sz w:val="16"/>
                 <w:szCs w:val="16"/>
                 <w:color w:val="000000"/>
@@ -5485,13 +6751,24 @@
               </w:pBdr>
               <w:spacing w:after="0" w:before="0" w:line="240"/>
               <w:ind w:left="100" w:right="100" w:firstLine="0" w:firstLineChars="0"/>
-            </w:pPr>
-            <w:r>
-              <w:rPr>
-                <w:rFonts w:ascii="Arial" w:hAnsi="Arial" w:eastAsia="Arial" w:cs="Arial"/>
-                <w:i w:val="false"/>
-                <w:b w:val="false"/>
-                <w:u w:val="none"/>
+              <w:rPr>
+                <w:rFonts w:ascii="Arial" w:hAnsi="Arial" w:eastAsia="Arial" w:cs="Arial"/>
+                <w:i w:val="false"/>
+                <w:b w:val="false"/>
+                <w:u w:val="none"/>
+                <w:strike w:val="false"/>
+                <w:sz w:val="16"/>
+                <w:szCs w:val="16"/>
+                <w:color w:val="000000"/>
+              </w:rPr>
+            </w:pPr>
+            <w:r>
+              <w:rPr>
+                <w:rFonts w:ascii="Arial" w:hAnsi="Arial" w:eastAsia="Arial" w:cs="Arial"/>
+                <w:i w:val="false"/>
+                <w:b w:val="false"/>
+                <w:u w:val="none"/>
+                <w:strike w:val="false"/>
                 <w:sz w:val="16"/>
                 <w:szCs w:val="16"/>
                 <w:color w:val="000000"/>
@@ -5529,13 +6806,24 @@
               </w:pBdr>
               <w:spacing w:after="0" w:before="0" w:line="240"/>
               <w:ind w:left="100" w:right="100" w:firstLine="0" w:firstLineChars="0"/>
-            </w:pPr>
-            <w:r>
-              <w:rPr>
-                <w:rFonts w:ascii="Arial" w:hAnsi="Arial" w:eastAsia="Arial" w:cs="Arial"/>
-                <w:i w:val="false"/>
-                <w:b w:val="false"/>
-                <w:u w:val="none"/>
+              <w:rPr>
+                <w:rFonts w:ascii="Arial" w:hAnsi="Arial" w:eastAsia="Arial" w:cs="Arial"/>
+                <w:i w:val="false"/>
+                <w:b w:val="false"/>
+                <w:u w:val="none"/>
+                <w:strike w:val="false"/>
+                <w:sz w:val="16"/>
+                <w:szCs w:val="16"/>
+                <w:color w:val="000000"/>
+              </w:rPr>
+            </w:pPr>
+            <w:r>
+              <w:rPr>
+                <w:rFonts w:ascii="Arial" w:hAnsi="Arial" w:eastAsia="Arial" w:cs="Arial"/>
+                <w:i w:val="false"/>
+                <w:b w:val="false"/>
+                <w:u w:val="none"/>
+                <w:strike w:val="false"/>
                 <w:sz w:val="16"/>
                 <w:szCs w:val="16"/>
                 <w:color w:val="000000"/>
@@ -5573,13 +6861,24 @@
               </w:pBdr>
               <w:spacing w:after="0" w:before="0" w:line="240"/>
               <w:ind w:left="100" w:right="100" w:firstLine="0" w:firstLineChars="0"/>
-            </w:pPr>
-            <w:r>
-              <w:rPr>
-                <w:rFonts w:ascii="Arial" w:hAnsi="Arial" w:eastAsia="Arial" w:cs="Arial"/>
-                <w:i w:val="false"/>
-                <w:b w:val="false"/>
-                <w:u w:val="none"/>
+              <w:rPr>
+                <w:rFonts w:ascii="Arial" w:hAnsi="Arial" w:eastAsia="Arial" w:cs="Arial"/>
+                <w:i w:val="false"/>
+                <w:b w:val="false"/>
+                <w:u w:val="none"/>
+                <w:strike w:val="false"/>
+                <w:sz w:val="16"/>
+                <w:szCs w:val="16"/>
+                <w:color w:val="000000"/>
+              </w:rPr>
+            </w:pPr>
+            <w:r>
+              <w:rPr>
+                <w:rFonts w:ascii="Arial" w:hAnsi="Arial" w:eastAsia="Arial" w:cs="Arial"/>
+                <w:i w:val="false"/>
+                <w:b w:val="false"/>
+                <w:u w:val="none"/>
+                <w:strike w:val="false"/>
                 <w:sz w:val="16"/>
                 <w:szCs w:val="16"/>
                 <w:color w:val="000000"/>
@@ -5593,7 +6892,6 @@
         <w:trPr>
           <w:trHeight w:val="617" w:hRule="auto"/>
         </w:trPr>
-        body30
         <w:tc>
           <w:tcPr>
             <w:tcBorders>
@@ -5623,13 +6921,24 @@
               </w:pBdr>
               <w:spacing w:after="0" w:before="0" w:line="240"/>
               <w:ind w:left="100" w:right="100" w:firstLine="0" w:firstLineChars="0"/>
-            </w:pPr>
-            <w:r>
-              <w:rPr>
-                <w:rFonts w:ascii="Arial" w:hAnsi="Arial" w:eastAsia="Arial" w:cs="Arial"/>
-                <w:i w:val="false"/>
-                <w:b w:val="false"/>
-                <w:u w:val="none"/>
+              <w:rPr>
+                <w:rFonts w:ascii="Arial" w:hAnsi="Arial" w:eastAsia="Arial" w:cs="Arial"/>
+                <w:i w:val="false"/>
+                <w:b w:val="false"/>
+                <w:u w:val="none"/>
+                <w:strike w:val="false"/>
+                <w:sz w:val="16"/>
+                <w:szCs w:val="16"/>
+                <w:color w:val="000000"/>
+              </w:rPr>
+            </w:pPr>
+            <w:r>
+              <w:rPr>
+                <w:rFonts w:ascii="Arial" w:hAnsi="Arial" w:eastAsia="Arial" w:cs="Arial"/>
+                <w:i w:val="false"/>
+                <w:b w:val="false"/>
+                <w:u w:val="none"/>
+                <w:strike w:val="false"/>
                 <w:sz w:val="16"/>
                 <w:szCs w:val="16"/>
                 <w:color w:val="000000"/>
@@ -5667,13 +6976,24 @@
               </w:pBdr>
               <w:spacing w:after="0" w:before="0" w:line="240"/>
               <w:ind w:left="100" w:right="100" w:firstLine="0" w:firstLineChars="0"/>
-            </w:pPr>
-            <w:r>
-              <w:rPr>
-                <w:rFonts w:ascii="Arial" w:hAnsi="Arial" w:eastAsia="Arial" w:cs="Arial"/>
-                <w:i w:val="false"/>
-                <w:b w:val="false"/>
-                <w:u w:val="none"/>
+              <w:rPr>
+                <w:rFonts w:ascii="Arial" w:hAnsi="Arial" w:eastAsia="Arial" w:cs="Arial"/>
+                <w:i w:val="false"/>
+                <w:b w:val="false"/>
+                <w:u w:val="none"/>
+                <w:strike w:val="false"/>
+                <w:sz w:val="16"/>
+                <w:szCs w:val="16"/>
+                <w:color w:val="000000"/>
+              </w:rPr>
+            </w:pPr>
+            <w:r>
+              <w:rPr>
+                <w:rFonts w:ascii="Arial" w:hAnsi="Arial" w:eastAsia="Arial" w:cs="Arial"/>
+                <w:i w:val="false"/>
+                <w:b w:val="false"/>
+                <w:u w:val="none"/>
+                <w:strike w:val="false"/>
                 <w:sz w:val="16"/>
                 <w:szCs w:val="16"/>
                 <w:color w:val="000000"/>
@@ -5711,13 +7031,24 @@
               </w:pBdr>
               <w:spacing w:after="0" w:before="0" w:line="240"/>
               <w:ind w:left="100" w:right="100" w:firstLine="0" w:firstLineChars="0"/>
-            </w:pPr>
-            <w:r>
-              <w:rPr>
-                <w:rFonts w:ascii="Arial" w:hAnsi="Arial" w:eastAsia="Arial" w:cs="Arial"/>
-                <w:i w:val="false"/>
-                <w:b w:val="false"/>
-                <w:u w:val="none"/>
+              <w:rPr>
+                <w:rFonts w:ascii="Arial" w:hAnsi="Arial" w:eastAsia="Arial" w:cs="Arial"/>
+                <w:i w:val="false"/>
+                <w:b w:val="false"/>
+                <w:u w:val="none"/>
+                <w:strike w:val="false"/>
+                <w:sz w:val="16"/>
+                <w:szCs w:val="16"/>
+                <w:color w:val="000000"/>
+              </w:rPr>
+            </w:pPr>
+            <w:r>
+              <w:rPr>
+                <w:rFonts w:ascii="Arial" w:hAnsi="Arial" w:eastAsia="Arial" w:cs="Arial"/>
+                <w:i w:val="false"/>
+                <w:b w:val="false"/>
+                <w:u w:val="none"/>
+                <w:strike w:val="false"/>
                 <w:sz w:val="16"/>
                 <w:szCs w:val="16"/>
                 <w:color w:val="000000"/>
@@ -5755,13 +7086,24 @@
               </w:pBdr>
               <w:spacing w:after="0" w:before="0" w:line="240"/>
               <w:ind w:left="100" w:right="100" w:firstLine="0" w:firstLineChars="0"/>
-            </w:pPr>
-            <w:r>
-              <w:rPr>
-                <w:rFonts w:ascii="Arial" w:hAnsi="Arial" w:eastAsia="Arial" w:cs="Arial"/>
-                <w:i w:val="false"/>
-                <w:b w:val="false"/>
-                <w:u w:val="none"/>
+              <w:rPr>
+                <w:rFonts w:ascii="Arial" w:hAnsi="Arial" w:eastAsia="Arial" w:cs="Arial"/>
+                <w:i w:val="false"/>
+                <w:b w:val="false"/>
+                <w:u w:val="none"/>
+                <w:strike w:val="false"/>
+                <w:sz w:val="16"/>
+                <w:szCs w:val="16"/>
+                <w:color w:val="000000"/>
+              </w:rPr>
+            </w:pPr>
+            <w:r>
+              <w:rPr>
+                <w:rFonts w:ascii="Arial" w:hAnsi="Arial" w:eastAsia="Arial" w:cs="Arial"/>
+                <w:i w:val="false"/>
+                <w:b w:val="false"/>
+                <w:u w:val="none"/>
+                <w:strike w:val="false"/>
                 <w:sz w:val="16"/>
                 <w:szCs w:val="16"/>
                 <w:color w:val="000000"/>
@@ -5775,7 +7117,6 @@
         <w:trPr>
           <w:trHeight w:val="617" w:hRule="auto"/>
         </w:trPr>
-        body31
         <w:tc>
           <w:tcPr>
             <w:tcBorders>
@@ -5805,13 +7146,24 @@
               </w:pBdr>
               <w:spacing w:after="0" w:before="0" w:line="240"/>
               <w:ind w:left="300" w:right="100" w:firstLine="0" w:firstLineChars="0"/>
-            </w:pPr>
-            <w:r>
-              <w:rPr>
-                <w:rFonts w:ascii="Arial" w:hAnsi="Arial" w:eastAsia="Arial" w:cs="Arial"/>
-                <w:i w:val="false"/>
-                <w:b w:val="false"/>
-                <w:u w:val="none"/>
+              <w:rPr>
+                <w:rFonts w:ascii="Arial" w:hAnsi="Arial" w:eastAsia="Arial" w:cs="Arial"/>
+                <w:i w:val="false"/>
+                <w:b w:val="false"/>
+                <w:u w:val="none"/>
+                <w:strike w:val="false"/>
+                <w:sz w:val="16"/>
+                <w:szCs w:val="16"/>
+                <w:color w:val="000000"/>
+              </w:rPr>
+            </w:pPr>
+            <w:r>
+              <w:rPr>
+                <w:rFonts w:ascii="Arial" w:hAnsi="Arial" w:eastAsia="Arial" w:cs="Arial"/>
+                <w:i w:val="false"/>
+                <w:b w:val="false"/>
+                <w:u w:val="none"/>
+                <w:strike w:val="false"/>
                 <w:sz w:val="16"/>
                 <w:szCs w:val="16"/>
                 <w:color w:val="000000"/>
@@ -5849,13 +7201,24 @@
               </w:pBdr>
               <w:spacing w:after="0" w:before="0" w:line="240"/>
               <w:ind w:left="100" w:right="100" w:firstLine="0" w:firstLineChars="0"/>
-            </w:pPr>
-            <w:r>
-              <w:rPr>
-                <w:rFonts w:ascii="Arial" w:hAnsi="Arial" w:eastAsia="Arial" w:cs="Arial"/>
-                <w:i w:val="false"/>
-                <w:b w:val="false"/>
-                <w:u w:val="none"/>
+              <w:rPr>
+                <w:rFonts w:ascii="Arial" w:hAnsi="Arial" w:eastAsia="Arial" w:cs="Arial"/>
+                <w:i w:val="false"/>
+                <w:b w:val="false"/>
+                <w:u w:val="none"/>
+                <w:strike w:val="false"/>
+                <w:sz w:val="16"/>
+                <w:szCs w:val="16"/>
+                <w:color w:val="000000"/>
+              </w:rPr>
+            </w:pPr>
+            <w:r>
+              <w:rPr>
+                <w:rFonts w:ascii="Arial" w:hAnsi="Arial" w:eastAsia="Arial" w:cs="Arial"/>
+                <w:i w:val="false"/>
+                <w:b w:val="false"/>
+                <w:u w:val="none"/>
+                <w:strike w:val="false"/>
                 <w:sz w:val="16"/>
                 <w:szCs w:val="16"/>
                 <w:color w:val="000000"/>
@@ -5893,13 +7256,24 @@
               </w:pBdr>
               <w:spacing w:after="0" w:before="0" w:line="240"/>
               <w:ind w:left="100" w:right="100" w:firstLine="0" w:firstLineChars="0"/>
-            </w:pPr>
-            <w:r>
-              <w:rPr>
-                <w:rFonts w:ascii="Arial" w:hAnsi="Arial" w:eastAsia="Arial" w:cs="Arial"/>
-                <w:i w:val="false"/>
-                <w:b w:val="false"/>
-                <w:u w:val="none"/>
+              <w:rPr>
+                <w:rFonts w:ascii="Arial" w:hAnsi="Arial" w:eastAsia="Arial" w:cs="Arial"/>
+                <w:i w:val="false"/>
+                <w:b w:val="false"/>
+                <w:u w:val="none"/>
+                <w:strike w:val="false"/>
+                <w:sz w:val="16"/>
+                <w:szCs w:val="16"/>
+                <w:color w:val="000000"/>
+              </w:rPr>
+            </w:pPr>
+            <w:r>
+              <w:rPr>
+                <w:rFonts w:ascii="Arial" w:hAnsi="Arial" w:eastAsia="Arial" w:cs="Arial"/>
+                <w:i w:val="false"/>
+                <w:b w:val="false"/>
+                <w:u w:val="none"/>
+                <w:strike w:val="false"/>
                 <w:sz w:val="16"/>
                 <w:szCs w:val="16"/>
                 <w:color w:val="000000"/>
@@ -5937,13 +7311,24 @@
               </w:pBdr>
               <w:spacing w:after="0" w:before="0" w:line="240"/>
               <w:ind w:left="100" w:right="100" w:firstLine="0" w:firstLineChars="0"/>
-            </w:pPr>
-            <w:r>
-              <w:rPr>
-                <w:rFonts w:ascii="Arial" w:hAnsi="Arial" w:eastAsia="Arial" w:cs="Arial"/>
-                <w:i w:val="false"/>
-                <w:b w:val="false"/>
-                <w:u w:val="none"/>
+              <w:rPr>
+                <w:rFonts w:ascii="Arial" w:hAnsi="Arial" w:eastAsia="Arial" w:cs="Arial"/>
+                <w:i w:val="false"/>
+                <w:b w:val="false"/>
+                <w:u w:val="none"/>
+                <w:strike w:val="false"/>
+                <w:sz w:val="16"/>
+                <w:szCs w:val="16"/>
+                <w:color w:val="000000"/>
+              </w:rPr>
+            </w:pPr>
+            <w:r>
+              <w:rPr>
+                <w:rFonts w:ascii="Arial" w:hAnsi="Arial" w:eastAsia="Arial" w:cs="Arial"/>
+                <w:i w:val="false"/>
+                <w:b w:val="false"/>
+                <w:u w:val="none"/>
+                <w:strike w:val="false"/>
                 <w:sz w:val="16"/>
                 <w:szCs w:val="16"/>
                 <w:color w:val="000000"/>
@@ -5957,7 +7342,6 @@
         <w:trPr>
           <w:trHeight w:val="617" w:hRule="auto"/>
         </w:trPr>
-        body32
         <w:tc>
           <w:tcPr>
             <w:tcBorders>
@@ -5987,13 +7371,24 @@
               </w:pBdr>
               <w:spacing w:after="0" w:before="0" w:line="240"/>
               <w:ind w:left="300" w:right="100" w:firstLine="0" w:firstLineChars="0"/>
-            </w:pPr>
-            <w:r>
-              <w:rPr>
-                <w:rFonts w:ascii="Arial" w:hAnsi="Arial" w:eastAsia="Arial" w:cs="Arial"/>
-                <w:i w:val="false"/>
-                <w:b w:val="false"/>
-                <w:u w:val="none"/>
+              <w:rPr>
+                <w:rFonts w:ascii="Arial" w:hAnsi="Arial" w:eastAsia="Arial" w:cs="Arial"/>
+                <w:i w:val="false"/>
+                <w:b w:val="false"/>
+                <w:u w:val="none"/>
+                <w:strike w:val="false"/>
+                <w:sz w:val="16"/>
+                <w:szCs w:val="16"/>
+                <w:color w:val="000000"/>
+              </w:rPr>
+            </w:pPr>
+            <w:r>
+              <w:rPr>
+                <w:rFonts w:ascii="Arial" w:hAnsi="Arial" w:eastAsia="Arial" w:cs="Arial"/>
+                <w:i w:val="false"/>
+                <w:b w:val="false"/>
+                <w:u w:val="none"/>
+                <w:strike w:val="false"/>
                 <w:sz w:val="16"/>
                 <w:szCs w:val="16"/>
                 <w:color w:val="000000"/>
@@ -6031,13 +7426,24 @@
               </w:pBdr>
               <w:spacing w:after="0" w:before="0" w:line="240"/>
               <w:ind w:left="100" w:right="100" w:firstLine="0" w:firstLineChars="0"/>
-            </w:pPr>
-            <w:r>
-              <w:rPr>
-                <w:rFonts w:ascii="Arial" w:hAnsi="Arial" w:eastAsia="Arial" w:cs="Arial"/>
-                <w:i w:val="false"/>
-                <w:b w:val="false"/>
-                <w:u w:val="none"/>
+              <w:rPr>
+                <w:rFonts w:ascii="Arial" w:hAnsi="Arial" w:eastAsia="Arial" w:cs="Arial"/>
+                <w:i w:val="false"/>
+                <w:b w:val="false"/>
+                <w:u w:val="none"/>
+                <w:strike w:val="false"/>
+                <w:sz w:val="16"/>
+                <w:szCs w:val="16"/>
+                <w:color w:val="000000"/>
+              </w:rPr>
+            </w:pPr>
+            <w:r>
+              <w:rPr>
+                <w:rFonts w:ascii="Arial" w:hAnsi="Arial" w:eastAsia="Arial" w:cs="Arial"/>
+                <w:i w:val="false"/>
+                <w:b w:val="false"/>
+                <w:u w:val="none"/>
+                <w:strike w:val="false"/>
                 <w:sz w:val="16"/>
                 <w:szCs w:val="16"/>
                 <w:color w:val="000000"/>
@@ -6075,13 +7481,24 @@
               </w:pBdr>
               <w:spacing w:after="0" w:before="0" w:line="240"/>
               <w:ind w:left="100" w:right="100" w:firstLine="0" w:firstLineChars="0"/>
-            </w:pPr>
-            <w:r>
-              <w:rPr>
-                <w:rFonts w:ascii="Arial" w:hAnsi="Arial" w:eastAsia="Arial" w:cs="Arial"/>
-                <w:i w:val="false"/>
-                <w:b w:val="false"/>
-                <w:u w:val="none"/>
+              <w:rPr>
+                <w:rFonts w:ascii="Arial" w:hAnsi="Arial" w:eastAsia="Arial" w:cs="Arial"/>
+                <w:i w:val="false"/>
+                <w:b w:val="false"/>
+                <w:u w:val="none"/>
+                <w:strike w:val="false"/>
+                <w:sz w:val="16"/>
+                <w:szCs w:val="16"/>
+                <w:color w:val="000000"/>
+              </w:rPr>
+            </w:pPr>
+            <w:r>
+              <w:rPr>
+                <w:rFonts w:ascii="Arial" w:hAnsi="Arial" w:eastAsia="Arial" w:cs="Arial"/>
+                <w:i w:val="false"/>
+                <w:b w:val="false"/>
+                <w:u w:val="none"/>
+                <w:strike w:val="false"/>
                 <w:sz w:val="16"/>
                 <w:szCs w:val="16"/>
                 <w:color w:val="000000"/>
@@ -6119,13 +7536,24 @@
               </w:pBdr>
               <w:spacing w:after="0" w:before="0" w:line="240"/>
               <w:ind w:left="100" w:right="100" w:firstLine="0" w:firstLineChars="0"/>
-            </w:pPr>
-            <w:r>
-              <w:rPr>
-                <w:rFonts w:ascii="Arial" w:hAnsi="Arial" w:eastAsia="Arial" w:cs="Arial"/>
-                <w:i w:val="false"/>
-                <w:b w:val="false"/>
-                <w:u w:val="none"/>
+              <w:rPr>
+                <w:rFonts w:ascii="Arial" w:hAnsi="Arial" w:eastAsia="Arial" w:cs="Arial"/>
+                <w:i w:val="false"/>
+                <w:b w:val="false"/>
+                <w:u w:val="none"/>
+                <w:strike w:val="false"/>
+                <w:sz w:val="16"/>
+                <w:szCs w:val="16"/>
+                <w:color w:val="000000"/>
+              </w:rPr>
+            </w:pPr>
+            <w:r>
+              <w:rPr>
+                <w:rFonts w:ascii="Arial" w:hAnsi="Arial" w:eastAsia="Arial" w:cs="Arial"/>
+                <w:i w:val="false"/>
+                <w:b w:val="false"/>
+                <w:u w:val="none"/>
+                <w:strike w:val="false"/>
                 <w:sz w:val="16"/>
                 <w:szCs w:val="16"/>
                 <w:color w:val="000000"/>
@@ -6139,7 +7567,6 @@
         <w:trPr>
           <w:trHeight w:val="617" w:hRule="auto"/>
         </w:trPr>
-        body33
         <w:tc>
           <w:tcPr>
             <w:tcBorders>
@@ -6169,13 +7596,24 @@
               </w:pBdr>
               <w:spacing w:after="0" w:before="0" w:line="240"/>
               <w:ind w:left="300" w:right="100" w:firstLine="0" w:firstLineChars="0"/>
-            </w:pPr>
-            <w:r>
-              <w:rPr>
-                <w:rFonts w:ascii="Arial" w:hAnsi="Arial" w:eastAsia="Arial" w:cs="Arial"/>
-                <w:i w:val="false"/>
-                <w:b w:val="false"/>
-                <w:u w:val="none"/>
+              <w:rPr>
+                <w:rFonts w:ascii="Arial" w:hAnsi="Arial" w:eastAsia="Arial" w:cs="Arial"/>
+                <w:i w:val="false"/>
+                <w:b w:val="false"/>
+                <w:u w:val="none"/>
+                <w:strike w:val="false"/>
+                <w:sz w:val="16"/>
+                <w:szCs w:val="16"/>
+                <w:color w:val="000000"/>
+              </w:rPr>
+            </w:pPr>
+            <w:r>
+              <w:rPr>
+                <w:rFonts w:ascii="Arial" w:hAnsi="Arial" w:eastAsia="Arial" w:cs="Arial"/>
+                <w:i w:val="false"/>
+                <w:b w:val="false"/>
+                <w:u w:val="none"/>
+                <w:strike w:val="false"/>
                 <w:sz w:val="16"/>
                 <w:szCs w:val="16"/>
                 <w:color w:val="000000"/>
@@ -6213,13 +7651,24 @@
               </w:pBdr>
               <w:spacing w:after="0" w:before="0" w:line="240"/>
               <w:ind w:left="100" w:right="100" w:firstLine="0" w:firstLineChars="0"/>
-            </w:pPr>
-            <w:r>
-              <w:rPr>
-                <w:rFonts w:ascii="Arial" w:hAnsi="Arial" w:eastAsia="Arial" w:cs="Arial"/>
-                <w:i w:val="false"/>
-                <w:b w:val="false"/>
-                <w:u w:val="none"/>
+              <w:rPr>
+                <w:rFonts w:ascii="Arial" w:hAnsi="Arial" w:eastAsia="Arial" w:cs="Arial"/>
+                <w:i w:val="false"/>
+                <w:b w:val="false"/>
+                <w:u w:val="none"/>
+                <w:strike w:val="false"/>
+                <w:sz w:val="16"/>
+                <w:szCs w:val="16"/>
+                <w:color w:val="000000"/>
+              </w:rPr>
+            </w:pPr>
+            <w:r>
+              <w:rPr>
+                <w:rFonts w:ascii="Arial" w:hAnsi="Arial" w:eastAsia="Arial" w:cs="Arial"/>
+                <w:i w:val="false"/>
+                <w:b w:val="false"/>
+                <w:u w:val="none"/>
+                <w:strike w:val="false"/>
                 <w:sz w:val="16"/>
                 <w:szCs w:val="16"/>
                 <w:color w:val="000000"/>
@@ -6257,13 +7706,24 @@
               </w:pBdr>
               <w:spacing w:after="0" w:before="0" w:line="240"/>
               <w:ind w:left="100" w:right="100" w:firstLine="0" w:firstLineChars="0"/>
-            </w:pPr>
-            <w:r>
-              <w:rPr>
-                <w:rFonts w:ascii="Arial" w:hAnsi="Arial" w:eastAsia="Arial" w:cs="Arial"/>
-                <w:i w:val="false"/>
-                <w:b w:val="false"/>
-                <w:u w:val="none"/>
+              <w:rPr>
+                <w:rFonts w:ascii="Arial" w:hAnsi="Arial" w:eastAsia="Arial" w:cs="Arial"/>
+                <w:i w:val="false"/>
+                <w:b w:val="false"/>
+                <w:u w:val="none"/>
+                <w:strike w:val="false"/>
+                <w:sz w:val="16"/>
+                <w:szCs w:val="16"/>
+                <w:color w:val="000000"/>
+              </w:rPr>
+            </w:pPr>
+            <w:r>
+              <w:rPr>
+                <w:rFonts w:ascii="Arial" w:hAnsi="Arial" w:eastAsia="Arial" w:cs="Arial"/>
+                <w:i w:val="false"/>
+                <w:b w:val="false"/>
+                <w:u w:val="none"/>
+                <w:strike w:val="false"/>
                 <w:sz w:val="16"/>
                 <w:szCs w:val="16"/>
                 <w:color w:val="000000"/>
@@ -6301,13 +7761,24 @@
               </w:pBdr>
               <w:spacing w:after="0" w:before="0" w:line="240"/>
               <w:ind w:left="100" w:right="100" w:firstLine="0" w:firstLineChars="0"/>
-            </w:pPr>
-            <w:r>
-              <w:rPr>
-                <w:rFonts w:ascii="Arial" w:hAnsi="Arial" w:eastAsia="Arial" w:cs="Arial"/>
-                <w:i w:val="false"/>
-                <w:b w:val="false"/>
-                <w:u w:val="none"/>
+              <w:rPr>
+                <w:rFonts w:ascii="Arial" w:hAnsi="Arial" w:eastAsia="Arial" w:cs="Arial"/>
+                <w:i w:val="false"/>
+                <w:b w:val="false"/>
+                <w:u w:val="none"/>
+                <w:strike w:val="false"/>
+                <w:sz w:val="16"/>
+                <w:szCs w:val="16"/>
+                <w:color w:val="000000"/>
+              </w:rPr>
+            </w:pPr>
+            <w:r>
+              <w:rPr>
+                <w:rFonts w:ascii="Arial" w:hAnsi="Arial" w:eastAsia="Arial" w:cs="Arial"/>
+                <w:i w:val="false"/>
+                <w:b w:val="false"/>
+                <w:u w:val="none"/>
+                <w:strike w:val="false"/>
                 <w:sz w:val="16"/>
                 <w:szCs w:val="16"/>
                 <w:color w:val="000000"/>
@@ -6321,7 +7792,6 @@
         <w:trPr>
           <w:trHeight w:val="617" w:hRule="auto"/>
         </w:trPr>
-        body34
         <w:tc>
           <w:tcPr>
             <w:tcBorders>
@@ -6351,13 +7821,24 @@
               </w:pBdr>
               <w:spacing w:after="0" w:before="0" w:line="240"/>
               <w:ind w:left="300" w:right="100" w:firstLine="0" w:firstLineChars="0"/>
-            </w:pPr>
-            <w:r>
-              <w:rPr>
-                <w:rFonts w:ascii="Arial" w:hAnsi="Arial" w:eastAsia="Arial" w:cs="Arial"/>
-                <w:i w:val="false"/>
-                <w:b w:val="false"/>
-                <w:u w:val="none"/>
+              <w:rPr>
+                <w:rFonts w:ascii="Arial" w:hAnsi="Arial" w:eastAsia="Arial" w:cs="Arial"/>
+                <w:i w:val="false"/>
+                <w:b w:val="false"/>
+                <w:u w:val="none"/>
+                <w:strike w:val="false"/>
+                <w:sz w:val="16"/>
+                <w:szCs w:val="16"/>
+                <w:color w:val="000000"/>
+              </w:rPr>
+            </w:pPr>
+            <w:r>
+              <w:rPr>
+                <w:rFonts w:ascii="Arial" w:hAnsi="Arial" w:eastAsia="Arial" w:cs="Arial"/>
+                <w:i w:val="false"/>
+                <w:b w:val="false"/>
+                <w:u w:val="none"/>
+                <w:strike w:val="false"/>
                 <w:sz w:val="16"/>
                 <w:szCs w:val="16"/>
                 <w:color w:val="000000"/>
@@ -6395,13 +7876,24 @@
               </w:pBdr>
               <w:spacing w:after="0" w:before="0" w:line="240"/>
               <w:ind w:left="100" w:right="100" w:firstLine="0" w:firstLineChars="0"/>
-            </w:pPr>
-            <w:r>
-              <w:rPr>
-                <w:rFonts w:ascii="Arial" w:hAnsi="Arial" w:eastAsia="Arial" w:cs="Arial"/>
-                <w:i w:val="false"/>
-                <w:b w:val="false"/>
-                <w:u w:val="none"/>
+              <w:rPr>
+                <w:rFonts w:ascii="Arial" w:hAnsi="Arial" w:eastAsia="Arial" w:cs="Arial"/>
+                <w:i w:val="false"/>
+                <w:b w:val="false"/>
+                <w:u w:val="none"/>
+                <w:strike w:val="false"/>
+                <w:sz w:val="16"/>
+                <w:szCs w:val="16"/>
+                <w:color w:val="000000"/>
+              </w:rPr>
+            </w:pPr>
+            <w:r>
+              <w:rPr>
+                <w:rFonts w:ascii="Arial" w:hAnsi="Arial" w:eastAsia="Arial" w:cs="Arial"/>
+                <w:i w:val="false"/>
+                <w:b w:val="false"/>
+                <w:u w:val="none"/>
+                <w:strike w:val="false"/>
                 <w:sz w:val="16"/>
                 <w:szCs w:val="16"/>
                 <w:color w:val="000000"/>
@@ -6439,13 +7931,24 @@
               </w:pBdr>
               <w:spacing w:after="0" w:before="0" w:line="240"/>
               <w:ind w:left="100" w:right="100" w:firstLine="0" w:firstLineChars="0"/>
-            </w:pPr>
-            <w:r>
-              <w:rPr>
-                <w:rFonts w:ascii="Arial" w:hAnsi="Arial" w:eastAsia="Arial" w:cs="Arial"/>
-                <w:i w:val="false"/>
-                <w:b w:val="false"/>
-                <w:u w:val="none"/>
+              <w:rPr>
+                <w:rFonts w:ascii="Arial" w:hAnsi="Arial" w:eastAsia="Arial" w:cs="Arial"/>
+                <w:i w:val="false"/>
+                <w:b w:val="false"/>
+                <w:u w:val="none"/>
+                <w:strike w:val="false"/>
+                <w:sz w:val="16"/>
+                <w:szCs w:val="16"/>
+                <w:color w:val="000000"/>
+              </w:rPr>
+            </w:pPr>
+            <w:r>
+              <w:rPr>
+                <w:rFonts w:ascii="Arial" w:hAnsi="Arial" w:eastAsia="Arial" w:cs="Arial"/>
+                <w:i w:val="false"/>
+                <w:b w:val="false"/>
+                <w:u w:val="none"/>
+                <w:strike w:val="false"/>
                 <w:sz w:val="16"/>
                 <w:szCs w:val="16"/>
                 <w:color w:val="000000"/>
@@ -6483,13 +7986,24 @@
               </w:pBdr>
               <w:spacing w:after="0" w:before="0" w:line="240"/>
               <w:ind w:left="100" w:right="100" w:firstLine="0" w:firstLineChars="0"/>
-            </w:pPr>
-            <w:r>
-              <w:rPr>
-                <w:rFonts w:ascii="Arial" w:hAnsi="Arial" w:eastAsia="Arial" w:cs="Arial"/>
-                <w:i w:val="false"/>
-                <w:b w:val="false"/>
-                <w:u w:val="none"/>
+              <w:rPr>
+                <w:rFonts w:ascii="Arial" w:hAnsi="Arial" w:eastAsia="Arial" w:cs="Arial"/>
+                <w:i w:val="false"/>
+                <w:b w:val="false"/>
+                <w:u w:val="none"/>
+                <w:strike w:val="false"/>
+                <w:sz w:val="16"/>
+                <w:szCs w:val="16"/>
+                <w:color w:val="000000"/>
+              </w:rPr>
+            </w:pPr>
+            <w:r>
+              <w:rPr>
+                <w:rFonts w:ascii="Arial" w:hAnsi="Arial" w:eastAsia="Arial" w:cs="Arial"/>
+                <w:i w:val="false"/>
+                <w:b w:val="false"/>
+                <w:u w:val="none"/>
+                <w:strike w:val="false"/>
                 <w:sz w:val="16"/>
                 <w:szCs w:val="16"/>
                 <w:color w:val="000000"/>
@@ -6503,7 +8017,6 @@
         <w:trPr>
           <w:trHeight w:val="617" w:hRule="auto"/>
         </w:trPr>
-        body35
         <w:tc>
           <w:tcPr>
             <w:tcBorders>
@@ -6533,13 +8046,24 @@
               </w:pBdr>
               <w:spacing w:after="0" w:before="0" w:line="240"/>
               <w:ind w:left="100" w:right="100" w:firstLine="0" w:firstLineChars="0"/>
-            </w:pPr>
-            <w:r>
-              <w:rPr>
-                <w:rFonts w:ascii="Arial" w:hAnsi="Arial" w:eastAsia="Arial" w:cs="Arial"/>
-                <w:i w:val="false"/>
-                <w:b w:val="false"/>
-                <w:u w:val="none"/>
+              <w:rPr>
+                <w:rFonts w:ascii="Arial" w:hAnsi="Arial" w:eastAsia="Arial" w:cs="Arial"/>
+                <w:i w:val="false"/>
+                <w:b w:val="false"/>
+                <w:u w:val="none"/>
+                <w:strike w:val="false"/>
+                <w:sz w:val="16"/>
+                <w:szCs w:val="16"/>
+                <w:color w:val="000000"/>
+              </w:rPr>
+            </w:pPr>
+            <w:r>
+              <w:rPr>
+                <w:rFonts w:ascii="Arial" w:hAnsi="Arial" w:eastAsia="Arial" w:cs="Arial"/>
+                <w:i w:val="false"/>
+                <w:b w:val="false"/>
+                <w:u w:val="none"/>
+                <w:strike w:val="false"/>
                 <w:sz w:val="16"/>
                 <w:szCs w:val="16"/>
                 <w:color w:val="000000"/>
@@ -6577,13 +8101,24 @@
               </w:pBdr>
               <w:spacing w:after="0" w:before="0" w:line="240"/>
               <w:ind w:left="100" w:right="100" w:firstLine="0" w:firstLineChars="0"/>
-            </w:pPr>
-            <w:r>
-              <w:rPr>
-                <w:rFonts w:ascii="Arial" w:hAnsi="Arial" w:eastAsia="Arial" w:cs="Arial"/>
-                <w:i w:val="false"/>
-                <w:b w:val="false"/>
-                <w:u w:val="none"/>
+              <w:rPr>
+                <w:rFonts w:ascii="Arial" w:hAnsi="Arial" w:eastAsia="Arial" w:cs="Arial"/>
+                <w:i w:val="false"/>
+                <w:b w:val="false"/>
+                <w:u w:val="none"/>
+                <w:strike w:val="false"/>
+                <w:sz w:val="16"/>
+                <w:szCs w:val="16"/>
+                <w:color w:val="000000"/>
+              </w:rPr>
+            </w:pPr>
+            <w:r>
+              <w:rPr>
+                <w:rFonts w:ascii="Arial" w:hAnsi="Arial" w:eastAsia="Arial" w:cs="Arial"/>
+                <w:i w:val="false"/>
+                <w:b w:val="false"/>
+                <w:u w:val="none"/>
+                <w:strike w:val="false"/>
                 <w:sz w:val="16"/>
                 <w:szCs w:val="16"/>
                 <w:color w:val="000000"/>
@@ -6621,13 +8156,24 @@
               </w:pBdr>
               <w:spacing w:after="0" w:before="0" w:line="240"/>
               <w:ind w:left="100" w:right="100" w:firstLine="0" w:firstLineChars="0"/>
-            </w:pPr>
-            <w:r>
-              <w:rPr>
-                <w:rFonts w:ascii="Arial" w:hAnsi="Arial" w:eastAsia="Arial" w:cs="Arial"/>
-                <w:i w:val="false"/>
-                <w:b w:val="false"/>
-                <w:u w:val="none"/>
+              <w:rPr>
+                <w:rFonts w:ascii="Arial" w:hAnsi="Arial" w:eastAsia="Arial" w:cs="Arial"/>
+                <w:i w:val="false"/>
+                <w:b w:val="false"/>
+                <w:u w:val="none"/>
+                <w:strike w:val="false"/>
+                <w:sz w:val="16"/>
+                <w:szCs w:val="16"/>
+                <w:color w:val="000000"/>
+              </w:rPr>
+            </w:pPr>
+            <w:r>
+              <w:rPr>
+                <w:rFonts w:ascii="Arial" w:hAnsi="Arial" w:eastAsia="Arial" w:cs="Arial"/>
+                <w:i w:val="false"/>
+                <w:b w:val="false"/>
+                <w:u w:val="none"/>
+                <w:strike w:val="false"/>
                 <w:sz w:val="16"/>
                 <w:szCs w:val="16"/>
                 <w:color w:val="000000"/>
@@ -6665,13 +8211,24 @@
               </w:pBdr>
               <w:spacing w:after="0" w:before="0" w:line="240"/>
               <w:ind w:left="100" w:right="100" w:firstLine="0" w:firstLineChars="0"/>
-            </w:pPr>
-            <w:r>
-              <w:rPr>
-                <w:rFonts w:ascii="Arial" w:hAnsi="Arial" w:eastAsia="Arial" w:cs="Arial"/>
-                <w:i w:val="false"/>
-                <w:b w:val="false"/>
-                <w:u w:val="none"/>
+              <w:rPr>
+                <w:rFonts w:ascii="Arial" w:hAnsi="Arial" w:eastAsia="Arial" w:cs="Arial"/>
+                <w:i w:val="false"/>
+                <w:b w:val="false"/>
+                <w:u w:val="none"/>
+                <w:strike w:val="false"/>
+                <w:sz w:val="16"/>
+                <w:szCs w:val="16"/>
+                <w:color w:val="000000"/>
+              </w:rPr>
+            </w:pPr>
+            <w:r>
+              <w:rPr>
+                <w:rFonts w:ascii="Arial" w:hAnsi="Arial" w:eastAsia="Arial" w:cs="Arial"/>
+                <w:i w:val="false"/>
+                <w:b w:val="false"/>
+                <w:u w:val="none"/>
+                <w:strike w:val="false"/>
                 <w:sz w:val="16"/>
                 <w:szCs w:val="16"/>
                 <w:color w:val="000000"/>
@@ -6685,7 +8242,6 @@
         <w:trPr>
           <w:trHeight w:val="617" w:hRule="auto"/>
         </w:trPr>
-        body36
         <w:tc>
           <w:tcPr>
             <w:tcBorders>
@@ -6715,13 +8271,24 @@
               </w:pBdr>
               <w:spacing w:after="0" w:before="0" w:line="240"/>
               <w:ind w:left="300" w:right="100" w:firstLine="0" w:firstLineChars="0"/>
-            </w:pPr>
-            <w:r>
-              <w:rPr>
-                <w:rFonts w:ascii="Arial" w:hAnsi="Arial" w:eastAsia="Arial" w:cs="Arial"/>
-                <w:i w:val="false"/>
-                <w:b w:val="false"/>
-                <w:u w:val="none"/>
+              <w:rPr>
+                <w:rFonts w:ascii="Arial" w:hAnsi="Arial" w:eastAsia="Arial" w:cs="Arial"/>
+                <w:i w:val="false"/>
+                <w:b w:val="false"/>
+                <w:u w:val="none"/>
+                <w:strike w:val="false"/>
+                <w:sz w:val="16"/>
+                <w:szCs w:val="16"/>
+                <w:color w:val="000000"/>
+              </w:rPr>
+            </w:pPr>
+            <w:r>
+              <w:rPr>
+                <w:rFonts w:ascii="Arial" w:hAnsi="Arial" w:eastAsia="Arial" w:cs="Arial"/>
+                <w:i w:val="false"/>
+                <w:b w:val="false"/>
+                <w:u w:val="none"/>
+                <w:strike w:val="false"/>
                 <w:sz w:val="16"/>
                 <w:szCs w:val="16"/>
                 <w:color w:val="000000"/>
@@ -6759,13 +8326,24 @@
               </w:pBdr>
               <w:spacing w:after="0" w:before="0" w:line="240"/>
               <w:ind w:left="100" w:right="100" w:firstLine="0" w:firstLineChars="0"/>
-            </w:pPr>
-            <w:r>
-              <w:rPr>
-                <w:rFonts w:ascii="Arial" w:hAnsi="Arial" w:eastAsia="Arial" w:cs="Arial"/>
-                <w:i w:val="false"/>
-                <w:b w:val="false"/>
-                <w:u w:val="none"/>
+              <w:rPr>
+                <w:rFonts w:ascii="Arial" w:hAnsi="Arial" w:eastAsia="Arial" w:cs="Arial"/>
+                <w:i w:val="false"/>
+                <w:b w:val="false"/>
+                <w:u w:val="none"/>
+                <w:strike w:val="false"/>
+                <w:sz w:val="16"/>
+                <w:szCs w:val="16"/>
+                <w:color w:val="000000"/>
+              </w:rPr>
+            </w:pPr>
+            <w:r>
+              <w:rPr>
+                <w:rFonts w:ascii="Arial" w:hAnsi="Arial" w:eastAsia="Arial" w:cs="Arial"/>
+                <w:i w:val="false"/>
+                <w:b w:val="false"/>
+                <w:u w:val="none"/>
+                <w:strike w:val="false"/>
                 <w:sz w:val="16"/>
                 <w:szCs w:val="16"/>
                 <w:color w:val="000000"/>
@@ -6803,13 +8381,24 @@
               </w:pBdr>
               <w:spacing w:after="0" w:before="0" w:line="240"/>
               <w:ind w:left="100" w:right="100" w:firstLine="0" w:firstLineChars="0"/>
-            </w:pPr>
-            <w:r>
-              <w:rPr>
-                <w:rFonts w:ascii="Arial" w:hAnsi="Arial" w:eastAsia="Arial" w:cs="Arial"/>
-                <w:i w:val="false"/>
-                <w:b w:val="false"/>
-                <w:u w:val="none"/>
+              <w:rPr>
+                <w:rFonts w:ascii="Arial" w:hAnsi="Arial" w:eastAsia="Arial" w:cs="Arial"/>
+                <w:i w:val="false"/>
+                <w:b w:val="false"/>
+                <w:u w:val="none"/>
+                <w:strike w:val="false"/>
+                <w:sz w:val="16"/>
+                <w:szCs w:val="16"/>
+                <w:color w:val="000000"/>
+              </w:rPr>
+            </w:pPr>
+            <w:r>
+              <w:rPr>
+                <w:rFonts w:ascii="Arial" w:hAnsi="Arial" w:eastAsia="Arial" w:cs="Arial"/>
+                <w:i w:val="false"/>
+                <w:b w:val="false"/>
+                <w:u w:val="none"/>
+                <w:strike w:val="false"/>
                 <w:sz w:val="16"/>
                 <w:szCs w:val="16"/>
                 <w:color w:val="000000"/>
@@ -6847,13 +8436,24 @@
               </w:pBdr>
               <w:spacing w:after="0" w:before="0" w:line="240"/>
               <w:ind w:left="100" w:right="100" w:firstLine="0" w:firstLineChars="0"/>
-            </w:pPr>
-            <w:r>
-              <w:rPr>
-                <w:rFonts w:ascii="Arial" w:hAnsi="Arial" w:eastAsia="Arial" w:cs="Arial"/>
-                <w:i w:val="false"/>
-                <w:b w:val="false"/>
-                <w:u w:val="none"/>
+              <w:rPr>
+                <w:rFonts w:ascii="Arial" w:hAnsi="Arial" w:eastAsia="Arial" w:cs="Arial"/>
+                <w:i w:val="false"/>
+                <w:b w:val="false"/>
+                <w:u w:val="none"/>
+                <w:strike w:val="false"/>
+                <w:sz w:val="16"/>
+                <w:szCs w:val="16"/>
+                <w:color w:val="000000"/>
+              </w:rPr>
+            </w:pPr>
+            <w:r>
+              <w:rPr>
+                <w:rFonts w:ascii="Arial" w:hAnsi="Arial" w:eastAsia="Arial" w:cs="Arial"/>
+                <w:i w:val="false"/>
+                <w:b w:val="false"/>
+                <w:u w:val="none"/>
+                <w:strike w:val="false"/>
                 <w:sz w:val="16"/>
                 <w:szCs w:val="16"/>
                 <w:color w:val="000000"/>
@@ -6867,7 +8467,6 @@
         <w:trPr>
           <w:trHeight w:val="617" w:hRule="auto"/>
         </w:trPr>
-        body37
         <w:tc>
           <w:tcPr>
             <w:tcBorders>
@@ -6897,13 +8496,24 @@
               </w:pBdr>
               <w:spacing w:after="0" w:before="0" w:line="240"/>
               <w:ind w:left="300" w:right="100" w:firstLine="0" w:firstLineChars="0"/>
-            </w:pPr>
-            <w:r>
-              <w:rPr>
-                <w:rFonts w:ascii="Arial" w:hAnsi="Arial" w:eastAsia="Arial" w:cs="Arial"/>
-                <w:i w:val="false"/>
-                <w:b w:val="false"/>
-                <w:u w:val="none"/>
+              <w:rPr>
+                <w:rFonts w:ascii="Arial" w:hAnsi="Arial" w:eastAsia="Arial" w:cs="Arial"/>
+                <w:i w:val="false"/>
+                <w:b w:val="false"/>
+                <w:u w:val="none"/>
+                <w:strike w:val="false"/>
+                <w:sz w:val="16"/>
+                <w:szCs w:val="16"/>
+                <w:color w:val="000000"/>
+              </w:rPr>
+            </w:pPr>
+            <w:r>
+              <w:rPr>
+                <w:rFonts w:ascii="Arial" w:hAnsi="Arial" w:eastAsia="Arial" w:cs="Arial"/>
+                <w:i w:val="false"/>
+                <w:b w:val="false"/>
+                <w:u w:val="none"/>
+                <w:strike w:val="false"/>
                 <w:sz w:val="16"/>
                 <w:szCs w:val="16"/>
                 <w:color w:val="000000"/>
@@ -6941,13 +8551,24 @@
               </w:pBdr>
               <w:spacing w:after="0" w:before="0" w:line="240"/>
               <w:ind w:left="100" w:right="100" w:firstLine="0" w:firstLineChars="0"/>
-            </w:pPr>
-            <w:r>
-              <w:rPr>
-                <w:rFonts w:ascii="Arial" w:hAnsi="Arial" w:eastAsia="Arial" w:cs="Arial"/>
-                <w:i w:val="false"/>
-                <w:b w:val="false"/>
-                <w:u w:val="none"/>
+              <w:rPr>
+                <w:rFonts w:ascii="Arial" w:hAnsi="Arial" w:eastAsia="Arial" w:cs="Arial"/>
+                <w:i w:val="false"/>
+                <w:b w:val="false"/>
+                <w:u w:val="none"/>
+                <w:strike w:val="false"/>
+                <w:sz w:val="16"/>
+                <w:szCs w:val="16"/>
+                <w:color w:val="000000"/>
+              </w:rPr>
+            </w:pPr>
+            <w:r>
+              <w:rPr>
+                <w:rFonts w:ascii="Arial" w:hAnsi="Arial" w:eastAsia="Arial" w:cs="Arial"/>
+                <w:i w:val="false"/>
+                <w:b w:val="false"/>
+                <w:u w:val="none"/>
+                <w:strike w:val="false"/>
                 <w:sz w:val="16"/>
                 <w:szCs w:val="16"/>
                 <w:color w:val="000000"/>
@@ -6985,13 +8606,24 @@
               </w:pBdr>
               <w:spacing w:after="0" w:before="0" w:line="240"/>
               <w:ind w:left="100" w:right="100" w:firstLine="0" w:firstLineChars="0"/>
-            </w:pPr>
-            <w:r>
-              <w:rPr>
-                <w:rFonts w:ascii="Arial" w:hAnsi="Arial" w:eastAsia="Arial" w:cs="Arial"/>
-                <w:i w:val="false"/>
-                <w:b w:val="false"/>
-                <w:u w:val="none"/>
+              <w:rPr>
+                <w:rFonts w:ascii="Arial" w:hAnsi="Arial" w:eastAsia="Arial" w:cs="Arial"/>
+                <w:i w:val="false"/>
+                <w:b w:val="false"/>
+                <w:u w:val="none"/>
+                <w:strike w:val="false"/>
+                <w:sz w:val="16"/>
+                <w:szCs w:val="16"/>
+                <w:color w:val="000000"/>
+              </w:rPr>
+            </w:pPr>
+            <w:r>
+              <w:rPr>
+                <w:rFonts w:ascii="Arial" w:hAnsi="Arial" w:eastAsia="Arial" w:cs="Arial"/>
+                <w:i w:val="false"/>
+                <w:b w:val="false"/>
+                <w:u w:val="none"/>
+                <w:strike w:val="false"/>
                 <w:sz w:val="16"/>
                 <w:szCs w:val="16"/>
                 <w:color w:val="000000"/>
@@ -7029,13 +8661,24 @@
               </w:pBdr>
               <w:spacing w:after="0" w:before="0" w:line="240"/>
               <w:ind w:left="100" w:right="100" w:firstLine="0" w:firstLineChars="0"/>
-            </w:pPr>
-            <w:r>
-              <w:rPr>
-                <w:rFonts w:ascii="Arial" w:hAnsi="Arial" w:eastAsia="Arial" w:cs="Arial"/>
-                <w:i w:val="false"/>
-                <w:b w:val="false"/>
-                <w:u w:val="none"/>
+              <w:rPr>
+                <w:rFonts w:ascii="Arial" w:hAnsi="Arial" w:eastAsia="Arial" w:cs="Arial"/>
+                <w:i w:val="false"/>
+                <w:b w:val="false"/>
+                <w:u w:val="none"/>
+                <w:strike w:val="false"/>
+                <w:sz w:val="16"/>
+                <w:szCs w:val="16"/>
+                <w:color w:val="000000"/>
+              </w:rPr>
+            </w:pPr>
+            <w:r>
+              <w:rPr>
+                <w:rFonts w:ascii="Arial" w:hAnsi="Arial" w:eastAsia="Arial" w:cs="Arial"/>
+                <w:i w:val="false"/>
+                <w:b w:val="false"/>
+                <w:u w:val="none"/>
+                <w:strike w:val="false"/>
                 <w:sz w:val="16"/>
                 <w:szCs w:val="16"/>
                 <w:color w:val="000000"/>
@@ -7049,7 +8692,6 @@
         <w:trPr>
           <w:trHeight w:val="617" w:hRule="auto"/>
         </w:trPr>
-        body38
         <w:tc>
           <w:tcPr>
             <w:tcBorders>
@@ -7079,13 +8721,24 @@
               </w:pBdr>
               <w:spacing w:after="0" w:before="0" w:line="240"/>
               <w:ind w:left="300" w:right="100" w:firstLine="0" w:firstLineChars="0"/>
-            </w:pPr>
-            <w:r>
-              <w:rPr>
-                <w:rFonts w:ascii="Arial" w:hAnsi="Arial" w:eastAsia="Arial" w:cs="Arial"/>
-                <w:i w:val="false"/>
-                <w:b w:val="false"/>
-                <w:u w:val="none"/>
+              <w:rPr>
+                <w:rFonts w:ascii="Arial" w:hAnsi="Arial" w:eastAsia="Arial" w:cs="Arial"/>
+                <w:i w:val="false"/>
+                <w:b w:val="false"/>
+                <w:u w:val="none"/>
+                <w:strike w:val="false"/>
+                <w:sz w:val="16"/>
+                <w:szCs w:val="16"/>
+                <w:color w:val="000000"/>
+              </w:rPr>
+            </w:pPr>
+            <w:r>
+              <w:rPr>
+                <w:rFonts w:ascii="Arial" w:hAnsi="Arial" w:eastAsia="Arial" w:cs="Arial"/>
+                <w:i w:val="false"/>
+                <w:b w:val="false"/>
+                <w:u w:val="none"/>
+                <w:strike w:val="false"/>
                 <w:sz w:val="16"/>
                 <w:szCs w:val="16"/>
                 <w:color w:val="000000"/>
@@ -7123,13 +8776,24 @@
               </w:pBdr>
               <w:spacing w:after="0" w:before="0" w:line="240"/>
               <w:ind w:left="100" w:right="100" w:firstLine="0" w:firstLineChars="0"/>
-            </w:pPr>
-            <w:r>
-              <w:rPr>
-                <w:rFonts w:ascii="Arial" w:hAnsi="Arial" w:eastAsia="Arial" w:cs="Arial"/>
-                <w:i w:val="false"/>
-                <w:b w:val="false"/>
-                <w:u w:val="none"/>
+              <w:rPr>
+                <w:rFonts w:ascii="Arial" w:hAnsi="Arial" w:eastAsia="Arial" w:cs="Arial"/>
+                <w:i w:val="false"/>
+                <w:b w:val="false"/>
+                <w:u w:val="none"/>
+                <w:strike w:val="false"/>
+                <w:sz w:val="16"/>
+                <w:szCs w:val="16"/>
+                <w:color w:val="000000"/>
+              </w:rPr>
+            </w:pPr>
+            <w:r>
+              <w:rPr>
+                <w:rFonts w:ascii="Arial" w:hAnsi="Arial" w:eastAsia="Arial" w:cs="Arial"/>
+                <w:i w:val="false"/>
+                <w:b w:val="false"/>
+                <w:u w:val="none"/>
+                <w:strike w:val="false"/>
                 <w:sz w:val="16"/>
                 <w:szCs w:val="16"/>
                 <w:color w:val="000000"/>
@@ -7167,13 +8831,24 @@
               </w:pBdr>
               <w:spacing w:after="0" w:before="0" w:line="240"/>
               <w:ind w:left="100" w:right="100" w:firstLine="0" w:firstLineChars="0"/>
-            </w:pPr>
-            <w:r>
-              <w:rPr>
-                <w:rFonts w:ascii="Arial" w:hAnsi="Arial" w:eastAsia="Arial" w:cs="Arial"/>
-                <w:i w:val="false"/>
-                <w:b w:val="false"/>
-                <w:u w:val="none"/>
+              <w:rPr>
+                <w:rFonts w:ascii="Arial" w:hAnsi="Arial" w:eastAsia="Arial" w:cs="Arial"/>
+                <w:i w:val="false"/>
+                <w:b w:val="false"/>
+                <w:u w:val="none"/>
+                <w:strike w:val="false"/>
+                <w:sz w:val="16"/>
+                <w:szCs w:val="16"/>
+                <w:color w:val="000000"/>
+              </w:rPr>
+            </w:pPr>
+            <w:r>
+              <w:rPr>
+                <w:rFonts w:ascii="Arial" w:hAnsi="Arial" w:eastAsia="Arial" w:cs="Arial"/>
+                <w:i w:val="false"/>
+                <w:b w:val="false"/>
+                <w:u w:val="none"/>
+                <w:strike w:val="false"/>
                 <w:sz w:val="16"/>
                 <w:szCs w:val="16"/>
                 <w:color w:val="000000"/>
@@ -7211,13 +8886,24 @@
               </w:pBdr>
               <w:spacing w:after="0" w:before="0" w:line="240"/>
               <w:ind w:left="100" w:right="100" w:firstLine="0" w:firstLineChars="0"/>
-            </w:pPr>
-            <w:r>
-              <w:rPr>
-                <w:rFonts w:ascii="Arial" w:hAnsi="Arial" w:eastAsia="Arial" w:cs="Arial"/>
-                <w:i w:val="false"/>
-                <w:b w:val="false"/>
-                <w:u w:val="none"/>
+              <w:rPr>
+                <w:rFonts w:ascii="Arial" w:hAnsi="Arial" w:eastAsia="Arial" w:cs="Arial"/>
+                <w:i w:val="false"/>
+                <w:b w:val="false"/>
+                <w:u w:val="none"/>
+                <w:strike w:val="false"/>
+                <w:sz w:val="16"/>
+                <w:szCs w:val="16"/>
+                <w:color w:val="000000"/>
+              </w:rPr>
+            </w:pPr>
+            <w:r>
+              <w:rPr>
+                <w:rFonts w:ascii="Arial" w:hAnsi="Arial" w:eastAsia="Arial" w:cs="Arial"/>
+                <w:i w:val="false"/>
+                <w:b w:val="false"/>
+                <w:u w:val="none"/>
+                <w:strike w:val="false"/>
                 <w:sz w:val="16"/>
                 <w:szCs w:val="16"/>
                 <w:color w:val="000000"/>
@@ -7231,7 +8917,6 @@
         <w:trPr>
           <w:trHeight w:val="617" w:hRule="auto"/>
         </w:trPr>
-        body39
         <w:tc>
           <w:tcPr>
             <w:tcBorders>
@@ -7261,13 +8946,24 @@
               </w:pBdr>
               <w:spacing w:after="0" w:before="0" w:line="240"/>
               <w:ind w:left="100" w:right="100" w:firstLine="0" w:firstLineChars="0"/>
-            </w:pPr>
-            <w:r>
-              <w:rPr>
-                <w:rFonts w:ascii="Arial" w:hAnsi="Arial" w:eastAsia="Arial" w:cs="Arial"/>
-                <w:i w:val="false"/>
-                <w:b w:val="false"/>
-                <w:u w:val="none"/>
+              <w:rPr>
+                <w:rFonts w:ascii="Arial" w:hAnsi="Arial" w:eastAsia="Arial" w:cs="Arial"/>
+                <w:i w:val="false"/>
+                <w:b w:val="false"/>
+                <w:u w:val="none"/>
+                <w:strike w:val="false"/>
+                <w:sz w:val="16"/>
+                <w:szCs w:val="16"/>
+                <w:color w:val="000000"/>
+              </w:rPr>
+            </w:pPr>
+            <w:r>
+              <w:rPr>
+                <w:rFonts w:ascii="Arial" w:hAnsi="Arial" w:eastAsia="Arial" w:cs="Arial"/>
+                <w:i w:val="false"/>
+                <w:b w:val="false"/>
+                <w:u w:val="none"/>
+                <w:strike w:val="false"/>
                 <w:sz w:val="16"/>
                 <w:szCs w:val="16"/>
                 <w:color w:val="000000"/>
@@ -7305,13 +9001,24 @@
               </w:pBdr>
               <w:spacing w:after="0" w:before="0" w:line="240"/>
               <w:ind w:left="100" w:right="100" w:firstLine="0" w:firstLineChars="0"/>
-            </w:pPr>
-            <w:r>
-              <w:rPr>
-                <w:rFonts w:ascii="Arial" w:hAnsi="Arial" w:eastAsia="Arial" w:cs="Arial"/>
-                <w:i w:val="false"/>
-                <w:b w:val="false"/>
-                <w:u w:val="none"/>
+              <w:rPr>
+                <w:rFonts w:ascii="Arial" w:hAnsi="Arial" w:eastAsia="Arial" w:cs="Arial"/>
+                <w:i w:val="false"/>
+                <w:b w:val="false"/>
+                <w:u w:val="none"/>
+                <w:strike w:val="false"/>
+                <w:sz w:val="16"/>
+                <w:szCs w:val="16"/>
+                <w:color w:val="000000"/>
+              </w:rPr>
+            </w:pPr>
+            <w:r>
+              <w:rPr>
+                <w:rFonts w:ascii="Arial" w:hAnsi="Arial" w:eastAsia="Arial" w:cs="Arial"/>
+                <w:i w:val="false"/>
+                <w:b w:val="false"/>
+                <w:u w:val="none"/>
+                <w:strike w:val="false"/>
                 <w:sz w:val="16"/>
                 <w:szCs w:val="16"/>
                 <w:color w:val="000000"/>
@@ -7349,13 +9056,24 @@
               </w:pBdr>
               <w:spacing w:after="0" w:before="0" w:line="240"/>
               <w:ind w:left="100" w:right="100" w:firstLine="0" w:firstLineChars="0"/>
-            </w:pPr>
-            <w:r>
-              <w:rPr>
-                <w:rFonts w:ascii="Arial" w:hAnsi="Arial" w:eastAsia="Arial" w:cs="Arial"/>
-                <w:i w:val="false"/>
-                <w:b w:val="false"/>
-                <w:u w:val="none"/>
+              <w:rPr>
+                <w:rFonts w:ascii="Arial" w:hAnsi="Arial" w:eastAsia="Arial" w:cs="Arial"/>
+                <w:i w:val="false"/>
+                <w:b w:val="false"/>
+                <w:u w:val="none"/>
+                <w:strike w:val="false"/>
+                <w:sz w:val="16"/>
+                <w:szCs w:val="16"/>
+                <w:color w:val="000000"/>
+              </w:rPr>
+            </w:pPr>
+            <w:r>
+              <w:rPr>
+                <w:rFonts w:ascii="Arial" w:hAnsi="Arial" w:eastAsia="Arial" w:cs="Arial"/>
+                <w:i w:val="false"/>
+                <w:b w:val="false"/>
+                <w:u w:val="none"/>
+                <w:strike w:val="false"/>
                 <w:sz w:val="16"/>
                 <w:szCs w:val="16"/>
                 <w:color w:val="000000"/>
@@ -7393,13 +9111,24 @@
               </w:pBdr>
               <w:spacing w:after="0" w:before="0" w:line="240"/>
               <w:ind w:left="100" w:right="100" w:firstLine="0" w:firstLineChars="0"/>
-            </w:pPr>
-            <w:r>
-              <w:rPr>
-                <w:rFonts w:ascii="Arial" w:hAnsi="Arial" w:eastAsia="Arial" w:cs="Arial"/>
-                <w:i w:val="false"/>
-                <w:b w:val="false"/>
-                <w:u w:val="none"/>
+              <w:rPr>
+                <w:rFonts w:ascii="Arial" w:hAnsi="Arial" w:eastAsia="Arial" w:cs="Arial"/>
+                <w:i w:val="false"/>
+                <w:b w:val="false"/>
+                <w:u w:val="none"/>
+                <w:strike w:val="false"/>
+                <w:sz w:val="16"/>
+                <w:szCs w:val="16"/>
+                <w:color w:val="000000"/>
+              </w:rPr>
+            </w:pPr>
+            <w:r>
+              <w:rPr>
+                <w:rFonts w:ascii="Arial" w:hAnsi="Arial" w:eastAsia="Arial" w:cs="Arial"/>
+                <w:i w:val="false"/>
+                <w:b w:val="false"/>
+                <w:u w:val="none"/>
+                <w:strike w:val="false"/>
                 <w:sz w:val="16"/>
                 <w:szCs w:val="16"/>
                 <w:color w:val="000000"/>
@@ -7413,7 +9142,6 @@
         <w:trPr>
           <w:trHeight w:val="617" w:hRule="auto"/>
         </w:trPr>
-        body40
         <w:tc>
           <w:tcPr>
             <w:tcBorders>
@@ -7443,13 +9171,24 @@
               </w:pBdr>
               <w:spacing w:after="0" w:before="0" w:line="240"/>
               <w:ind w:left="300" w:right="100" w:firstLine="0" w:firstLineChars="0"/>
-            </w:pPr>
-            <w:r>
-              <w:rPr>
-                <w:rFonts w:ascii="Arial" w:hAnsi="Arial" w:eastAsia="Arial" w:cs="Arial"/>
-                <w:i w:val="false"/>
-                <w:b w:val="false"/>
-                <w:u w:val="none"/>
+              <w:rPr>
+                <w:rFonts w:ascii="Arial" w:hAnsi="Arial" w:eastAsia="Arial" w:cs="Arial"/>
+                <w:i w:val="false"/>
+                <w:b w:val="false"/>
+                <w:u w:val="none"/>
+                <w:strike w:val="false"/>
+                <w:sz w:val="16"/>
+                <w:szCs w:val="16"/>
+                <w:color w:val="000000"/>
+              </w:rPr>
+            </w:pPr>
+            <w:r>
+              <w:rPr>
+                <w:rFonts w:ascii="Arial" w:hAnsi="Arial" w:eastAsia="Arial" w:cs="Arial"/>
+                <w:i w:val="false"/>
+                <w:b w:val="false"/>
+                <w:u w:val="none"/>
+                <w:strike w:val="false"/>
                 <w:sz w:val="16"/>
                 <w:szCs w:val="16"/>
                 <w:color w:val="000000"/>
@@ -7487,13 +9226,24 @@
               </w:pBdr>
               <w:spacing w:after="0" w:before="0" w:line="240"/>
               <w:ind w:left="100" w:right="100" w:firstLine="0" w:firstLineChars="0"/>
-            </w:pPr>
-            <w:r>
-              <w:rPr>
-                <w:rFonts w:ascii="Arial" w:hAnsi="Arial" w:eastAsia="Arial" w:cs="Arial"/>
-                <w:i w:val="false"/>
-                <w:b w:val="false"/>
-                <w:u w:val="none"/>
+              <w:rPr>
+                <w:rFonts w:ascii="Arial" w:hAnsi="Arial" w:eastAsia="Arial" w:cs="Arial"/>
+                <w:i w:val="false"/>
+                <w:b w:val="false"/>
+                <w:u w:val="none"/>
+                <w:strike w:val="false"/>
+                <w:sz w:val="16"/>
+                <w:szCs w:val="16"/>
+                <w:color w:val="000000"/>
+              </w:rPr>
+            </w:pPr>
+            <w:r>
+              <w:rPr>
+                <w:rFonts w:ascii="Arial" w:hAnsi="Arial" w:eastAsia="Arial" w:cs="Arial"/>
+                <w:i w:val="false"/>
+                <w:b w:val="false"/>
+                <w:u w:val="none"/>
+                <w:strike w:val="false"/>
                 <w:sz w:val="16"/>
                 <w:szCs w:val="16"/>
                 <w:color w:val="000000"/>
@@ -7531,13 +9281,24 @@
               </w:pBdr>
               <w:spacing w:after="0" w:before="0" w:line="240"/>
               <w:ind w:left="100" w:right="100" w:firstLine="0" w:firstLineChars="0"/>
-            </w:pPr>
-            <w:r>
-              <w:rPr>
-                <w:rFonts w:ascii="Arial" w:hAnsi="Arial" w:eastAsia="Arial" w:cs="Arial"/>
-                <w:i w:val="false"/>
-                <w:b w:val="false"/>
-                <w:u w:val="none"/>
+              <w:rPr>
+                <w:rFonts w:ascii="Arial" w:hAnsi="Arial" w:eastAsia="Arial" w:cs="Arial"/>
+                <w:i w:val="false"/>
+                <w:b w:val="false"/>
+                <w:u w:val="none"/>
+                <w:strike w:val="false"/>
+                <w:sz w:val="16"/>
+                <w:szCs w:val="16"/>
+                <w:color w:val="000000"/>
+              </w:rPr>
+            </w:pPr>
+            <w:r>
+              <w:rPr>
+                <w:rFonts w:ascii="Arial" w:hAnsi="Arial" w:eastAsia="Arial" w:cs="Arial"/>
+                <w:i w:val="false"/>
+                <w:b w:val="false"/>
+                <w:u w:val="none"/>
+                <w:strike w:val="false"/>
                 <w:sz w:val="16"/>
                 <w:szCs w:val="16"/>
                 <w:color w:val="000000"/>
@@ -7575,13 +9336,24 @@
               </w:pBdr>
               <w:spacing w:after="0" w:before="0" w:line="240"/>
               <w:ind w:left="100" w:right="100" w:firstLine="0" w:firstLineChars="0"/>
-            </w:pPr>
-            <w:r>
-              <w:rPr>
-                <w:rFonts w:ascii="Arial" w:hAnsi="Arial" w:eastAsia="Arial" w:cs="Arial"/>
-                <w:i w:val="false"/>
-                <w:b w:val="false"/>
-                <w:u w:val="none"/>
+              <w:rPr>
+                <w:rFonts w:ascii="Arial" w:hAnsi="Arial" w:eastAsia="Arial" w:cs="Arial"/>
+                <w:i w:val="false"/>
+                <w:b w:val="false"/>
+                <w:u w:val="none"/>
+                <w:strike w:val="false"/>
+                <w:sz w:val="16"/>
+                <w:szCs w:val="16"/>
+                <w:color w:val="000000"/>
+              </w:rPr>
+            </w:pPr>
+            <w:r>
+              <w:rPr>
+                <w:rFonts w:ascii="Arial" w:hAnsi="Arial" w:eastAsia="Arial" w:cs="Arial"/>
+                <w:i w:val="false"/>
+                <w:b w:val="false"/>
+                <w:u w:val="none"/>
+                <w:strike w:val="false"/>
                 <w:sz w:val="16"/>
                 <w:szCs w:val="16"/>
                 <w:color w:val="000000"/>
@@ -7595,7 +9367,6 @@
         <w:trPr>
           <w:trHeight w:val="617" w:hRule="auto"/>
         </w:trPr>
-        body41
         <w:tc>
           <w:tcPr>
             <w:tcBorders>
@@ -7625,13 +9396,24 @@
               </w:pBdr>
               <w:spacing w:after="0" w:before="0" w:line="240"/>
               <w:ind w:left="300" w:right="100" w:firstLine="0" w:firstLineChars="0"/>
-            </w:pPr>
-            <w:r>
-              <w:rPr>
-                <w:rFonts w:ascii="Arial" w:hAnsi="Arial" w:eastAsia="Arial" w:cs="Arial"/>
-                <w:i w:val="false"/>
-                <w:b w:val="false"/>
-                <w:u w:val="none"/>
+              <w:rPr>
+                <w:rFonts w:ascii="Arial" w:hAnsi="Arial" w:eastAsia="Arial" w:cs="Arial"/>
+                <w:i w:val="false"/>
+                <w:b w:val="false"/>
+                <w:u w:val="none"/>
+                <w:strike w:val="false"/>
+                <w:sz w:val="16"/>
+                <w:szCs w:val="16"/>
+                <w:color w:val="000000"/>
+              </w:rPr>
+            </w:pPr>
+            <w:r>
+              <w:rPr>
+                <w:rFonts w:ascii="Arial" w:hAnsi="Arial" w:eastAsia="Arial" w:cs="Arial"/>
+                <w:i w:val="false"/>
+                <w:b w:val="false"/>
+                <w:u w:val="none"/>
+                <w:strike w:val="false"/>
                 <w:sz w:val="16"/>
                 <w:szCs w:val="16"/>
                 <w:color w:val="000000"/>
@@ -7669,13 +9451,24 @@
               </w:pBdr>
               <w:spacing w:after="0" w:before="0" w:line="240"/>
               <w:ind w:left="100" w:right="100" w:firstLine="0" w:firstLineChars="0"/>
-            </w:pPr>
-            <w:r>
-              <w:rPr>
-                <w:rFonts w:ascii="Arial" w:hAnsi="Arial" w:eastAsia="Arial" w:cs="Arial"/>
-                <w:i w:val="false"/>
-                <w:b w:val="false"/>
-                <w:u w:val="none"/>
+              <w:rPr>
+                <w:rFonts w:ascii="Arial" w:hAnsi="Arial" w:eastAsia="Arial" w:cs="Arial"/>
+                <w:i w:val="false"/>
+                <w:b w:val="false"/>
+                <w:u w:val="none"/>
+                <w:strike w:val="false"/>
+                <w:sz w:val="16"/>
+                <w:szCs w:val="16"/>
+                <w:color w:val="000000"/>
+              </w:rPr>
+            </w:pPr>
+            <w:r>
+              <w:rPr>
+                <w:rFonts w:ascii="Arial" w:hAnsi="Arial" w:eastAsia="Arial" w:cs="Arial"/>
+                <w:i w:val="false"/>
+                <w:b w:val="false"/>
+                <w:u w:val="none"/>
+                <w:strike w:val="false"/>
                 <w:sz w:val="16"/>
                 <w:szCs w:val="16"/>
                 <w:color w:val="000000"/>
@@ -7713,13 +9506,24 @@
               </w:pBdr>
               <w:spacing w:after="0" w:before="0" w:line="240"/>
               <w:ind w:left="100" w:right="100" w:firstLine="0" w:firstLineChars="0"/>
-            </w:pPr>
-            <w:r>
-              <w:rPr>
-                <w:rFonts w:ascii="Arial" w:hAnsi="Arial" w:eastAsia="Arial" w:cs="Arial"/>
-                <w:i w:val="false"/>
-                <w:b w:val="false"/>
-                <w:u w:val="none"/>
+              <w:rPr>
+                <w:rFonts w:ascii="Arial" w:hAnsi="Arial" w:eastAsia="Arial" w:cs="Arial"/>
+                <w:i w:val="false"/>
+                <w:b w:val="false"/>
+                <w:u w:val="none"/>
+                <w:strike w:val="false"/>
+                <w:sz w:val="16"/>
+                <w:szCs w:val="16"/>
+                <w:color w:val="000000"/>
+              </w:rPr>
+            </w:pPr>
+            <w:r>
+              <w:rPr>
+                <w:rFonts w:ascii="Arial" w:hAnsi="Arial" w:eastAsia="Arial" w:cs="Arial"/>
+                <w:i w:val="false"/>
+                <w:b w:val="false"/>
+                <w:u w:val="none"/>
+                <w:strike w:val="false"/>
                 <w:sz w:val="16"/>
                 <w:szCs w:val="16"/>
                 <w:color w:val="000000"/>
@@ -7757,13 +9561,24 @@
               </w:pBdr>
               <w:spacing w:after="0" w:before="0" w:line="240"/>
               <w:ind w:left="100" w:right="100" w:firstLine="0" w:firstLineChars="0"/>
-            </w:pPr>
-            <w:r>
-              <w:rPr>
-                <w:rFonts w:ascii="Arial" w:hAnsi="Arial" w:eastAsia="Arial" w:cs="Arial"/>
-                <w:i w:val="false"/>
-                <w:b w:val="false"/>
-                <w:u w:val="none"/>
+              <w:rPr>
+                <w:rFonts w:ascii="Arial" w:hAnsi="Arial" w:eastAsia="Arial" w:cs="Arial"/>
+                <w:i w:val="false"/>
+                <w:b w:val="false"/>
+                <w:u w:val="none"/>
+                <w:strike w:val="false"/>
+                <w:sz w:val="16"/>
+                <w:szCs w:val="16"/>
+                <w:color w:val="000000"/>
+              </w:rPr>
+            </w:pPr>
+            <w:r>
+              <w:rPr>
+                <w:rFonts w:ascii="Arial" w:hAnsi="Arial" w:eastAsia="Arial" w:cs="Arial"/>
+                <w:i w:val="false"/>
+                <w:b w:val="false"/>
+                <w:u w:val="none"/>
+                <w:strike w:val="false"/>
                 <w:sz w:val="16"/>
                 <w:szCs w:val="16"/>
                 <w:color w:val="000000"/>
@@ -7777,7 +9592,6 @@
         <w:trPr>
           <w:trHeight w:val="617" w:hRule="auto"/>
         </w:trPr>
-        body42
         <w:tc>
           <w:tcPr>
             <w:tcBorders>
@@ -7807,13 +9621,24 @@
               </w:pBdr>
               <w:spacing w:after="0" w:before="0" w:line="240"/>
               <w:ind w:left="300" w:right="100" w:firstLine="0" w:firstLineChars="0"/>
-            </w:pPr>
-            <w:r>
-              <w:rPr>
-                <w:rFonts w:ascii="Arial" w:hAnsi="Arial" w:eastAsia="Arial" w:cs="Arial"/>
-                <w:i w:val="false"/>
-                <w:b w:val="false"/>
-                <w:u w:val="none"/>
+              <w:rPr>
+                <w:rFonts w:ascii="Arial" w:hAnsi="Arial" w:eastAsia="Arial" w:cs="Arial"/>
+                <w:i w:val="false"/>
+                <w:b w:val="false"/>
+                <w:u w:val="none"/>
+                <w:strike w:val="false"/>
+                <w:sz w:val="16"/>
+                <w:szCs w:val="16"/>
+                <w:color w:val="000000"/>
+              </w:rPr>
+            </w:pPr>
+            <w:r>
+              <w:rPr>
+                <w:rFonts w:ascii="Arial" w:hAnsi="Arial" w:eastAsia="Arial" w:cs="Arial"/>
+                <w:i w:val="false"/>
+                <w:b w:val="false"/>
+                <w:u w:val="none"/>
+                <w:strike w:val="false"/>
                 <w:sz w:val="16"/>
                 <w:szCs w:val="16"/>
                 <w:color w:val="000000"/>
@@ -7851,13 +9676,24 @@
               </w:pBdr>
               <w:spacing w:after="0" w:before="0" w:line="240"/>
               <w:ind w:left="100" w:right="100" w:firstLine="0" w:firstLineChars="0"/>
-            </w:pPr>
-            <w:r>
-              <w:rPr>
-                <w:rFonts w:ascii="Arial" w:hAnsi="Arial" w:eastAsia="Arial" w:cs="Arial"/>
-                <w:i w:val="false"/>
-                <w:b w:val="false"/>
-                <w:u w:val="none"/>
+              <w:rPr>
+                <w:rFonts w:ascii="Arial" w:hAnsi="Arial" w:eastAsia="Arial" w:cs="Arial"/>
+                <w:i w:val="false"/>
+                <w:b w:val="false"/>
+                <w:u w:val="none"/>
+                <w:strike w:val="false"/>
+                <w:sz w:val="16"/>
+                <w:szCs w:val="16"/>
+                <w:color w:val="000000"/>
+              </w:rPr>
+            </w:pPr>
+            <w:r>
+              <w:rPr>
+                <w:rFonts w:ascii="Arial" w:hAnsi="Arial" w:eastAsia="Arial" w:cs="Arial"/>
+                <w:i w:val="false"/>
+                <w:b w:val="false"/>
+                <w:u w:val="none"/>
+                <w:strike w:val="false"/>
                 <w:sz w:val="16"/>
                 <w:szCs w:val="16"/>
                 <w:color w:val="000000"/>
@@ -7895,13 +9731,24 @@
               </w:pBdr>
               <w:spacing w:after="0" w:before="0" w:line="240"/>
               <w:ind w:left="100" w:right="100" w:firstLine="0" w:firstLineChars="0"/>
-            </w:pPr>
-            <w:r>
-              <w:rPr>
-                <w:rFonts w:ascii="Arial" w:hAnsi="Arial" w:eastAsia="Arial" w:cs="Arial"/>
-                <w:i w:val="false"/>
-                <w:b w:val="false"/>
-                <w:u w:val="none"/>
+              <w:rPr>
+                <w:rFonts w:ascii="Arial" w:hAnsi="Arial" w:eastAsia="Arial" w:cs="Arial"/>
+                <w:i w:val="false"/>
+                <w:b w:val="false"/>
+                <w:u w:val="none"/>
+                <w:strike w:val="false"/>
+                <w:sz w:val="16"/>
+                <w:szCs w:val="16"/>
+                <w:color w:val="000000"/>
+              </w:rPr>
+            </w:pPr>
+            <w:r>
+              <w:rPr>
+                <w:rFonts w:ascii="Arial" w:hAnsi="Arial" w:eastAsia="Arial" w:cs="Arial"/>
+                <w:i w:val="false"/>
+                <w:b w:val="false"/>
+                <w:u w:val="none"/>
+                <w:strike w:val="false"/>
                 <w:sz w:val="16"/>
                 <w:szCs w:val="16"/>
                 <w:color w:val="000000"/>
@@ -7939,13 +9786,24 @@
               </w:pBdr>
               <w:spacing w:after="0" w:before="0" w:line="240"/>
               <w:ind w:left="100" w:right="100" w:firstLine="0" w:firstLineChars="0"/>
-            </w:pPr>
-            <w:r>
-              <w:rPr>
-                <w:rFonts w:ascii="Arial" w:hAnsi="Arial" w:eastAsia="Arial" w:cs="Arial"/>
-                <w:i w:val="false"/>
-                <w:b w:val="false"/>
-                <w:u w:val="none"/>
+              <w:rPr>
+                <w:rFonts w:ascii="Arial" w:hAnsi="Arial" w:eastAsia="Arial" w:cs="Arial"/>
+                <w:i w:val="false"/>
+                <w:b w:val="false"/>
+                <w:u w:val="none"/>
+                <w:strike w:val="false"/>
+                <w:sz w:val="16"/>
+                <w:szCs w:val="16"/>
+                <w:color w:val="000000"/>
+              </w:rPr>
+            </w:pPr>
+            <w:r>
+              <w:rPr>
+                <w:rFonts w:ascii="Arial" w:hAnsi="Arial" w:eastAsia="Arial" w:cs="Arial"/>
+                <w:i w:val="false"/>
+                <w:b w:val="false"/>
+                <w:u w:val="none"/>
+                <w:strike w:val="false"/>
                 <w:sz w:val="16"/>
                 <w:szCs w:val="16"/>
                 <w:color w:val="000000"/>
@@ -7959,7 +9817,6 @@
         <w:trPr>
           <w:trHeight w:val="617" w:hRule="auto"/>
         </w:trPr>
-        body43
         <w:tc>
           <w:tcPr>
             <w:tcBorders>
@@ -7989,13 +9846,24 @@
               </w:pBdr>
               <w:spacing w:after="0" w:before="0" w:line="240"/>
               <w:ind w:left="100" w:right="100" w:firstLine="0" w:firstLineChars="0"/>
-            </w:pPr>
-            <w:r>
-              <w:rPr>
-                <w:rFonts w:ascii="Arial" w:hAnsi="Arial" w:eastAsia="Arial" w:cs="Arial"/>
-                <w:i w:val="false"/>
-                <w:b w:val="false"/>
-                <w:u w:val="none"/>
+              <w:rPr>
+                <w:rFonts w:ascii="Arial" w:hAnsi="Arial" w:eastAsia="Arial" w:cs="Arial"/>
+                <w:i w:val="false"/>
+                <w:b w:val="false"/>
+                <w:u w:val="none"/>
+                <w:strike w:val="false"/>
+                <w:sz w:val="16"/>
+                <w:szCs w:val="16"/>
+                <w:color w:val="000000"/>
+              </w:rPr>
+            </w:pPr>
+            <w:r>
+              <w:rPr>
+                <w:rFonts w:ascii="Arial" w:hAnsi="Arial" w:eastAsia="Arial" w:cs="Arial"/>
+                <w:i w:val="false"/>
+                <w:b w:val="false"/>
+                <w:u w:val="none"/>
+                <w:strike w:val="false"/>
                 <w:sz w:val="16"/>
                 <w:szCs w:val="16"/>
                 <w:color w:val="000000"/>
@@ -8033,13 +9901,24 @@
               </w:pBdr>
               <w:spacing w:after="0" w:before="0" w:line="240"/>
               <w:ind w:left="100" w:right="100" w:firstLine="0" w:firstLineChars="0"/>
-            </w:pPr>
-            <w:r>
-              <w:rPr>
-                <w:rFonts w:ascii="Arial" w:hAnsi="Arial" w:eastAsia="Arial" w:cs="Arial"/>
-                <w:i w:val="false"/>
-                <w:b w:val="false"/>
-                <w:u w:val="none"/>
+              <w:rPr>
+                <w:rFonts w:ascii="Arial" w:hAnsi="Arial" w:eastAsia="Arial" w:cs="Arial"/>
+                <w:i w:val="false"/>
+                <w:b w:val="false"/>
+                <w:u w:val="none"/>
+                <w:strike w:val="false"/>
+                <w:sz w:val="16"/>
+                <w:szCs w:val="16"/>
+                <w:color w:val="000000"/>
+              </w:rPr>
+            </w:pPr>
+            <w:r>
+              <w:rPr>
+                <w:rFonts w:ascii="Arial" w:hAnsi="Arial" w:eastAsia="Arial" w:cs="Arial"/>
+                <w:i w:val="false"/>
+                <w:b w:val="false"/>
+                <w:u w:val="none"/>
+                <w:strike w:val="false"/>
                 <w:sz w:val="16"/>
                 <w:szCs w:val="16"/>
                 <w:color w:val="000000"/>
@@ -8077,13 +9956,24 @@
               </w:pBdr>
               <w:spacing w:after="0" w:before="0" w:line="240"/>
               <w:ind w:left="100" w:right="100" w:firstLine="0" w:firstLineChars="0"/>
-            </w:pPr>
-            <w:r>
-              <w:rPr>
-                <w:rFonts w:ascii="Arial" w:hAnsi="Arial" w:eastAsia="Arial" w:cs="Arial"/>
-                <w:i w:val="false"/>
-                <w:b w:val="false"/>
-                <w:u w:val="none"/>
+              <w:rPr>
+                <w:rFonts w:ascii="Arial" w:hAnsi="Arial" w:eastAsia="Arial" w:cs="Arial"/>
+                <w:i w:val="false"/>
+                <w:b w:val="false"/>
+                <w:u w:val="none"/>
+                <w:strike w:val="false"/>
+                <w:sz w:val="16"/>
+                <w:szCs w:val="16"/>
+                <w:color w:val="000000"/>
+              </w:rPr>
+            </w:pPr>
+            <w:r>
+              <w:rPr>
+                <w:rFonts w:ascii="Arial" w:hAnsi="Arial" w:eastAsia="Arial" w:cs="Arial"/>
+                <w:i w:val="false"/>
+                <w:b w:val="false"/>
+                <w:u w:val="none"/>
+                <w:strike w:val="false"/>
                 <w:sz w:val="16"/>
                 <w:szCs w:val="16"/>
                 <w:color w:val="000000"/>
@@ -8121,13 +10011,24 @@
               </w:pBdr>
               <w:spacing w:after="0" w:before="0" w:line="240"/>
               <w:ind w:left="100" w:right="100" w:firstLine="0" w:firstLineChars="0"/>
-            </w:pPr>
-            <w:r>
-              <w:rPr>
-                <w:rFonts w:ascii="Arial" w:hAnsi="Arial" w:eastAsia="Arial" w:cs="Arial"/>
-                <w:i w:val="false"/>
-                <w:b w:val="false"/>
-                <w:u w:val="none"/>
+              <w:rPr>
+                <w:rFonts w:ascii="Arial" w:hAnsi="Arial" w:eastAsia="Arial" w:cs="Arial"/>
+                <w:i w:val="false"/>
+                <w:b w:val="false"/>
+                <w:u w:val="none"/>
+                <w:strike w:val="false"/>
+                <w:sz w:val="16"/>
+                <w:szCs w:val="16"/>
+                <w:color w:val="000000"/>
+              </w:rPr>
+            </w:pPr>
+            <w:r>
+              <w:rPr>
+                <w:rFonts w:ascii="Arial" w:hAnsi="Arial" w:eastAsia="Arial" w:cs="Arial"/>
+                <w:i w:val="false"/>
+                <w:b w:val="false"/>
+                <w:u w:val="none"/>
+                <w:strike w:val="false"/>
                 <w:sz w:val="16"/>
                 <w:szCs w:val="16"/>
                 <w:color w:val="000000"/>
@@ -8141,7 +10042,6 @@
         <w:trPr>
           <w:trHeight w:val="617" w:hRule="auto"/>
         </w:trPr>
-        body44
         <w:tc>
           <w:tcPr>
             <w:tcBorders>
@@ -8171,13 +10071,24 @@
               </w:pBdr>
               <w:spacing w:after="0" w:before="0" w:line="240"/>
               <w:ind w:left="300" w:right="100" w:firstLine="0" w:firstLineChars="0"/>
-            </w:pPr>
-            <w:r>
-              <w:rPr>
-                <w:rFonts w:ascii="Arial" w:hAnsi="Arial" w:eastAsia="Arial" w:cs="Arial"/>
-                <w:i w:val="false"/>
-                <w:b w:val="false"/>
-                <w:u w:val="none"/>
+              <w:rPr>
+                <w:rFonts w:ascii="Arial" w:hAnsi="Arial" w:eastAsia="Arial" w:cs="Arial"/>
+                <w:i w:val="false"/>
+                <w:b w:val="false"/>
+                <w:u w:val="none"/>
+                <w:strike w:val="false"/>
+                <w:sz w:val="16"/>
+                <w:szCs w:val="16"/>
+                <w:color w:val="000000"/>
+              </w:rPr>
+            </w:pPr>
+            <w:r>
+              <w:rPr>
+                <w:rFonts w:ascii="Arial" w:hAnsi="Arial" w:eastAsia="Arial" w:cs="Arial"/>
+                <w:i w:val="false"/>
+                <w:b w:val="false"/>
+                <w:u w:val="none"/>
+                <w:strike w:val="false"/>
                 <w:sz w:val="16"/>
                 <w:szCs w:val="16"/>
                 <w:color w:val="000000"/>
@@ -8215,13 +10126,24 @@
               </w:pBdr>
               <w:spacing w:after="0" w:before="0" w:line="240"/>
               <w:ind w:left="100" w:right="100" w:firstLine="0" w:firstLineChars="0"/>
-            </w:pPr>
-            <w:r>
-              <w:rPr>
-                <w:rFonts w:ascii="Arial" w:hAnsi="Arial" w:eastAsia="Arial" w:cs="Arial"/>
-                <w:i w:val="false"/>
-                <w:b w:val="false"/>
-                <w:u w:val="none"/>
+              <w:rPr>
+                <w:rFonts w:ascii="Arial" w:hAnsi="Arial" w:eastAsia="Arial" w:cs="Arial"/>
+                <w:i w:val="false"/>
+                <w:b w:val="false"/>
+                <w:u w:val="none"/>
+                <w:strike w:val="false"/>
+                <w:sz w:val="16"/>
+                <w:szCs w:val="16"/>
+                <w:color w:val="000000"/>
+              </w:rPr>
+            </w:pPr>
+            <w:r>
+              <w:rPr>
+                <w:rFonts w:ascii="Arial" w:hAnsi="Arial" w:eastAsia="Arial" w:cs="Arial"/>
+                <w:i w:val="false"/>
+                <w:b w:val="false"/>
+                <w:u w:val="none"/>
+                <w:strike w:val="false"/>
                 <w:sz w:val="16"/>
                 <w:szCs w:val="16"/>
                 <w:color w:val="000000"/>
@@ -8259,13 +10181,24 @@
               </w:pBdr>
               <w:spacing w:after="0" w:before="0" w:line="240"/>
               <w:ind w:left="100" w:right="100" w:firstLine="0" w:firstLineChars="0"/>
-            </w:pPr>
-            <w:r>
-              <w:rPr>
-                <w:rFonts w:ascii="Arial" w:hAnsi="Arial" w:eastAsia="Arial" w:cs="Arial"/>
-                <w:i w:val="false"/>
-                <w:b w:val="false"/>
-                <w:u w:val="none"/>
+              <w:rPr>
+                <w:rFonts w:ascii="Arial" w:hAnsi="Arial" w:eastAsia="Arial" w:cs="Arial"/>
+                <w:i w:val="false"/>
+                <w:b w:val="false"/>
+                <w:u w:val="none"/>
+                <w:strike w:val="false"/>
+                <w:sz w:val="16"/>
+                <w:szCs w:val="16"/>
+                <w:color w:val="000000"/>
+              </w:rPr>
+            </w:pPr>
+            <w:r>
+              <w:rPr>
+                <w:rFonts w:ascii="Arial" w:hAnsi="Arial" w:eastAsia="Arial" w:cs="Arial"/>
+                <w:i w:val="false"/>
+                <w:b w:val="false"/>
+                <w:u w:val="none"/>
+                <w:strike w:val="false"/>
                 <w:sz w:val="16"/>
                 <w:szCs w:val="16"/>
                 <w:color w:val="000000"/>
@@ -8303,13 +10236,24 @@
               </w:pBdr>
               <w:spacing w:after="0" w:before="0" w:line="240"/>
               <w:ind w:left="100" w:right="100" w:firstLine="0" w:firstLineChars="0"/>
-            </w:pPr>
-            <w:r>
-              <w:rPr>
-                <w:rFonts w:ascii="Arial" w:hAnsi="Arial" w:eastAsia="Arial" w:cs="Arial"/>
-                <w:i w:val="false"/>
-                <w:b w:val="false"/>
-                <w:u w:val="none"/>
+              <w:rPr>
+                <w:rFonts w:ascii="Arial" w:hAnsi="Arial" w:eastAsia="Arial" w:cs="Arial"/>
+                <w:i w:val="false"/>
+                <w:b w:val="false"/>
+                <w:u w:val="none"/>
+                <w:strike w:val="false"/>
+                <w:sz w:val="16"/>
+                <w:szCs w:val="16"/>
+                <w:color w:val="000000"/>
+              </w:rPr>
+            </w:pPr>
+            <w:r>
+              <w:rPr>
+                <w:rFonts w:ascii="Arial" w:hAnsi="Arial" w:eastAsia="Arial" w:cs="Arial"/>
+                <w:i w:val="false"/>
+                <w:b w:val="false"/>
+                <w:u w:val="none"/>
+                <w:strike w:val="false"/>
                 <w:sz w:val="16"/>
                 <w:szCs w:val="16"/>
                 <w:color w:val="000000"/>
@@ -8323,7 +10267,6 @@
         <w:trPr>
           <w:trHeight w:val="617" w:hRule="auto"/>
         </w:trPr>
-        body45
         <w:tc>
           <w:tcPr>
             <w:tcBorders>
@@ -8353,13 +10296,24 @@
               </w:pBdr>
               <w:spacing w:after="0" w:before="0" w:line="240"/>
               <w:ind w:left="300" w:right="100" w:firstLine="0" w:firstLineChars="0"/>
-            </w:pPr>
-            <w:r>
-              <w:rPr>
-                <w:rFonts w:ascii="Arial" w:hAnsi="Arial" w:eastAsia="Arial" w:cs="Arial"/>
-                <w:i w:val="false"/>
-                <w:b w:val="false"/>
-                <w:u w:val="none"/>
+              <w:rPr>
+                <w:rFonts w:ascii="Arial" w:hAnsi="Arial" w:eastAsia="Arial" w:cs="Arial"/>
+                <w:i w:val="false"/>
+                <w:b w:val="false"/>
+                <w:u w:val="none"/>
+                <w:strike w:val="false"/>
+                <w:sz w:val="16"/>
+                <w:szCs w:val="16"/>
+                <w:color w:val="000000"/>
+              </w:rPr>
+            </w:pPr>
+            <w:r>
+              <w:rPr>
+                <w:rFonts w:ascii="Arial" w:hAnsi="Arial" w:eastAsia="Arial" w:cs="Arial"/>
+                <w:i w:val="false"/>
+                <w:b w:val="false"/>
+                <w:u w:val="none"/>
+                <w:strike w:val="false"/>
                 <w:sz w:val="16"/>
                 <w:szCs w:val="16"/>
                 <w:color w:val="000000"/>
@@ -8397,13 +10351,24 @@
               </w:pBdr>
               <w:spacing w:after="0" w:before="0" w:line="240"/>
               <w:ind w:left="100" w:right="100" w:firstLine="0" w:firstLineChars="0"/>
-            </w:pPr>
-            <w:r>
-              <w:rPr>
-                <w:rFonts w:ascii="Arial" w:hAnsi="Arial" w:eastAsia="Arial" w:cs="Arial"/>
-                <w:i w:val="false"/>
-                <w:b w:val="false"/>
-                <w:u w:val="none"/>
+              <w:rPr>
+                <w:rFonts w:ascii="Arial" w:hAnsi="Arial" w:eastAsia="Arial" w:cs="Arial"/>
+                <w:i w:val="false"/>
+                <w:b w:val="false"/>
+                <w:u w:val="none"/>
+                <w:strike w:val="false"/>
+                <w:sz w:val="16"/>
+                <w:szCs w:val="16"/>
+                <w:color w:val="000000"/>
+              </w:rPr>
+            </w:pPr>
+            <w:r>
+              <w:rPr>
+                <w:rFonts w:ascii="Arial" w:hAnsi="Arial" w:eastAsia="Arial" w:cs="Arial"/>
+                <w:i w:val="false"/>
+                <w:b w:val="false"/>
+                <w:u w:val="none"/>
+                <w:strike w:val="false"/>
                 <w:sz w:val="16"/>
                 <w:szCs w:val="16"/>
                 <w:color w:val="000000"/>
@@ -8441,13 +10406,24 @@
               </w:pBdr>
               <w:spacing w:after="0" w:before="0" w:line="240"/>
               <w:ind w:left="100" w:right="100" w:firstLine="0" w:firstLineChars="0"/>
-            </w:pPr>
-            <w:r>
-              <w:rPr>
-                <w:rFonts w:ascii="Arial" w:hAnsi="Arial" w:eastAsia="Arial" w:cs="Arial"/>
-                <w:i w:val="false"/>
-                <w:b w:val="false"/>
-                <w:u w:val="none"/>
+              <w:rPr>
+                <w:rFonts w:ascii="Arial" w:hAnsi="Arial" w:eastAsia="Arial" w:cs="Arial"/>
+                <w:i w:val="false"/>
+                <w:b w:val="false"/>
+                <w:u w:val="none"/>
+                <w:strike w:val="false"/>
+                <w:sz w:val="16"/>
+                <w:szCs w:val="16"/>
+                <w:color w:val="000000"/>
+              </w:rPr>
+            </w:pPr>
+            <w:r>
+              <w:rPr>
+                <w:rFonts w:ascii="Arial" w:hAnsi="Arial" w:eastAsia="Arial" w:cs="Arial"/>
+                <w:i w:val="false"/>
+                <w:b w:val="false"/>
+                <w:u w:val="none"/>
+                <w:strike w:val="false"/>
                 <w:sz w:val="16"/>
                 <w:szCs w:val="16"/>
                 <w:color w:val="000000"/>
@@ -8485,13 +10461,24 @@
               </w:pBdr>
               <w:spacing w:after="0" w:before="0" w:line="240"/>
               <w:ind w:left="100" w:right="100" w:firstLine="0" w:firstLineChars="0"/>
-            </w:pPr>
-            <w:r>
-              <w:rPr>
-                <w:rFonts w:ascii="Arial" w:hAnsi="Arial" w:eastAsia="Arial" w:cs="Arial"/>
-                <w:i w:val="false"/>
-                <w:b w:val="false"/>
-                <w:u w:val="none"/>
+              <w:rPr>
+                <w:rFonts w:ascii="Arial" w:hAnsi="Arial" w:eastAsia="Arial" w:cs="Arial"/>
+                <w:i w:val="false"/>
+                <w:b w:val="false"/>
+                <w:u w:val="none"/>
+                <w:strike w:val="false"/>
+                <w:sz w:val="16"/>
+                <w:szCs w:val="16"/>
+                <w:color w:val="000000"/>
+              </w:rPr>
+            </w:pPr>
+            <w:r>
+              <w:rPr>
+                <w:rFonts w:ascii="Arial" w:hAnsi="Arial" w:eastAsia="Arial" w:cs="Arial"/>
+                <w:i w:val="false"/>
+                <w:b w:val="false"/>
+                <w:u w:val="none"/>
+                <w:strike w:val="false"/>
                 <w:sz w:val="16"/>
                 <w:szCs w:val="16"/>
                 <w:color w:val="000000"/>
@@ -8505,7 +10492,6 @@
         <w:trPr>
           <w:trHeight w:val="617" w:hRule="auto"/>
         </w:trPr>
-        body46
         <w:tc>
           <w:tcPr>
             <w:tcBorders>
@@ -8535,13 +10521,24 @@
               </w:pBdr>
               <w:spacing w:after="0" w:before="0" w:line="240"/>
               <w:ind w:left="300" w:right="100" w:firstLine="0" w:firstLineChars="0"/>
-            </w:pPr>
-            <w:r>
-              <w:rPr>
-                <w:rFonts w:ascii="Arial" w:hAnsi="Arial" w:eastAsia="Arial" w:cs="Arial"/>
-                <w:i w:val="false"/>
-                <w:b w:val="false"/>
-                <w:u w:val="none"/>
+              <w:rPr>
+                <w:rFonts w:ascii="Arial" w:hAnsi="Arial" w:eastAsia="Arial" w:cs="Arial"/>
+                <w:i w:val="false"/>
+                <w:b w:val="false"/>
+                <w:u w:val="none"/>
+                <w:strike w:val="false"/>
+                <w:sz w:val="16"/>
+                <w:szCs w:val="16"/>
+                <w:color w:val="000000"/>
+              </w:rPr>
+            </w:pPr>
+            <w:r>
+              <w:rPr>
+                <w:rFonts w:ascii="Arial" w:hAnsi="Arial" w:eastAsia="Arial" w:cs="Arial"/>
+                <w:i w:val="false"/>
+                <w:b w:val="false"/>
+                <w:u w:val="none"/>
+                <w:strike w:val="false"/>
                 <w:sz w:val="16"/>
                 <w:szCs w:val="16"/>
                 <w:color w:val="000000"/>
@@ -8579,13 +10576,24 @@
               </w:pBdr>
               <w:spacing w:after="0" w:before="0" w:line="240"/>
               <w:ind w:left="100" w:right="100" w:firstLine="0" w:firstLineChars="0"/>
-            </w:pPr>
-            <w:r>
-              <w:rPr>
-                <w:rFonts w:ascii="Arial" w:hAnsi="Arial" w:eastAsia="Arial" w:cs="Arial"/>
-                <w:i w:val="false"/>
-                <w:b w:val="false"/>
-                <w:u w:val="none"/>
+              <w:rPr>
+                <w:rFonts w:ascii="Arial" w:hAnsi="Arial" w:eastAsia="Arial" w:cs="Arial"/>
+                <w:i w:val="false"/>
+                <w:b w:val="false"/>
+                <w:u w:val="none"/>
+                <w:strike w:val="false"/>
+                <w:sz w:val="16"/>
+                <w:szCs w:val="16"/>
+                <w:color w:val="000000"/>
+              </w:rPr>
+            </w:pPr>
+            <w:r>
+              <w:rPr>
+                <w:rFonts w:ascii="Arial" w:hAnsi="Arial" w:eastAsia="Arial" w:cs="Arial"/>
+                <w:i w:val="false"/>
+                <w:b w:val="false"/>
+                <w:u w:val="none"/>
+                <w:strike w:val="false"/>
                 <w:sz w:val="16"/>
                 <w:szCs w:val="16"/>
                 <w:color w:val="000000"/>
@@ -8623,13 +10631,24 @@
               </w:pBdr>
               <w:spacing w:after="0" w:before="0" w:line="240"/>
               <w:ind w:left="100" w:right="100" w:firstLine="0" w:firstLineChars="0"/>
-            </w:pPr>
-            <w:r>
-              <w:rPr>
-                <w:rFonts w:ascii="Arial" w:hAnsi="Arial" w:eastAsia="Arial" w:cs="Arial"/>
-                <w:i w:val="false"/>
-                <w:b w:val="false"/>
-                <w:u w:val="none"/>
+              <w:rPr>
+                <w:rFonts w:ascii="Arial" w:hAnsi="Arial" w:eastAsia="Arial" w:cs="Arial"/>
+                <w:i w:val="false"/>
+                <w:b w:val="false"/>
+                <w:u w:val="none"/>
+                <w:strike w:val="false"/>
+                <w:sz w:val="16"/>
+                <w:szCs w:val="16"/>
+                <w:color w:val="000000"/>
+              </w:rPr>
+            </w:pPr>
+            <w:r>
+              <w:rPr>
+                <w:rFonts w:ascii="Arial" w:hAnsi="Arial" w:eastAsia="Arial" w:cs="Arial"/>
+                <w:i w:val="false"/>
+                <w:b w:val="false"/>
+                <w:u w:val="none"/>
+                <w:strike w:val="false"/>
                 <w:sz w:val="16"/>
                 <w:szCs w:val="16"/>
                 <w:color w:val="000000"/>
@@ -8667,13 +10686,24 @@
               </w:pBdr>
               <w:spacing w:after="0" w:before="0" w:line="240"/>
               <w:ind w:left="100" w:right="100" w:firstLine="0" w:firstLineChars="0"/>
-            </w:pPr>
-            <w:r>
-              <w:rPr>
-                <w:rFonts w:ascii="Arial" w:hAnsi="Arial" w:eastAsia="Arial" w:cs="Arial"/>
-                <w:i w:val="false"/>
-                <w:b w:val="false"/>
-                <w:u w:val="none"/>
+              <w:rPr>
+                <w:rFonts w:ascii="Arial" w:hAnsi="Arial" w:eastAsia="Arial" w:cs="Arial"/>
+                <w:i w:val="false"/>
+                <w:b w:val="false"/>
+                <w:u w:val="none"/>
+                <w:strike w:val="false"/>
+                <w:sz w:val="16"/>
+                <w:szCs w:val="16"/>
+                <w:color w:val="000000"/>
+              </w:rPr>
+            </w:pPr>
+            <w:r>
+              <w:rPr>
+                <w:rFonts w:ascii="Arial" w:hAnsi="Arial" w:eastAsia="Arial" w:cs="Arial"/>
+                <w:i w:val="false"/>
+                <w:b w:val="false"/>
+                <w:u w:val="none"/>
+                <w:strike w:val="false"/>
                 <w:sz w:val="16"/>
                 <w:szCs w:val="16"/>
                 <w:color w:val="000000"/>
@@ -8687,7 +10717,6 @@
         <w:trPr>
           <w:trHeight w:val="360" w:hRule="auto"/>
         </w:trPr>
-        footer 1
         <w:tc>
           <w:tcPr>
             <w:gridSpan w:val="4"/>
@@ -8718,13 +10747,24 @@
               </w:pBdr>
               <w:spacing w:after="0" w:before="0" w:line="240"/>
               <w:ind w:left="100" w:right="100" w:firstLine="0" w:firstLineChars="0"/>
-            </w:pPr>
-            <w:r>
-              <w:rPr>
-                <w:rFonts w:ascii="Arial" w:hAnsi="Arial" w:eastAsia="Arial" w:cs="Arial"/>
-                <w:i w:val="false"/>
-                <w:b w:val="false"/>
-                <w:u w:val="none"/>
+              <w:rPr>
+                <w:rFonts w:ascii="Arial" w:hAnsi="Arial" w:eastAsia="Arial" w:cs="Arial"/>
+                <w:i w:val="false"/>
+                <w:b w:val="false"/>
+                <w:u w:val="none"/>
+                <w:strike w:val="false"/>
+                <w:sz w:val="16"/>
+                <w:szCs w:val="16"/>
+                <w:color w:val="000000"/>
+              </w:rPr>
+            </w:pPr>
+            <w:r>
+              <w:rPr>
+                <w:rFonts w:ascii="Arial" w:hAnsi="Arial" w:eastAsia="Arial" w:cs="Arial"/>
+                <w:i w:val="false"/>
+                <w:b w:val="false"/>
+                <w:u w:val="none"/>
+                <w:strike w:val="false"/>
                 <w:vertAlign w:val="superscript"/>
                 <w:sz w:val="16"/>
                 <w:szCs w:val="16"/>
@@ -8738,6 +10778,7 @@
                 <w:i w:val="false"/>
                 <w:b w:val="false"/>
                 <w:u w:val="none"/>
+                <w:strike w:val="false"/>
                 <w:sz w:val="16"/>
                 <w:szCs w:val="16"/>
                 <w:color w:val="000000"/>
@@ -8751,7 +10792,6 @@
         <w:trPr>
           <w:trHeight w:val="360" w:hRule="auto"/>
         </w:trPr>
-        footer 2
         <w:tc>
           <w:tcPr>
             <w:gridSpan w:val="4"/>
@@ -8782,13 +10822,24 @@
               </w:pBdr>
               <w:spacing w:after="0" w:before="0" w:line="240"/>
               <w:ind w:left="100" w:right="100" w:firstLine="0" w:firstLineChars="0"/>
-            </w:pPr>
-            <w:r>
-              <w:rPr>
-                <w:rFonts w:ascii="Arial" w:hAnsi="Arial" w:eastAsia="Arial" w:cs="Arial"/>
-                <w:i w:val="false"/>
-                <w:b w:val="false"/>
-                <w:u w:val="none"/>
+              <w:rPr>
+                <w:rFonts w:ascii="Arial" w:hAnsi="Arial" w:eastAsia="Arial" w:cs="Arial"/>
+                <w:i w:val="false"/>
+                <w:b w:val="false"/>
+                <w:u w:val="none"/>
+                <w:strike w:val="false"/>
+                <w:sz w:val="16"/>
+                <w:szCs w:val="16"/>
+                <w:color w:val="000000"/>
+              </w:rPr>
+            </w:pPr>
+            <w:r>
+              <w:rPr>
+                <w:rFonts w:ascii="Arial" w:hAnsi="Arial" w:eastAsia="Arial" w:cs="Arial"/>
+                <w:i w:val="false"/>
+                <w:b w:val="false"/>
+                <w:u w:val="none"/>
+                <w:strike w:val="false"/>
                 <w:vertAlign w:val="superscript"/>
                 <w:sz w:val="16"/>
                 <w:szCs w:val="16"/>
@@ -8802,19 +10853,81 @@
                 <w:i w:val="false"/>
                 <w:b w:val="false"/>
                 <w:u w:val="none"/>
+                <w:strike w:val="false"/>
                 <w:sz w:val="16"/>
                 <w:szCs w:val="16"/>
                 <w:color w:val="000000"/>
               </w:rPr>
               <w:t xml:space="preserve">p-value from logistic regression multivariate model of all listed variables</w:t>
+            </w:r>
+          </w:p>
+        </w:tc>
+      </w:tr>
+      <w:tr>
+        <w:trPr>
+          <w:trHeight w:val="360" w:hRule="auto"/>
+        </w:trPr>
+        <w:tc>
+          <w:tcPr>
+            <w:gridSpan w:val="4"/>
+            <w:tcBorders>
+              <w:bottom w:val="none" w:sz="0" w:space="0" w:color="FFFFFF"/>
+              <w:top w:val="none" w:sz="0" w:space="0" w:color="FFFFFF"/>
+              <w:left w:val="none" w:sz="0" w:space="0" w:color="FFFFFF"/>
+              <w:right w:val="none" w:sz="0" w:space="0" w:color="FFFFFF"/>
+            </w:tcBorders>
+            <w:shd w:val="clear" w:color="auto" w:fill="FFFFFF"/>
+            <w:tcMar>
+              <w:top w:w="0" w:type="dxa"/>
+              <w:bottom w:w="0" w:type="dxa"/>
+              <w:left w:w="0" w:type="dxa"/>
+              <w:right w:w="0" w:type="dxa"/>
+            </w:tcMar>
+            <w:vAlign w:val="center"/>
+          </w:tcPr>
+          <w:p>
+            <w:pPr>
+              <w:pStyle w:val="Normal"/>
+              <w:jc w:val="left"/>
+              <w:pBdr>
+                <w:bottom w:val="none" w:sz="0" w:space="0" w:color="000000"/>
+                <w:top w:val="none" w:sz="0" w:space="0" w:color="000000"/>
+                <w:left w:val="none" w:sz="0" w:space="0" w:color="000000"/>
+                <w:right w:val="none" w:sz="0" w:space="0" w:color="000000"/>
+              </w:pBdr>
+              <w:spacing w:after="0" w:before="0" w:line="240"/>
+              <w:ind w:left="100" w:right="100" w:firstLine="0" w:firstLineChars="0"/>
+              <w:rPr>
+                <w:rFonts w:ascii="Arial" w:hAnsi="Arial" w:eastAsia="Arial" w:cs="Arial"/>
+                <w:i w:val="false"/>
+                <w:b w:val="false"/>
+                <w:u w:val="none"/>
+                <w:strike w:val="false"/>
+                <w:sz w:val="16"/>
+                <w:szCs w:val="16"/>
+                <w:color w:val="000000"/>
+              </w:rPr>
+            </w:pPr>
+            <w:r>
+              <w:rPr>
+                <w:rFonts w:ascii="Arial" w:hAnsi="Arial" w:eastAsia="Arial" w:cs="Arial"/>
+                <w:i w:val="false"/>
+                <w:b w:val="false"/>
+                <w:u w:val="none"/>
+                <w:strike w:val="false"/>
+                <w:sz w:val="16"/>
+                <w:szCs w:val="16"/>
+                <w:color w:val="000000"/>
+              </w:rPr>
+              <w:t xml:space="preserve">Abbreviation: CI = Confidence Interval</w:t>
             </w:r>
           </w:p>
         </w:tc>
       </w:tr>
     </w:tbl>
-    <w:sectPr w:officer="true">
-      <w:pgMar w:header="720" w:bottom="1440" w:top="1440" w:right="1440" w:left="1440" w:footer="720" w:gutter="720"/>
-      <w:pgSz w:h="16848" w:w="11952" w:orient="portrait"/>
+    <w:sectPr>
+      <w:pgMar w:header="708" w:bottom="1417" w:top="1417" w:right="1417" w:left="1417" w:footer="708" w:gutter="0"/>
+      <w:pgSz w:h="16838" w:w="11906" w:orient="portrait"/>
       <w:type w:val="continuous"/>
       <w:cols/>
     </w:sectPr>
